--- a/data/outputs/v2/Physics/SS2.1_Properties_of_Waves/Physics_Properties_of_Waves_FinalExplanation.docx
+++ b/data/outputs/v2/Physics/SS2.1_Properties_of_Waves/Physics_Properties_of_Waves_FinalExplanation.docx
@@ -38,6 +38,177 @@
           <w:szCs w:val="22"/>
         </w:rPr>
         <w:t xml:space="preserve">Student Assessment Document</w:t>
+      </w:r>
+    </w:p>
+    <w:p>
+      <w:pPr>
+        <w:spacing w:after="80" w:before="120"/>
+      </w:pPr>
+      <w:r>
+        <w:rPr>
+          <w:rFonts w:ascii="Arial" w:cs="Arial" w:eastAsia="Arial" w:hAnsi="Arial"/>
+          <w:b/>
+          <w:bCs/>
+          <w:color w:val="1F3864"/>
+          <w:sz w:val="20"/>
+          <w:szCs w:val="20"/>
+        </w:rPr>
+        <w:t xml:space="preserve">ATTRIBUTION AND LICENSING</w:t>
+      </w:r>
+    </w:p>
+    <w:p>
+      <w:pPr>
+        <w:spacing w:after="60" w:before="0"/>
+      </w:pPr>
+      <w:r>
+        <w:rPr>
+          <w:rFonts w:ascii="Arial" w:cs="Arial" w:eastAsia="Arial" w:hAnsi="Arial"/>
+          <w:b/>
+          <w:bCs/>
+          <w:sz w:val="17"/>
+          <w:szCs w:val="17"/>
+        </w:rPr>
+        <w:t xml:space="preserve">Curriculum Alignment: </w:t>
+      </w:r>
+      <w:r>
+        <w:rPr>
+          <w:rFonts w:ascii="Arial" w:cs="Arial" w:eastAsia="Arial" w:hAnsi="Arial"/>
+          <w:sz w:val="17"/>
+          <w:szCs w:val="17"/>
+        </w:rPr>
+        <w:t xml:space="preserve">Structured in pedagogical alignment with the competence-based curriculum format and learning outcomes established by the Kenya Institute of Curriculum Development (KICD). This material is independently developed and is not officially endorsed or published by KICD.</w:t>
+      </w:r>
+    </w:p>
+    <w:p>
+      <w:pPr>
+        <w:spacing w:after="60" w:before="0"/>
+      </w:pPr>
+      <w:r>
+        <w:rPr>
+          <w:rFonts w:ascii="Arial" w:cs="Arial" w:eastAsia="Arial" w:hAnsi="Arial"/>
+          <w:b/>
+          <w:bCs/>
+          <w:sz w:val="17"/>
+          <w:szCs w:val="17"/>
+        </w:rPr>
+        <w:t xml:space="preserve">Content &amp; Pedagogy: </w:t>
+      </w:r>
+      <w:r>
+        <w:rPr>
+          <w:rFonts w:ascii="Arial" w:cs="Arial" w:eastAsia="Arial" w:hAnsi="Arial"/>
+          <w:sz w:val="17"/>
+          <w:szCs w:val="17"/>
+        </w:rPr>
+        <w:t xml:space="preserve">Developed and adapted by the educator team at SeaVuria (registered 501(c)(3) in the United States and registered NGO in Kenya, No. 872-850A-BF11), who designed the pedagogical framework, lesson templates and exemplar lessons on which this material is based.</w:t>
+      </w:r>
+    </w:p>
+    <w:p>
+      <w:pPr>
+        <w:spacing w:after="60" w:before="0"/>
+      </w:pPr>
+      <w:r>
+        <w:rPr>
+          <w:rFonts w:ascii="Arial" w:cs="Arial" w:eastAsia="Arial" w:hAnsi="Arial"/>
+          <w:b/>
+          <w:bCs/>
+          <w:sz w:val="17"/>
+          <w:szCs w:val="17"/>
+        </w:rPr>
+        <w:t xml:space="preserve">Production &amp; Layout: </w:t>
+      </w:r>
+      <w:r>
+        <w:rPr>
+          <w:rFonts w:ascii="Arial" w:cs="Arial" w:eastAsia="Arial" w:hAnsi="Arial"/>
+          <w:sz w:val="17"/>
+          <w:szCs w:val="17"/>
+        </w:rPr>
+        <w:t xml:space="preserve">Educational design and curriculum sequencing by SeaVuria. Technical layout, structural formatting, and digital optimization/implementation executed in partnership with ARES Education (registered 501(c)(3) in the United States and Canada (as Afretech Aid) and registered NGO in Kenya), with lesson drafting and compilation assisted by AI (Claude, Anthropic).</w:t>
+      </w:r>
+    </w:p>
+    <w:p>
+      <w:pPr>
+        <w:pBdr>
+          <w:bottom w:val="single" w:color="1F3864" w:sz="6" w:space="6"/>
+        </w:pBdr>
+        <w:spacing w:after="60" w:before="0"/>
+      </w:pPr>
+      <w:r>
+        <w:rPr>
+          <w:rFonts w:ascii="Arial" w:cs="Arial" w:eastAsia="Arial" w:hAnsi="Arial"/>
+          <w:b/>
+          <w:bCs/>
+          <w:sz w:val="17"/>
+          <w:szCs w:val="17"/>
+        </w:rPr>
+        <w:t xml:space="preserve">Licensing &amp; Copyright: </w:t>
+      </w:r>
+      <w:r>
+        <w:rPr>
+          <w:rFonts w:ascii="Arial" w:cs="Arial" w:eastAsia="Arial" w:hAnsi="Arial"/>
+          <w:sz w:val="17"/>
+          <w:szCs w:val="17"/>
+        </w:rPr>
+        <w:t xml:space="preserve">© 2026 SeaVuria and ARES. This work is licensed under a </w:t>
+      </w:r>
+      <w:hyperlink w:history="1" r:id="rIdekrop9ygnbbfw3o-yai96">
+        <w:r>
+          <w:rPr>
+            <w:rFonts w:ascii="Arial" w:cs="Arial" w:eastAsia="Arial" w:hAnsi="Arial"/>
+            <w:color w:val="1F6B75"/>
+            <w:sz w:val="17"/>
+            <w:szCs w:val="17"/>
+            <w:u w:val="single" w:color="1F6B75"/>
+          </w:rPr>
+          <w:t xml:space="preserve">Creative Commons Attribution-NonCommercial 4.0 International License</w:t>
+        </w:r>
+      </w:hyperlink>
+      <w:r>
+        <w:rPr>
+          <w:rFonts w:ascii="Arial" w:cs="Arial" w:eastAsia="Arial" w:hAnsi="Arial"/>
+          <w:sz w:val="17"/>
+          <w:szCs w:val="17"/>
+        </w:rPr>
+        <w:t xml:space="preserve"> (</w:t>
+      </w:r>
+      <w:hyperlink w:history="1" r:id="rId3azf9_eigxa0iyidowsyc">
+        <w:r>
+          <w:rPr>
+            <w:rFonts w:ascii="Arial" w:cs="Arial" w:eastAsia="Arial" w:hAnsi="Arial"/>
+            <w:color w:val="1F6B75"/>
+            <w:sz w:val="17"/>
+            <w:szCs w:val="17"/>
+            <w:u w:val="single" w:color="1F6B75"/>
+          </w:rPr>
+          <w:t xml:space="preserve">CC BY-NC 4.0</w:t>
+        </w:r>
+      </w:hyperlink>
+      <w:r>
+        <w:rPr>
+          <w:rFonts w:ascii="Arial" w:cs="Arial" w:eastAsia="Arial" w:hAnsi="Arial"/>
+          <w:sz w:val="17"/>
+          <w:szCs w:val="17"/>
+        </w:rPr>
+        <w:t xml:space="preserve">). To view a copy of this license, visit </w:t>
+      </w:r>
+      <w:hyperlink w:history="1" r:id="rId7bkruwozkmvu4xdidgwuu">
+        <w:r>
+          <w:rPr>
+            <w:rFonts w:ascii="Arial" w:cs="Arial" w:eastAsia="Arial" w:hAnsi="Arial"/>
+            <w:color w:val="1F6B75"/>
+            <w:sz w:val="17"/>
+            <w:szCs w:val="17"/>
+            <w:u w:val="single" w:color="1F6B75"/>
+          </w:rPr>
+          <w:t xml:space="preserve">https://creativecommons.org/licenses/by-nc/4.0/</w:t>
+        </w:r>
+      </w:hyperlink>
+      <w:r>
+        <w:rPr>
+          <w:rFonts w:ascii="Arial" w:cs="Arial" w:eastAsia="Arial" w:hAnsi="Arial"/>
+          <w:sz w:val="17"/>
+          <w:szCs w:val="17"/>
+        </w:rPr>
+        <w:t xml:space="preserve">. You are free to copy, redistribute, and adapt this material in any medium or format, provided appropriate credit is given and the material is not used for commercial purposes. KICD learning outcomes and curriculum designations reproduced here for alignment purposes remain the property of KICD and are not covered by this license. Linked external resources (e.g. CK-12, Khan Academy, PhET) are subject to their own licenses.</w:t>
       </w:r>
     </w:p>
     <w:p>

--- a/data/outputs/v2/Physics/SS2.1_Properties_of_Waves/Physics_Properties_of_Waves_FinalExplanation.docx
+++ b/data/outputs/v2/Physics/SS2.1_Properties_of_Waves/Physics_Properties_of_Waves_FinalExplanation.docx
@@ -150,7 +150,7 @@
         </w:rPr>
         <w:t xml:space="preserve">© 2026 SeaVuria and ARES. This work is licensed under a </w:t>
       </w:r>
-      <w:hyperlink w:history="1" r:id="rIdekrop9ygnbbfw3o-yai96">
+      <w:hyperlink w:history="1" r:id="rId2988ydw34l7vt8_vkevhy">
         <w:r>
           <w:rPr>
             <w:rFonts w:ascii="Arial" w:cs="Arial" w:eastAsia="Arial" w:hAnsi="Arial"/>
@@ -170,7 +170,7 @@
         </w:rPr>
         <w:t xml:space="preserve"> (</w:t>
       </w:r>
-      <w:hyperlink w:history="1" r:id="rId3azf9_eigxa0iyidowsyc">
+      <w:hyperlink w:history="1" r:id="rIdskpo7x7hi9jlneqveovox">
         <w:r>
           <w:rPr>
             <w:rFonts w:ascii="Arial" w:cs="Arial" w:eastAsia="Arial" w:hAnsi="Arial"/>
@@ -190,7 +190,7 @@
         </w:rPr>
         <w:t xml:space="preserve">). To view a copy of this license, visit </w:t>
       </w:r>
-      <w:hyperlink w:history="1" r:id="rId7bkruwozkmvu4xdidgwuu">
+      <w:hyperlink w:history="1" r:id="rIdiax0a_uprkja7ftfaighz">
         <w:r>
           <w:rPr>
             <w:rFonts w:ascii="Arial" w:cs="Arial" w:eastAsia="Arial" w:hAnsi="Arial"/>

--- a/data/outputs/v2/Physics/SS2.1_Properties_of_Waves/Physics_Properties_of_Waves_FinalExplanation.docx
+++ b/data/outputs/v2/Physics/SS2.1_Properties_of_Waves/Physics_Properties_of_Waves_FinalExplanation.docx
@@ -38,177 +38,6 @@
           <w:szCs w:val="22"/>
         </w:rPr>
         <w:t xml:space="preserve">Student Assessment Document</w:t>
-      </w:r>
-    </w:p>
-    <w:p>
-      <w:pPr>
-        <w:spacing w:after="80" w:before="120"/>
-      </w:pPr>
-      <w:r>
-        <w:rPr>
-          <w:rFonts w:ascii="Arial" w:cs="Arial" w:eastAsia="Arial" w:hAnsi="Arial"/>
-          <w:b/>
-          <w:bCs/>
-          <w:color w:val="1F3864"/>
-          <w:sz w:val="20"/>
-          <w:szCs w:val="20"/>
-        </w:rPr>
-        <w:t xml:space="preserve">ATTRIBUTION AND LICENSING</w:t>
-      </w:r>
-    </w:p>
-    <w:p>
-      <w:pPr>
-        <w:spacing w:after="60" w:before="0"/>
-      </w:pPr>
-      <w:r>
-        <w:rPr>
-          <w:rFonts w:ascii="Arial" w:cs="Arial" w:eastAsia="Arial" w:hAnsi="Arial"/>
-          <w:b/>
-          <w:bCs/>
-          <w:sz w:val="17"/>
-          <w:szCs w:val="17"/>
-        </w:rPr>
-        <w:t xml:space="preserve">Curriculum Alignment: </w:t>
-      </w:r>
-      <w:r>
-        <w:rPr>
-          <w:rFonts w:ascii="Arial" w:cs="Arial" w:eastAsia="Arial" w:hAnsi="Arial"/>
-          <w:sz w:val="17"/>
-          <w:szCs w:val="17"/>
-        </w:rPr>
-        <w:t xml:space="preserve">Structured in pedagogical alignment with the competence-based curriculum format and learning outcomes established by the Kenya Institute of Curriculum Development (KICD). This material is independently developed and is not officially endorsed or published by KICD.</w:t>
-      </w:r>
-    </w:p>
-    <w:p>
-      <w:pPr>
-        <w:spacing w:after="60" w:before="0"/>
-      </w:pPr>
-      <w:r>
-        <w:rPr>
-          <w:rFonts w:ascii="Arial" w:cs="Arial" w:eastAsia="Arial" w:hAnsi="Arial"/>
-          <w:b/>
-          <w:bCs/>
-          <w:sz w:val="17"/>
-          <w:szCs w:val="17"/>
-        </w:rPr>
-        <w:t xml:space="preserve">Content &amp; Pedagogy: </w:t>
-      </w:r>
-      <w:r>
-        <w:rPr>
-          <w:rFonts w:ascii="Arial" w:cs="Arial" w:eastAsia="Arial" w:hAnsi="Arial"/>
-          <w:sz w:val="17"/>
-          <w:szCs w:val="17"/>
-        </w:rPr>
-        <w:t xml:space="preserve">Developed and adapted by the educator team at SeaVuria (registered 501(c)(3) in the United States and registered NGO in Kenya, No. 872-850A-BF11), who designed the pedagogical framework, lesson templates and exemplar lessons on which this material is based.</w:t>
-      </w:r>
-    </w:p>
-    <w:p>
-      <w:pPr>
-        <w:spacing w:after="60" w:before="0"/>
-      </w:pPr>
-      <w:r>
-        <w:rPr>
-          <w:rFonts w:ascii="Arial" w:cs="Arial" w:eastAsia="Arial" w:hAnsi="Arial"/>
-          <w:b/>
-          <w:bCs/>
-          <w:sz w:val="17"/>
-          <w:szCs w:val="17"/>
-        </w:rPr>
-        <w:t xml:space="preserve">Production &amp; Layout: </w:t>
-      </w:r>
-      <w:r>
-        <w:rPr>
-          <w:rFonts w:ascii="Arial" w:cs="Arial" w:eastAsia="Arial" w:hAnsi="Arial"/>
-          <w:sz w:val="17"/>
-          <w:szCs w:val="17"/>
-        </w:rPr>
-        <w:t xml:space="preserve">Educational design and curriculum sequencing by SeaVuria. Technical layout, structural formatting, and digital optimization/implementation executed in partnership with ARES Education (registered 501(c)(3) in the United States and Canada (as Afretech Aid) and registered NGO in Kenya), with lesson drafting and compilation assisted by AI (Claude, Anthropic).</w:t>
-      </w:r>
-    </w:p>
-    <w:p>
-      <w:pPr>
-        <w:pBdr>
-          <w:bottom w:val="single" w:color="1F3864" w:sz="6" w:space="6"/>
-        </w:pBdr>
-        <w:spacing w:after="60" w:before="0"/>
-      </w:pPr>
-      <w:r>
-        <w:rPr>
-          <w:rFonts w:ascii="Arial" w:cs="Arial" w:eastAsia="Arial" w:hAnsi="Arial"/>
-          <w:b/>
-          <w:bCs/>
-          <w:sz w:val="17"/>
-          <w:szCs w:val="17"/>
-        </w:rPr>
-        <w:t xml:space="preserve">Licensing &amp; Copyright: </w:t>
-      </w:r>
-      <w:r>
-        <w:rPr>
-          <w:rFonts w:ascii="Arial" w:cs="Arial" w:eastAsia="Arial" w:hAnsi="Arial"/>
-          <w:sz w:val="17"/>
-          <w:szCs w:val="17"/>
-        </w:rPr>
-        <w:t xml:space="preserve">© 2026 SeaVuria and ARES. This work is licensed under a </w:t>
-      </w:r>
-      <w:hyperlink w:history="1" r:id="rId2988ydw34l7vt8_vkevhy">
-        <w:r>
-          <w:rPr>
-            <w:rFonts w:ascii="Arial" w:cs="Arial" w:eastAsia="Arial" w:hAnsi="Arial"/>
-            <w:color w:val="1F6B75"/>
-            <w:sz w:val="17"/>
-            <w:szCs w:val="17"/>
-            <w:u w:val="single" w:color="1F6B75"/>
-          </w:rPr>
-          <w:t xml:space="preserve">Creative Commons Attribution-NonCommercial 4.0 International License</w:t>
-        </w:r>
-      </w:hyperlink>
-      <w:r>
-        <w:rPr>
-          <w:rFonts w:ascii="Arial" w:cs="Arial" w:eastAsia="Arial" w:hAnsi="Arial"/>
-          <w:sz w:val="17"/>
-          <w:szCs w:val="17"/>
-        </w:rPr>
-        <w:t xml:space="preserve"> (</w:t>
-      </w:r>
-      <w:hyperlink w:history="1" r:id="rIdskpo7x7hi9jlneqveovox">
-        <w:r>
-          <w:rPr>
-            <w:rFonts w:ascii="Arial" w:cs="Arial" w:eastAsia="Arial" w:hAnsi="Arial"/>
-            <w:color w:val="1F6B75"/>
-            <w:sz w:val="17"/>
-            <w:szCs w:val="17"/>
-            <w:u w:val="single" w:color="1F6B75"/>
-          </w:rPr>
-          <w:t xml:space="preserve">CC BY-NC 4.0</w:t>
-        </w:r>
-      </w:hyperlink>
-      <w:r>
-        <w:rPr>
-          <w:rFonts w:ascii="Arial" w:cs="Arial" w:eastAsia="Arial" w:hAnsi="Arial"/>
-          <w:sz w:val="17"/>
-          <w:szCs w:val="17"/>
-        </w:rPr>
-        <w:t xml:space="preserve">). To view a copy of this license, visit </w:t>
-      </w:r>
-      <w:hyperlink w:history="1" r:id="rIdiax0a_uprkja7ftfaighz">
-        <w:r>
-          <w:rPr>
-            <w:rFonts w:ascii="Arial" w:cs="Arial" w:eastAsia="Arial" w:hAnsi="Arial"/>
-            <w:color w:val="1F6B75"/>
-            <w:sz w:val="17"/>
-            <w:szCs w:val="17"/>
-            <w:u w:val="single" w:color="1F6B75"/>
-          </w:rPr>
-          <w:t xml:space="preserve">https://creativecommons.org/licenses/by-nc/4.0/</w:t>
-        </w:r>
-      </w:hyperlink>
-      <w:r>
-        <w:rPr>
-          <w:rFonts w:ascii="Arial" w:cs="Arial" w:eastAsia="Arial" w:hAnsi="Arial"/>
-          <w:sz w:val="17"/>
-          <w:szCs w:val="17"/>
-        </w:rPr>
-        <w:t xml:space="preserve">. You are free to copy, redistribute, and adapt this material in any medium or format, provided appropriate credit is given and the material is not used for commercial purposes. KICD learning outcomes and curriculum designations reproduced here for alignment purposes remain the property of KICD and are not covered by this license. Linked external resources (e.g. CK-12, Khan Academy, PhET) are subject to their own licenses.</w:t>
       </w:r>
     </w:p>
     <w:p>
@@ -2329,6 +2158,185 @@
         </w:tc>
       </w:tr>
     </w:tbl>
+    <w:p>
+      <w:pPr>
+        <w:spacing w:after="120"/>
+      </w:pPr>
+      <w:r>
+        <w:t xml:space="preserve"/>
+      </w:r>
+    </w:p>
+    <w:p>
+      <w:pPr>
+        <w:spacing w:after="80" w:before="120"/>
+      </w:pPr>
+      <w:r>
+        <w:rPr>
+          <w:rFonts w:ascii="Arial" w:cs="Arial" w:eastAsia="Arial" w:hAnsi="Arial"/>
+          <w:b/>
+          <w:bCs/>
+          <w:color w:val="1F3864"/>
+          <w:sz w:val="20"/>
+          <w:szCs w:val="20"/>
+        </w:rPr>
+        <w:t xml:space="preserve">ATTRIBUTION AND LICENSING</w:t>
+      </w:r>
+    </w:p>
+    <w:p>
+      <w:pPr>
+        <w:spacing w:after="60" w:before="0"/>
+      </w:pPr>
+      <w:r>
+        <w:rPr>
+          <w:rFonts w:ascii="Arial" w:cs="Arial" w:eastAsia="Arial" w:hAnsi="Arial"/>
+          <w:b/>
+          <w:bCs/>
+          <w:sz w:val="17"/>
+          <w:szCs w:val="17"/>
+        </w:rPr>
+        <w:t xml:space="preserve">Curriculum Alignment: </w:t>
+      </w:r>
+      <w:r>
+        <w:rPr>
+          <w:rFonts w:ascii="Arial" w:cs="Arial" w:eastAsia="Arial" w:hAnsi="Arial"/>
+          <w:sz w:val="17"/>
+          <w:szCs w:val="17"/>
+        </w:rPr>
+        <w:t xml:space="preserve">Structured in pedagogical alignment with the competence-based curriculum format and learning outcomes established by the Kenya Institute of Curriculum Development (KICD). This material is independently developed and is not officially endorsed or published by KICD.</w:t>
+      </w:r>
+    </w:p>
+    <w:p>
+      <w:pPr>
+        <w:spacing w:after="60" w:before="0"/>
+      </w:pPr>
+      <w:r>
+        <w:rPr>
+          <w:rFonts w:ascii="Arial" w:cs="Arial" w:eastAsia="Arial" w:hAnsi="Arial"/>
+          <w:b/>
+          <w:bCs/>
+          <w:sz w:val="17"/>
+          <w:szCs w:val="17"/>
+        </w:rPr>
+        <w:t xml:space="preserve">Content &amp; Pedagogy: </w:t>
+      </w:r>
+      <w:r>
+        <w:rPr>
+          <w:rFonts w:ascii="Arial" w:cs="Arial" w:eastAsia="Arial" w:hAnsi="Arial"/>
+          <w:sz w:val="17"/>
+          <w:szCs w:val="17"/>
+        </w:rPr>
+        <w:t xml:space="preserve">Developed and adapted by the educator team at SeaVuria (registered 501(c)(3) in the United States and registered NGO in Kenya, No. 872-850A-BF11), who designed the pedagogical framework, lesson templates and exemplar lessons on which this material is based.</w:t>
+      </w:r>
+    </w:p>
+    <w:p>
+      <w:pPr>
+        <w:spacing w:after="60" w:before="0"/>
+      </w:pPr>
+      <w:r>
+        <w:rPr>
+          <w:rFonts w:ascii="Arial" w:cs="Arial" w:eastAsia="Arial" w:hAnsi="Arial"/>
+          <w:b/>
+          <w:bCs/>
+          <w:sz w:val="17"/>
+          <w:szCs w:val="17"/>
+        </w:rPr>
+        <w:t xml:space="preserve">Production &amp; Layout: </w:t>
+      </w:r>
+      <w:r>
+        <w:rPr>
+          <w:rFonts w:ascii="Arial" w:cs="Arial" w:eastAsia="Arial" w:hAnsi="Arial"/>
+          <w:sz w:val="17"/>
+          <w:szCs w:val="17"/>
+        </w:rPr>
+        <w:t xml:space="preserve">Educational design and curriculum sequencing by SeaVuria. Technical layout, structural formatting, and digital optimization/implementation executed in partnership with ARES Education (registered 501(c)(3) in the United States and Canada (as Afretech Aid) and registered NGO in Kenya), with lesson drafting and compilation assisted by AI (Claude, Anthropic).</w:t>
+      </w:r>
+    </w:p>
+    <w:p>
+      <w:pPr>
+        <w:pBdr>
+          <w:bottom w:val="single" w:color="1F3864" w:sz="6" w:space="6"/>
+        </w:pBdr>
+        <w:spacing w:after="60" w:before="0"/>
+      </w:pPr>
+      <w:r>
+        <w:rPr>
+          <w:rFonts w:ascii="Arial" w:cs="Arial" w:eastAsia="Arial" w:hAnsi="Arial"/>
+          <w:b/>
+          <w:bCs/>
+          <w:sz w:val="17"/>
+          <w:szCs w:val="17"/>
+        </w:rPr>
+        <w:t xml:space="preserve">Licensing &amp; Copyright: </w:t>
+      </w:r>
+      <w:r>
+        <w:rPr>
+          <w:rFonts w:ascii="Arial" w:cs="Arial" w:eastAsia="Arial" w:hAnsi="Arial"/>
+          <w:sz w:val="17"/>
+          <w:szCs w:val="17"/>
+        </w:rPr>
+        <w:t xml:space="preserve">© 2026 SeaVuria and ARES. This work is licensed under a </w:t>
+      </w:r>
+      <w:hyperlink w:history="1" r:id="rIdtwlplitejuob562vscg39">
+        <w:r>
+          <w:rPr>
+            <w:rFonts w:ascii="Arial" w:cs="Arial" w:eastAsia="Arial" w:hAnsi="Arial"/>
+            <w:color w:val="1F6B75"/>
+            <w:sz w:val="17"/>
+            <w:szCs w:val="17"/>
+            <w:u w:val="single" w:color="1F6B75"/>
+          </w:rPr>
+          <w:t xml:space="preserve">Creative Commons Attribution-NonCommercial 4.0 International License</w:t>
+        </w:r>
+      </w:hyperlink>
+      <w:r>
+        <w:rPr>
+          <w:rFonts w:ascii="Arial" w:cs="Arial" w:eastAsia="Arial" w:hAnsi="Arial"/>
+          <w:sz w:val="17"/>
+          <w:szCs w:val="17"/>
+        </w:rPr>
+        <w:t xml:space="preserve"> (</w:t>
+      </w:r>
+      <w:hyperlink w:history="1" r:id="rId5tbyc_soumlbort5cgc6u">
+        <w:r>
+          <w:rPr>
+            <w:rFonts w:ascii="Arial" w:cs="Arial" w:eastAsia="Arial" w:hAnsi="Arial"/>
+            <w:color w:val="1F6B75"/>
+            <w:sz w:val="17"/>
+            <w:szCs w:val="17"/>
+            <w:u w:val="single" w:color="1F6B75"/>
+          </w:rPr>
+          <w:t xml:space="preserve">CC BY-NC 4.0</w:t>
+        </w:r>
+      </w:hyperlink>
+      <w:r>
+        <w:rPr>
+          <w:rFonts w:ascii="Arial" w:cs="Arial" w:eastAsia="Arial" w:hAnsi="Arial"/>
+          <w:sz w:val="17"/>
+          <w:szCs w:val="17"/>
+        </w:rPr>
+        <w:t xml:space="preserve">). To view a copy of this license, visit </w:t>
+      </w:r>
+      <w:hyperlink w:history="1" r:id="rIdcc46cu_rzpr3lypvh63bg">
+        <w:r>
+          <w:rPr>
+            <w:rFonts w:ascii="Arial" w:cs="Arial" w:eastAsia="Arial" w:hAnsi="Arial"/>
+            <w:color w:val="1F6B75"/>
+            <w:sz w:val="17"/>
+            <w:szCs w:val="17"/>
+            <w:u w:val="single" w:color="1F6B75"/>
+          </w:rPr>
+          <w:t xml:space="preserve">https://creativecommons.org/licenses/by-nc/4.0/</w:t>
+        </w:r>
+      </w:hyperlink>
+      <w:r>
+        <w:rPr>
+          <w:rFonts w:ascii="Arial" w:cs="Arial" w:eastAsia="Arial" w:hAnsi="Arial"/>
+          <w:sz w:val="17"/>
+          <w:szCs w:val="17"/>
+        </w:rPr>
+        <w:t xml:space="preserve">. You are free to copy, redistribute, and adapt this material in any medium or format, provided appropriate credit is given and the material is not used for commercial purposes. KICD learning outcomes and curriculum designations reproduced here for alignment purposes remain the property of KICD and are not covered by this license. Linked external resources (e.g. CK-12, Khan Academy, PhET) are subject to their own licenses.</w:t>
+      </w:r>
+    </w:p>
     <w:sectPr>
       <w:pgSz w:w="15840" w:h="12240" w:orient="landscape"/>
       <w:pgMar w:top="1080" w:right="1080" w:bottom="1080" w:left="1080" w:header="708" w:footer="708" w:gutter="0"/>

--- a/data/outputs/v2/Physics/SS2.1_Properties_of_Waves/Physics_Properties_of_Waves_FinalExplanation.docx
+++ b/data/outputs/v2/Physics/SS2.1_Properties_of_Waves/Physics_Properties_of_Waves_FinalExplanation.docx
@@ -95,7 +95,7 @@
                 <w:sz w:val="22"/>
                 <w:szCs w:val="22"/>
               </w:rPr>
-              <w:t xml:space="preserve">FINAL EXPLANATION: PHYSICS GRADE 10 — SUB-STRAND 2.1: PROPERTIES OF WAVES</w:t>
+              <w:t xml:space="preserve">FINAL EXPLANATION: PHYSICS GRADE 10 – SUB-STRAND 2.1 PROPERTIES OF WAVES: FINAL EXPLANATION</w:t>
             </w:r>
           </w:p>
         </w:tc>
@@ -422,259 +422,7 @@
                 <w:sz w:val="18"/>
                 <w:szCs w:val="18"/>
               </w:rPr>
-              <w:t xml:space="preserve">FINAL EXPLANATION ASSESSMENT — "Why does the matatu's horn change pitch as it passes, and why does the FM radio signal disappear inside the Kabete tunnel — and what do these two mysteries reveal about how ALL waves behave?"</w:t>
-            </w:r>
-          </w:p>
-          <w:p>
-            <w:pPr>
-              <w:spacing w:after="40" w:before="0"/>
-              <w:jc w:val="left"/>
-            </w:pPr>
-            <w:r>
-              <w:rPr>
-                <w:rFonts w:ascii="Arial" w:cs="Arial" w:eastAsia="Arial" w:hAnsi="Arial"/>
-                <w:b w:val="false"/>
-                <w:bCs w:val="false"/>
-                <w:i w:val="false"/>
-                <w:iCs w:val="false"/>
-                <w:color w:val="000000"/>
-                <w:sz w:val="18"/>
-                <w:szCs w:val="18"/>
-              </w:rPr>
-              <w:t xml:space="preserve"/>
-            </w:r>
-          </w:p>
-          <w:p>
-            <w:pPr>
-              <w:spacing w:after="40" w:before="0"/>
-              <w:jc w:val="left"/>
-            </w:pPr>
-            <w:r>
-              <w:rPr>
-                <w:rFonts w:ascii="Arial" w:cs="Arial" w:eastAsia="Arial" w:hAnsi="Arial"/>
-                <w:b w:val="false"/>
-                <w:bCs w:val="false"/>
-                <w:i w:val="false"/>
-                <w:iCs w:val="false"/>
-                <w:color w:val="000000"/>
-                <w:sz w:val="18"/>
-                <w:szCs w:val="18"/>
-              </w:rPr>
-              <w:t xml:space="preserve">WHAT IS THIS DOCUMENT?</w:t>
-            </w:r>
-          </w:p>
-          <w:p>
-            <w:pPr>
-              <w:spacing w:after="40" w:before="0"/>
-              <w:jc w:val="left"/>
-            </w:pPr>
-            <w:r>
-              <w:rPr>
-                <w:rFonts w:ascii="Arial" w:cs="Arial" w:eastAsia="Arial" w:hAnsi="Arial"/>
-                <w:b w:val="false"/>
-                <w:bCs w:val="false"/>
-                <w:i w:val="false"/>
-                <w:iCs w:val="false"/>
-                <w:color w:val="000000"/>
-                <w:sz w:val="18"/>
-                <w:szCs w:val="18"/>
-              </w:rPr>
-              <w:t xml:space="preserve">This is your Final Explanation task. Over the past 12 lessons, you have investigated the anchoring phenomenon: the changing pitch of a matatu horn on the Nakuru–Nairobi highway and the disappearing FM radio signal inside the Kabete tunnel. Now it is time to bring all of your evidence, models, and reasoning together into one coherent scientific explanation.</w:t>
-            </w:r>
-          </w:p>
-          <w:p>
-            <w:pPr>
-              <w:spacing w:after="40" w:before="0"/>
-              <w:jc w:val="left"/>
-            </w:pPr>
-            <w:r>
-              <w:rPr>
-                <w:rFonts w:ascii="Arial" w:cs="Arial" w:eastAsia="Arial" w:hAnsi="Arial"/>
-                <w:b w:val="false"/>
-                <w:bCs w:val="false"/>
-                <w:i w:val="false"/>
-                <w:iCs w:val="false"/>
-                <w:color w:val="000000"/>
-                <w:sz w:val="18"/>
-                <w:szCs w:val="18"/>
-              </w:rPr>
-              <w:t xml:space="preserve"/>
-            </w:r>
-          </w:p>
-          <w:p>
-            <w:pPr>
-              <w:spacing w:after="40" w:before="0"/>
-              <w:jc w:val="left"/>
-            </w:pPr>
-            <w:r>
-              <w:rPr>
-                <w:rFonts w:ascii="Arial" w:cs="Arial" w:eastAsia="Arial" w:hAnsi="Arial"/>
-                <w:b w:val="false"/>
-                <w:bCs w:val="false"/>
-                <w:i w:val="false"/>
-                <w:iCs w:val="false"/>
-                <w:color w:val="000000"/>
-                <w:sz w:val="18"/>
-                <w:szCs w:val="18"/>
-              </w:rPr>
-              <w:t xml:space="preserve">HOW TO USE THIS DOCUMENT:</w:t>
-            </w:r>
-          </w:p>
-          <w:p>
-            <w:pPr>
-              <w:spacing w:after="40" w:before="0"/>
-              <w:jc w:val="left"/>
-            </w:pPr>
-            <w:r>
-              <w:rPr>
-                <w:rFonts w:ascii="Arial" w:cs="Arial" w:eastAsia="Arial" w:hAnsi="Arial"/>
-                <w:b w:val="false"/>
-                <w:bCs w:val="false"/>
-                <w:i w:val="false"/>
-                <w:iCs w:val="false"/>
-                <w:color w:val="000000"/>
-                <w:sz w:val="18"/>
-                <w:szCs w:val="18"/>
-              </w:rPr>
-              <w:t xml:space="preserve">Read each section prompt carefully before you write. Use your Driving Question Board (DQB) notes, your lab data, your wave diagrams, and your revised models from throughout the unit. Each section builds on the one before it — your explanation should read as one connected argument, not a list of separate answers. Use scientific vocabulary correctly, connect every claim to evidence, and always link your reasoning back to the two real phenomena you observed at the start of this unit.</w:t>
-            </w:r>
-          </w:p>
-          <w:p>
-            <w:pPr>
-              <w:spacing w:after="40" w:before="0"/>
-              <w:jc w:val="left"/>
-            </w:pPr>
-            <w:r>
-              <w:rPr>
-                <w:rFonts w:ascii="Arial" w:cs="Arial" w:eastAsia="Arial" w:hAnsi="Arial"/>
-                <w:b w:val="false"/>
-                <w:bCs w:val="false"/>
-                <w:i w:val="false"/>
-                <w:iCs w:val="false"/>
-                <w:color w:val="000000"/>
-                <w:sz w:val="18"/>
-                <w:szCs w:val="18"/>
-              </w:rPr>
-              <w:t xml:space="preserve"/>
-            </w:r>
-          </w:p>
-          <w:p>
-            <w:pPr>
-              <w:spacing w:after="40" w:before="0"/>
-              <w:jc w:val="left"/>
-            </w:pPr>
-            <w:r>
-              <w:rPr>
-                <w:rFonts w:ascii="Arial" w:cs="Arial" w:eastAsia="Arial" w:hAnsi="Arial"/>
-                <w:b w:val="false"/>
-                <w:bCs w:val="false"/>
-                <w:i w:val="false"/>
-                <w:iCs w:val="false"/>
-                <w:color w:val="000000"/>
-                <w:sz w:val="18"/>
-                <w:szCs w:val="18"/>
-              </w:rPr>
-              <w:t xml:space="preserve">TIPS FOR SUCCESS:</w:t>
-            </w:r>
-          </w:p>
-          <w:p>
-            <w:pPr>
-              <w:spacing w:after="30" w:before="0"/>
-              <w:ind w:left="360" w:hanging="180"/>
-              <w:jc w:val="left"/>
-            </w:pPr>
-            <w:r>
-              <w:rPr>
-                <w:rFonts w:ascii="Arial" w:cs="Arial" w:eastAsia="Arial" w:hAnsi="Arial"/>
-                <w:b w:val="false"/>
-                <w:bCs w:val="false"/>
-                <w:i w:val="false"/>
-                <w:iCs w:val="false"/>
-                <w:color w:val="000000"/>
-                <w:sz w:val="18"/>
-                <w:szCs w:val="18"/>
-              </w:rPr>
-              <w:t xml:space="preserve">–  Make a claim → support it with specific evidence → explain the reasoning that connects them (C-E-R framework).</w:t>
-            </w:r>
-          </w:p>
-          <w:p>
-            <w:pPr>
-              <w:spacing w:after="30" w:before="0"/>
-              <w:ind w:left="360" w:hanging="180"/>
-              <w:jc w:val="left"/>
-            </w:pPr>
-            <w:r>
-              <w:rPr>
-                <w:rFonts w:ascii="Arial" w:cs="Arial" w:eastAsia="Arial" w:hAnsi="Arial"/>
-                <w:b w:val="false"/>
-                <w:bCs w:val="false"/>
-                <w:i w:val="false"/>
-                <w:iCs w:val="false"/>
-                <w:color w:val="000000"/>
-                <w:sz w:val="18"/>
-                <w:szCs w:val="18"/>
-              </w:rPr>
-              <w:t xml:space="preserve">–  Include labelled wave diagrams where helpful — a strong diagram can replace many sentences of description.</w:t>
-            </w:r>
-          </w:p>
-          <w:p>
-            <w:pPr>
-              <w:spacing w:after="30" w:before="0"/>
-              <w:ind w:left="360" w:hanging="180"/>
-              <w:jc w:val="left"/>
-            </w:pPr>
-            <w:r>
-              <w:rPr>
-                <w:rFonts w:ascii="Arial" w:cs="Arial" w:eastAsia="Arial" w:hAnsi="Arial"/>
-                <w:b w:val="false"/>
-                <w:bCs w:val="false"/>
-                <w:i w:val="false"/>
-                <w:iCs w:val="false"/>
-                <w:color w:val="000000"/>
-                <w:sz w:val="18"/>
-                <w:szCs w:val="18"/>
-              </w:rPr>
-              <w:t xml:space="preserve">–  Use Kenyan examples from this unit (the matatu, Classic 105 FM, the Kabete tunnel, the Rift Valley topography) to ground your explanation in real context.</w:t>
-            </w:r>
-          </w:p>
-          <w:p>
-            <w:pPr>
-              <w:spacing w:after="30" w:before="0"/>
-              <w:ind w:left="360" w:hanging="180"/>
-              <w:jc w:val="left"/>
-            </w:pPr>
-            <w:r>
-              <w:rPr>
-                <w:rFonts w:ascii="Arial" w:cs="Arial" w:eastAsia="Arial" w:hAnsi="Arial"/>
-                <w:b w:val="false"/>
-                <w:bCs w:val="false"/>
-                <w:i w:val="false"/>
-                <w:iCs w:val="false"/>
-                <w:color w:val="000000"/>
-                <w:sz w:val="18"/>
-                <w:szCs w:val="18"/>
-              </w:rPr>
-              <w:t xml:space="preserve">–  Write in full sentences and organise your ideas clearly within each section.</w:t>
-            </w:r>
-          </w:p>
-          <w:p>
-            <w:pPr>
-              <w:spacing w:after="30" w:before="0"/>
-              <w:ind w:left="360" w:hanging="180"/>
-              <w:jc w:val="left"/>
-            </w:pPr>
-            <w:r>
-              <w:rPr>
-                <w:rFonts w:ascii="Arial" w:cs="Arial" w:eastAsia="Arial" w:hAnsi="Arial"/>
-                <w:b w:val="false"/>
-                <w:bCs w:val="false"/>
-                <w:i w:val="false"/>
-                <w:iCs w:val="false"/>
-                <w:color w:val="000000"/>
-                <w:sz w:val="18"/>
-                <w:szCs w:val="18"/>
-              </w:rPr>
-              <w:t xml:space="preserve">–  Target length: 600–900 words total across all sections (not counting diagrams).</w:t>
+              <w:t xml:space="preserve">Today you will write your Final Explanation for the driving question: Why does the matatu's horn change pitch as it passes, and why does the FM radio signal disappear inside the Kabete tunnel, and what do these two mysteries reveal about how ALL waves behave? Answer every section in the space under each prompt. Write in full sentences, use numbers and units where you can, and use evidence from the investigations, simulations and calculations we did in this unit. Draw a labelled diagram wherever a prompt asks for one. Show every step of any calculation. You may use v = f λ and the speed of light of 3.0 × 10^8 m/s.</w:t>
             </w:r>
           </w:p>
         </w:tc>
@@ -702,14 +450,12 @@
         <w:tblLayout w:type="fixed"/>
       </w:tblPr>
       <w:tblGrid>
-        <w:gridCol w:w="3000"/>
-        <w:gridCol w:w="10680"/>
+        <w:gridCol w:w="13680"/>
       </w:tblGrid>
       <w:tr>
         <w:tc>
           <w:tcPr>
             <w:tcW w:type="dxa" w:w="13680"/>
-            <w:gridSpan w:val="2"/>
             <w:shd w:fill="1F3864" w:color="auto" w:val="clear"/>
             <w:tcMar>
               <w:top w:type="dxa" w:w="60"/>
@@ -735,15 +481,15 @@
                 <w:sz w:val="22"/>
                 <w:szCs w:val="22"/>
               </w:rPr>
-              <w:t xml:space="preserve">Section 1: The Universal Language of Waves — Core Properties</w:t>
-            </w:r>
-          </w:p>
-        </w:tc>
-      </w:tr>
-      <w:tr>
-        <w:tc>
-          <w:tcPr>
-            <w:tcW w:type="dxa" w:w="3000"/>
+              <w:t xml:space="preserve">Part 1: What is a wave? The idea behind both mysteries</w:t>
+            </w:r>
+          </w:p>
+        </w:tc>
+      </w:tr>
+      <w:tr>
+        <w:tc>
+          <w:tcPr>
+            <w:tcW w:type="dxa" w:w="13680"/>
             <w:shd w:fill="D9EEF1" w:color="auto" w:val="clear"/>
             <w:tcMar>
               <w:top w:type="dxa" w:w="60"/>
@@ -769,13 +515,18 @@
                 <w:sz w:val="18"/>
                 <w:szCs w:val="18"/>
               </w:rPr>
-              <w:t xml:space="preserve">Before you can explain either mystery, you need to establish the shared foundation. In this section, define and explain the key properties that ALL waves share — whether they are sound waves from a matatu horn or radio waves from a Classic 105 FM transmitter in Nairobi. Your explanation must include: (a) amplitude, wavelength, frequency, and wave speed — with correct units and the relationship between them (v = fλ); (b) the distinction between transverse and longitudinal waves, with one example of each from the anchoring phenomenon; and (c) a clearly labelled wave diagram showing at least wavelength and amplitude. Explain in your own words why these properties matter — what does each one actually tell us about the wave?</w:t>
-            </w:r>
-          </w:p>
-        </w:tc>
-        <w:tc>
-          <w:tcPr>
-            <w:tcW w:type="dxa" w:w="10680"/>
+              <w:t xml:space="preserve">A student travelling from Nakuru to Nairobi hears a matatu horn and listens to Classic 105 FM on the bus radio. (a) Explain what a wave is and what it does and does not transfer. (b) Name the wave type (transverse or longitudinal) of the matatu horn sound and of the FM radio signal, and state how the particle or field vibration relates to the direction of travel in each. (c) Explain why it is useful to treat sound and radio as the same kind of thing, even though they seem so different.</w:t>
+            </w:r>
+          </w:p>
+        </w:tc>
+      </w:tr>
+      <w:tr>
+        <w:trPr>
+          <w:trHeight w:val="4200" w:hRule="atLeast"/>
+        </w:trPr>
+        <w:tc>
+          <w:tcPr>
+            <w:tcW w:type="dxa" w:w="13680"/>
             <w:shd w:fill="FFFFFF" w:color="auto" w:val="clear"/>
             <w:tcMar>
               <w:top w:type="dxa" w:w="60"/>
@@ -795,13 +546,13 @@
                 <w:rFonts w:ascii="Arial" w:cs="Arial" w:eastAsia="Arial" w:hAnsi="Arial"/>
                 <w:b w:val="false"/>
                 <w:bCs w:val="false"/>
-                <w:i w:val="false"/>
-                <w:iCs w:val="false"/>
-                <w:color w:val="000000"/>
-                <w:sz w:val="18"/>
-                <w:szCs w:val="18"/>
-              </w:rPr>
-              <w:t xml:space="preserve">All waves — whether mechanical like sound or electromagnetic like radio — transfer energy from one place to another without permanently moving the medium through which they travel. Every wave can be described using four key properties. Amplitude is the maximum displacement of the medium from its rest position; for a sound wave from the matatu horn, a larger amplitude means a louder sound. Wavelength (λ) is the distance between two successive crests (or compressions), measured in metres. Frequency (f) is the number of complete wave cycles passing a fixed point every second, measured in Hertz (Hz). Wave speed (v) is how fast the wave pattern moves through the medium, measured in m/s. These three quantities are linked by the wave equation: v = fλ. This means that for a wave travelling at a fixed speed, a higher frequency must correspond to a shorter wavelength — a relationship that will be central to explaining the Kabete tunnel mystery. Sound waves, like the matatu horn, are longitudinal: the air particles vibrate parallel to the direction the wave travels, creating alternating compressions and rarefactions. Radio waves, like the Classic 105 FM signal, are transverse electromagnetic waves: the electric and magnetic fields oscillate perpendicular to the direction of travel, requiring no medium at all — which is why they can travel from a transmitter tower through the air to your radio receiver. [A labelled diagram here should show one full wavelength with amplitude marked on a transverse wave, and a separate diagram of a longitudinal wave showing compressions and rarefactions.]</w:t>
+                <w:i/>
+                <w:iCs/>
+                <w:color w:val="808080"/>
+                <w:sz w:val="18"/>
+                <w:szCs w:val="18"/>
+              </w:rPr>
+              <w:t xml:space="preserve">Write your answer here:</w:t>
             </w:r>
           </w:p>
         </w:tc>
@@ -829,14 +580,12 @@
         <w:tblLayout w:type="fixed"/>
       </w:tblPr>
       <w:tblGrid>
-        <w:gridCol w:w="3000"/>
-        <w:gridCol w:w="10680"/>
+        <w:gridCol w:w="13680"/>
       </w:tblGrid>
       <w:tr>
         <w:tc>
           <w:tcPr>
             <w:tcW w:type="dxa" w:w="13680"/>
-            <w:gridSpan w:val="2"/>
             <w:shd w:fill="1F3864" w:color="auto" w:val="clear"/>
             <w:tcMar>
               <w:top w:type="dxa" w:w="60"/>
@@ -862,15 +611,15 @@
                 <w:sz w:val="22"/>
                 <w:szCs w:val="22"/>
               </w:rPr>
-              <w:t xml:space="preserve">Section 2: Mystery 1 — The Shifting Pitch of the Matatu Horn (The Doppler Effect)</w:t>
-            </w:r>
-          </w:p>
-        </w:tc>
-      </w:tr>
-      <w:tr>
-        <w:tc>
-          <w:tcPr>
-            <w:tcW w:type="dxa" w:w="3000"/>
+              <w:t xml:space="preserve">Part 2: The matatu horn and the Doppler effect</w:t>
+            </w:r>
+          </w:p>
+        </w:tc>
+      </w:tr>
+      <w:tr>
+        <w:tc>
+          <w:tcPr>
+            <w:tcW w:type="dxa" w:w="13680"/>
             <w:shd w:fill="D9EEF1" w:color="auto" w:val="clear"/>
             <w:tcMar>
               <w:top w:type="dxa" w:w="60"/>
@@ -896,13 +645,18 @@
                 <w:sz w:val="18"/>
                 <w:szCs w:val="18"/>
               </w:rPr>
-              <w:t xml:space="preserve">Now explain the first mystery directly. A matatu travelling in the opposite direction on the Nakuru–Nairobi highway sounds higher-pitched as it approaches and lower-pitched as it moves away — even though the driver never touches the horn. Use your understanding of wave properties to construct a full scientific explanation. Your explanation must: (a) identify the specific wave property that determines pitch; (b) explain, using a diagram or clear reasoning, why the relative motion between the matatu and the student changes that property; (c) use the correct scientific name for this effect and state what it depends on; and (d) give one additional real-world example of the same effect that is relevant to Kenya (not the matatu itself).</w:t>
-            </w:r>
-          </w:p>
-        </w:tc>
-        <w:tc>
-          <w:tcPr>
-            <w:tcW w:type="dxa" w:w="10680"/>
+              <w:t xml:space="preserve">The matatu driver holds the horn at the same setting the whole time, yet the student, in a vehicle travelling in the opposite direction, hears a higher pitch as the matatu approaches and a lower pitch as it moves away. (a) Explain, using what happens to the wave crests, why the detected frequency changes. (b) Say what stays the same and what changes: the horn's own frequency or the frequency detected by the student. (c) Draw and label a diagram showing the wave crests around the moving matatu, marking the direction of the matatu's motion, and mark the positions where the student would hear a higher pitch and where a lower pitch.</w:t>
+            </w:r>
+          </w:p>
+        </w:tc>
+      </w:tr>
+      <w:tr>
+        <w:trPr>
+          <w:trHeight w:val="4200" w:hRule="atLeast"/>
+        </w:trPr>
+        <w:tc>
+          <w:tcPr>
+            <w:tcW w:type="dxa" w:w="13680"/>
             <w:shd w:fill="FFFFFF" w:color="auto" w:val="clear"/>
             <w:tcMar>
               <w:top w:type="dxa" w:w="60"/>
@@ -922,13 +676,13 @@
                 <w:rFonts w:ascii="Arial" w:cs="Arial" w:eastAsia="Arial" w:hAnsi="Arial"/>
                 <w:b w:val="false"/>
                 <w:bCs w:val="false"/>
-                <w:i w:val="false"/>
-                <w:iCs w:val="false"/>
-                <w:color w:val="000000"/>
-                <w:sz w:val="18"/>
-                <w:szCs w:val="18"/>
-              </w:rPr>
-              <w:t xml:space="preserve">The pitch you hear from a sound source depends on the frequency of the sound waves reaching your ears — higher frequency means higher pitch. When the matatu is stationary, its horn emits sound waves at a constant frequency in all directions, and a listener anywhere nearby hears the same pitch. But when the matatu moves toward you at high speed along the Nakuru–Nairobi highway, something important happens: each successive compression of the sound wave is emitted from a position slightly closer to you than the one before. This squashes the wave crests together in front of the matatu, effectively shortening the wavelength on the approaching side. Since the speed of sound in air is approximately constant (about 340 m/s), a shorter wavelength means a higher frequency — and you hear a higher pitch. As the matatu passes and moves away, the opposite happens: each compression is emitted from a position slightly farther from you, stretching the wavelength out and lowering the frequency — so you hear a sudden drop in pitch. This phenomenon is called the Doppler Effect. It depends on the relative velocity between the source and the observer; the greater the speed of the matatu, the larger the shift in pitch. A second Kenyan example: athletes and spectators at the Nyayo National Stadium in Nairobi notice that the pitch of a referee's whistle sounds slightly higher as the referee sprints toward the far end of the pitch. Astronomers also use the Doppler Effect to measure how fast distant stars are moving relative to Earth — a technique that works because light is also a wave.</w:t>
+                <w:i/>
+                <w:iCs/>
+                <w:color w:val="808080"/>
+                <w:sz w:val="18"/>
+                <w:szCs w:val="18"/>
+              </w:rPr>
+              <w:t xml:space="preserve">Write your answer here:</w:t>
             </w:r>
           </w:p>
         </w:tc>
@@ -956,14 +710,12 @@
         <w:tblLayout w:type="fixed"/>
       </w:tblPr>
       <w:tblGrid>
-        <w:gridCol w:w="3000"/>
-        <w:gridCol w:w="10680"/>
+        <w:gridCol w:w="13680"/>
       </w:tblGrid>
       <w:tr>
         <w:tc>
           <w:tcPr>
             <w:tcW w:type="dxa" w:w="13680"/>
-            <w:gridSpan w:val="2"/>
             <w:shd w:fill="1F3864" w:color="auto" w:val="clear"/>
             <w:tcMar>
               <w:top w:type="dxa" w:w="60"/>
@@ -989,15 +741,15 @@
                 <w:sz w:val="22"/>
                 <w:szCs w:val="22"/>
               </w:rPr>
-              <w:t xml:space="preserve">Section 3: Mystery 2 — The Kabete Tunnel and the Selective Signal Blackout</w:t>
-            </w:r>
-          </w:p>
-        </w:tc>
-      </w:tr>
-      <w:tr>
-        <w:tc>
-          <w:tcPr>
-            <w:tcW w:type="dxa" w:w="3000"/>
+              <w:t xml:space="preserve">Part 3: Wavelengths of FM and AM signals</w:t>
+            </w:r>
+          </w:p>
+        </w:tc>
+      </w:tr>
+      <w:tr>
+        <w:tc>
+          <w:tcPr>
+            <w:tcW w:type="dxa" w:w="13680"/>
             <w:shd w:fill="D9EEF1" w:color="auto" w:val="clear"/>
             <w:tcMar>
               <w:top w:type="dxa" w:w="60"/>
@@ -1023,13 +775,18 @@
                 <w:sz w:val="18"/>
                 <w:szCs w:val="18"/>
               </w:rPr>
-              <w:t xml:space="preserve">Now explain the second mystery. When the student's bus enters the Kabete tunnel, the FM radio signal (Classic 105, 105.2 MHz) cuts out almost completely, but the AM signal remains audible. Both signals are electromagnetic waves broadcast from Nairobi — so why does the tunnel affect them differently? Your explanation must address: (a) the key difference between FM and AM signals in terms of wave properties (frequency and wavelength — use v = fλ and the speed of light, 3 × 10⁸ m/s, to calculate approximate wavelengths for each); (b) how the physical dimensions of the tunnel interact with the wavelength of each signal; (c) the role of wave behaviour — specifically reflection, absorption, and diffraction — inside the tunnel; and (d) why wavelength is the critical variable, not the type of broadcast technology.</w:t>
-            </w:r>
-          </w:p>
-        </w:tc>
-        <w:tc>
-          <w:tcPr>
-            <w:tcW w:type="dxa" w:w="10680"/>
+              <w:t xml:space="preserve">Classic 105 broadcasts at 105.2 MHz. A typical AM station such as KBC Radio broadcasts at 567 kHz. Radio waves travel at 3.0 × 10^8 m/s. (a) Use v = f λ to calculate the wavelength of each signal, showing your working. (b) Compare each wavelength with the width of the Kabete tunnel opening of about 8 m, and state which wave is smaller than the opening and which is larger. (c) A wave travels at constant speed and its frequency is doubled. Describe what happens to its wavelength and explain why.</w:t>
+            </w:r>
+          </w:p>
+        </w:tc>
+      </w:tr>
+      <w:tr>
+        <w:trPr>
+          <w:trHeight w:val="4200" w:hRule="atLeast"/>
+        </w:trPr>
+        <w:tc>
+          <w:tcPr>
+            <w:tcW w:type="dxa" w:w="13680"/>
             <w:shd w:fill="FFFFFF" w:color="auto" w:val="clear"/>
             <w:tcMar>
               <w:top w:type="dxa" w:w="60"/>
@@ -1049,13 +806,13 @@
                 <w:rFonts w:ascii="Arial" w:cs="Arial" w:eastAsia="Arial" w:hAnsi="Arial"/>
                 <w:b w:val="false"/>
                 <w:bCs w:val="false"/>
-                <w:i w:val="false"/>
-                <w:iCs w:val="false"/>
-                <w:color w:val="000000"/>
-                <w:sz w:val="18"/>
-                <w:szCs w:val="18"/>
-              </w:rPr>
-              <w:t xml:space="preserve">Both FM and AM radio signals are electromagnetic waves travelling at the speed of light (c = 3 × 10⁸ m/s), but they differ significantly in frequency and therefore in wavelength. Classic 105 FM broadcasts at 105.2 MHz (105.2 × 10⁶ Hz). Using v = fλ, its wavelength is λ = (3 × 10⁸) ÷ (105.2 × 10⁶) ≈ 2.85 m. A typical AM station broadcasts at, say, 900 kHz (9 × 10⁵ Hz), giving a wavelength of λ = (3 × 10⁸) ÷ (9 × 10⁵) ≈ 333 m. The Kabete tunnel is a relatively confined structure — its walls, ceiling, and floor are made of reinforced concrete, which absorbs and reflects electromagnetic waves. The FM signal, with a wavelength of about 2.85 m, is comparable in size to the tunnel's cross-sectional dimensions. Waves behave very differently depending on how their wavelength compares to any obstacle or opening they encounter. FM waves are largely absorbed by the concrete walls and cannot diffract (bend) around corners or through the tunnel opening effectively — they require a relatively clear line-of-sight path to the transmitter. The result is a dramatic signal drop the moment the bus enters. The AM signal, with a wavelength of hundreds of metres — far larger than any feature of the tunnel — diffracts much more readily around obstacles and even follows the curvature of the ground. Its much longer wavelength means it is far less affected by the tunnel's physical dimensions, allowing it to remain audible even inside. This is why wavelength — not simply whether a signal is 'FM' or 'AM' — is the key variable: it determines how the wave interacts with its physical environment.</w:t>
+                <w:i/>
+                <w:iCs/>
+                <w:color w:val="808080"/>
+                <w:sz w:val="18"/>
+                <w:szCs w:val="18"/>
+              </w:rPr>
+              <w:t xml:space="preserve">Write your answer here:</w:t>
             </w:r>
           </w:p>
         </w:tc>
@@ -1083,14 +840,12 @@
         <w:tblLayout w:type="fixed"/>
       </w:tblPr>
       <w:tblGrid>
-        <w:gridCol w:w="3000"/>
-        <w:gridCol w:w="10680"/>
+        <w:gridCol w:w="13680"/>
       </w:tblGrid>
       <w:tr>
         <w:tc>
           <w:tcPr>
             <w:tcW w:type="dxa" w:w="13680"/>
-            <w:gridSpan w:val="2"/>
             <w:shd w:fill="1F3864" w:color="auto" w:val="clear"/>
             <w:tcMar>
               <w:top w:type="dxa" w:w="60"/>
@@ -1116,15 +871,15 @@
                 <w:sz w:val="22"/>
                 <w:szCs w:val="22"/>
               </w:rPr>
-              <w:t xml:space="preserve">Section 4: The Unifying Principle — What Both Mysteries Reveal About ALL Waves</w:t>
-            </w:r>
-          </w:p>
-        </w:tc>
-      </w:tr>
-      <w:tr>
-        <w:tc>
-          <w:tcPr>
-            <w:tcW w:type="dxa" w:w="3000"/>
+              <w:t xml:space="preserve">Part 4: Why FM fades and AM survives in the Kabete tunnel</w:t>
+            </w:r>
+          </w:p>
+        </w:tc>
+      </w:tr>
+      <w:tr>
+        <w:tc>
+          <w:tcPr>
+            <w:tcW w:type="dxa" w:w="13680"/>
             <w:shd w:fill="D9EEF1" w:color="auto" w:val="clear"/>
             <w:tcMar>
               <w:top w:type="dxa" w:w="60"/>
@@ -1150,13 +905,18 @@
                 <w:sz w:val="18"/>
                 <w:szCs w:val="18"/>
               </w:rPr>
-              <w:t xml:space="preserve">You have now explained both mysteries separately. In this section, step back and draw the big picture. What do the matatu horn and the Kabete tunnel blackout — taken together — reveal about how ALL waves behave? Your response must: (a) identify at least two wave properties or behaviours that are common to both sound waves and electromagnetic waves, supported by evidence from both mysteries; (b) explain how the wave equation v = fλ acts as a unifying tool that connects both explanations; (c) discuss one additional wave behaviour from this unit (such as reflection, refraction, or interference) and explain how it also applies to both sound and electromagnetic waves using a Kenyan example; and (d) answer the driving question directly and completely in 3–5 sentences.</w:t>
-            </w:r>
-          </w:p>
-        </w:tc>
-        <w:tc>
-          <w:tcPr>
-            <w:tcW w:type="dxa" w:w="10680"/>
+              <w:t xml:space="preserve">(a) Define diffraction and describe what you found in the single-slit simulation about how the spreading of waves beyond a gap changes with wavelength and with gap width. (b) Use your answers from Part 3 and your diffraction findings to explain why the FM signal fades in the Kabete tunnel while the AM signal remains audible. (c) Our explanation uses a model in which the tunnel opening acts as a gap. Suggest one limitation of this model, and say what other feature of a real tunnel might also affect radio signals. (d) Draw a labelled sketch of the wavefronts of an FM wave and an AM wave meeting the 8 m tunnel opening.</w:t>
+            </w:r>
+          </w:p>
+        </w:tc>
+      </w:tr>
+      <w:tr>
+        <w:trPr>
+          <w:trHeight w:val="4200" w:hRule="atLeast"/>
+        </w:trPr>
+        <w:tc>
+          <w:tcPr>
+            <w:tcW w:type="dxa" w:w="13680"/>
             <w:shd w:fill="FFFFFF" w:color="auto" w:val="clear"/>
             <w:tcMar>
               <w:top w:type="dxa" w:w="60"/>
@@ -1176,13 +936,13 @@
                 <w:rFonts w:ascii="Arial" w:cs="Arial" w:eastAsia="Arial" w:hAnsi="Arial"/>
                 <w:b w:val="false"/>
                 <w:bCs w:val="false"/>
-                <w:i w:val="false"/>
-                <w:iCs w:val="false"/>
-                <w:color w:val="000000"/>
-                <w:sz w:val="18"/>
-                <w:szCs w:val="18"/>
-              </w:rPr>
-              <w:t xml:space="preserve">Both mysteries, though they seem unrelated at first, are explained by the same set of wave properties — demonstrating that sound and electromagnetic waves, despite their differences, obey the same fundamental rules. First, both are described by frequency, wavelength, and wave speed, all connected by v = fλ: this single equation allowed us to calculate the FM wavelength that explained the tunnel blackout, and the concept of frequency explained the pitch shift from the matatu. Second, both waves are affected by their physical environment in ways that depend critically on wavelength — the Doppler Effect depends on how the motion of the matatu compresses or stretches the sound wavelength, and the tunnel blackout depends on how the FM wavelength compares to the tunnel's dimensions. A third behaviour, reflection, applies equally to both: sound waves reflect off the concrete walls of buildings in Nairobi's CBD to create echoes, and radio waves reflect off the ionosphere above the Rift Valley, which is why some AM stations can be heard hundreds of kilometres from their transmitters. Taken together, the two mysteries directly answer the driving question: the matatu horn changes pitch because motion compresses and stretches sound wavelengths (the Doppler Effect), and the FM signal disappears in the Kabete tunnel because its short wavelength is absorbed and cannot diffract through the confined space — while the AM signal's enormous wavelength allows it to pass through. Both phenomena are governed by the same universal wave properties: frequency, wavelength, wave speed, and the behaviours of reflection, diffraction, and the Doppler Effect. Understanding these properties means you can explain and predict how any wave — sound, light, radio, water — will behave in any situation, from a highway in the Rift Valley to a radio tower in Turkana County.</w:t>
+                <w:i/>
+                <w:iCs/>
+                <w:color w:val="808080"/>
+                <w:sz w:val="18"/>
+                <w:szCs w:val="18"/>
+              </w:rPr>
+              <w:t xml:space="preserve">Write your answer here:</w:t>
             </w:r>
           </w:p>
         </w:tc>
@@ -1210,14 +970,12 @@
         <w:tblLayout w:type="fixed"/>
       </w:tblPr>
       <w:tblGrid>
-        <w:gridCol w:w="3000"/>
-        <w:gridCol w:w="10680"/>
+        <w:gridCol w:w="13680"/>
       </w:tblGrid>
       <w:tr>
         <w:tc>
           <w:tcPr>
             <w:tcW w:type="dxa" w:w="13680"/>
-            <w:gridSpan w:val="2"/>
             <w:shd w:fill="1F3864" w:color="auto" w:val="clear"/>
             <w:tcMar>
               <w:top w:type="dxa" w:w="60"/>
@@ -1243,15 +1001,15 @@
                 <w:sz w:val="22"/>
                 <w:szCs w:val="22"/>
               </w:rPr>
-              <w:t xml:space="preserve">Section 5: Applying Your Understanding — New Scenario in a Kenyan Context</w:t>
-            </w:r>
-          </w:p>
-        </w:tc>
-      </w:tr>
-      <w:tr>
-        <w:tc>
-          <w:tcPr>
-            <w:tcW w:type="dxa" w:w="3000"/>
+              <w:t xml:space="preserve">Part 5: What the two mysteries reveal about ALL waves</w:t>
+            </w:r>
+          </w:p>
+        </w:tc>
+      </w:tr>
+      <w:tr>
+        <w:tc>
+          <w:tcPr>
+            <w:tcW w:type="dxa" w:w="13680"/>
             <w:shd w:fill="D9EEF1" w:color="auto" w:val="clear"/>
             <w:tcMar>
               <w:top w:type="dxa" w:w="60"/>
@@ -1277,13 +1035,18 @@
                 <w:sz w:val="18"/>
                 <w:szCs w:val="18"/>
               </w:rPr>
-              <w:t xml:space="preserve">Demonstrate that your understanding goes beyond memorising the two original phenomena. A radio engineer working for a community FM station in Turkana County (broadcasting at 98.4 MHz) wants to ensure that her signal reaches villages on the far side of a rocky hill near Lodwar. She is also advising the Nairobi County government on why ambulance sirens seem louder and higher-pitched as they approach an accident scene on Thika Superhighway. Using what you have learned about wave properties in this unit: (a) advise the radio engineer on whether diffraction will help her FM signal travel over or around the hill, and suggest one practical solution she might consider — support your advice with wave property reasoning; (b) explain to the county government why the ambulance siren sounds change using the Doppler Effect; and (c) identify one limitation of your explanations — what did this unit's models NOT fully account for, and what further investigation might be needed?</w:t>
-            </w:r>
-          </w:p>
-        </w:tc>
-        <w:tc>
-          <w:tcPr>
-            <w:tcW w:type="dxa" w:w="10680"/>
+              <w:t xml:space="preserve">Write a short, connected scientific explanation (6–8 sentences) that answers the driving question. Your explanation should: (a) explain both mysteries using wave properties; (b) show how frequency, wavelength and wave speed link the two; and (c) state one thing you thought at the start of the unit that has changed. Then choose one other wave behaviour you studied in this unit and explain whether it is the cause of the Kabete FM fade, giving a reason.</w:t>
+            </w:r>
+          </w:p>
+        </w:tc>
+      </w:tr>
+      <w:tr>
+        <w:trPr>
+          <w:trHeight w:val="4200" w:hRule="atLeast"/>
+        </w:trPr>
+        <w:tc>
+          <w:tcPr>
+            <w:tcW w:type="dxa" w:w="13680"/>
             <w:shd w:fill="FFFFFF" w:color="auto" w:val="clear"/>
             <w:tcMar>
               <w:top w:type="dxa" w:w="60"/>
@@ -1303,13 +1066,13 @@
                 <w:rFonts w:ascii="Arial" w:cs="Arial" w:eastAsia="Arial" w:hAnsi="Arial"/>
                 <w:b w:val="false"/>
                 <w:bCs w:val="false"/>
-                <w:i w:val="false"/>
-                <w:iCs w:val="false"/>
-                <w:color w:val="000000"/>
-                <w:sz w:val="18"/>
-                <w:szCs w:val="18"/>
-              </w:rPr>
-              <w:t xml:space="preserve">For the Turkana FM engineer: the station broadcasts at 98.4 MHz, giving a wavelength of λ = (3 × 10⁸) ÷ (98.4 × 10⁶) ≈ 3.05 m. This wavelength is extremely short compared to the dimensions of a rocky hill, which might be tens or hundreds of metres wide. Diffraction is only significant when a wave's wavelength is comparable to the size of the obstacle — since 3 m is far smaller than the hill, the FM signal will not diffract meaningfully over or around it. The signal will largely be blocked. A practical solution is to install a signal repeater or relay transmitter on top of the hill, which receives the signal on one side and re-broadcasts it to the villages on the other side. Alternatively, the engineer could apply for a frequency in the AM band (much longer wavelength) if high-quality audio fidelity is not the priority, since AM waves would diffract around the hill far more effectively. For the Nairobi County government: as an ambulance travels at speed along Thika Superhighway toward an accident scene, its siren emits sound waves that are compressed in front of it — raising the frequency and therefore the pitch heard by people ahead. Once it passes, the sound waves are stretched behind it, lowering the pitch. The speed of the ambulance determines how dramatic the shift is; a faster ambulance produces a more noticeable pitch change. Regarding limitations: the models used in this unit treated waves as behaving in ideal, uniform media, but real environments — like the Kabete tunnel with its irregular concrete surfaces, or the Rift Valley with its varied topography — create complex patterns of reflection, diffraction, and interference happening simultaneously. Our models did not fully account for these combined effects or for the role of temperature gradients in changing the speed of sound on a hot Nakuru afternoon. Further investigation using signal-strength sensors inside the tunnel, or computer wave-simulation software modelling the Turkana hill terrain, would give more precise and realistic predictions.</w:t>
+                <w:i/>
+                <w:iCs/>
+                <w:color w:val="808080"/>
+                <w:sz w:val="18"/>
+                <w:szCs w:val="18"/>
+              </w:rPr>
+              <w:t xml:space="preserve">Write your answer here:</w:t>
             </w:r>
           </w:p>
         </w:tc>
@@ -1536,7 +1299,7 @@
                 <w:sz w:val="18"/>
                 <w:szCs w:val="18"/>
               </w:rPr>
-              <w:t xml:space="preserve">Scientific Accuracy of Wave Properties</w:t>
+              <w:t xml:space="preserve">Understanding of wave concepts</w:t>
             </w:r>
           </w:p>
         </w:tc>
@@ -1568,7 +1331,7 @@
                 <w:sz w:val="18"/>
                 <w:szCs w:val="18"/>
               </w:rPr>
-              <w:t xml:space="preserve">All wave properties (amplitude, wavelength, frequency, wave speed) are defined correctly with appropriate units. v = fλ is applied accurately in at least two contexts, including correct numerical calculations for FM and AM wavelengths. Transverse and longitudinal waves are correctly distinguished with accurate examples from the phenomenon.</w:t>
+              <w:t xml:space="preserve">Defines a wave as a disturbance transferring energy without matter and correctly classifies horn (longitudinal) and FM (transverse) with accurate particle motion.</w:t>
             </w:r>
           </w:p>
         </w:tc>
@@ -1600,7 +1363,7 @@
                 <w:sz w:val="18"/>
                 <w:szCs w:val="18"/>
               </w:rPr>
-              <w:t xml:space="preserve">Most wave properties are defined correctly and v = fλ is applied in at least one context. Minor errors in units or definitions do not obscure overall understanding. The distinction between transverse and longitudinal waves is present but may lack a strong link to the phenomenon.</w:t>
+              <w:t xml:space="preserve">Defines a wave correctly and classifies both waves, with minor gaps in describing vibration direction.</w:t>
             </w:r>
           </w:p>
         </w:tc>
@@ -1632,7 +1395,7 @@
                 <w:sz w:val="18"/>
                 <w:szCs w:val="18"/>
               </w:rPr>
-              <w:t xml:space="preserve">Wave properties are partially defined or contain significant errors. v = fλ is stated but not correctly applied to the phenomenon. Transverse and longitudinal waves may be confused or missing. Calculations, if attempted, contain errors that affect the explanation.</w:t>
+              <w:t xml:space="preserve">Definition is incomplete or confuses what a wave transfers, or mixes up wave types.</w:t>
             </w:r>
           </w:p>
         </w:tc>
@@ -1666,7 +1429,7 @@
                 <w:sz w:val="18"/>
                 <w:szCs w:val="18"/>
               </w:rPr>
-              <w:t xml:space="preserve">Explanation of the Doppler Effect (Matatu Horn Mystery)</w:t>
+              <w:t xml:space="preserve">Doppler explanation</w:t>
             </w:r>
           </w:p>
         </w:tc>
@@ -1698,7 +1461,7 @@
                 <w:sz w:val="18"/>
                 <w:szCs w:val="18"/>
               </w:rPr>
-              <w:t xml:space="preserve">The Doppler Effect is correctly named and fully explained: relative motion compresses wavelength in front of the source (raising frequency/pitch) and stretches it behind (lowering frequency/pitch). Explanation is clearly linked to the matatu scenario with correct reasoning about compression and wavelength change. An additional Kenyan example is provided and correctly explained.</w:t>
+              <w:t xml:space="preserve">Explains compressed and stretched crests, relative motion, and that only the detected frequency changes, with a correct labelled diagram showing both positions.</w:t>
             </w:r>
           </w:p>
         </w:tc>
@@ -1730,7 +1493,7 @@
                 <w:sz w:val="18"/>
                 <w:szCs w:val="18"/>
               </w:rPr>
-              <w:t xml:space="preserve">The Doppler Effect is named and the basic idea of pitch change with motion is correctly described. The link between motion, wavelength change, and frequency is present but may not be fully developed. A second example may be present but weakly connected.</w:t>
+              <w:t xml:space="preserve">Explains higher and lower pitch from crest spacing with a reasonable diagram but little emphasis on the unchanged source frequency.</w:t>
             </w:r>
           </w:p>
         </w:tc>
@@ -1762,7 +1525,7 @@
                 <w:sz w:val="18"/>
                 <w:szCs w:val="18"/>
               </w:rPr>
-              <w:t xml:space="preserve">The pitch change is noted but not correctly attributed to wavelength compression or the Doppler Effect. Explanation may conflate loudness with pitch, or describe the driver changing the horn. Scientific vocabulary is largely absent or misused.</w:t>
+              <w:t xml:space="preserve">States pitch changes without a mechanism, or suggests the horn itself changes.</w:t>
             </w:r>
           </w:p>
         </w:tc>
@@ -1796,7 +1559,7 @@
                 <w:sz w:val="18"/>
                 <w:szCs w:val="18"/>
               </w:rPr>
-              <w:t xml:space="preserve">Explanation of Wavelength and Wave Behaviour in the Kabete Tunnel (FM vs AM Mystery)</w:t>
+              <w:t xml:space="preserve">Calculations with v = f λ</w:t>
             </w:r>
           </w:p>
         </w:tc>
@@ -1828,7 +1591,7 @@
                 <w:sz w:val="18"/>
                 <w:szCs w:val="18"/>
               </w:rPr>
-              <w:t xml:space="preserve">FM and AM wavelengths are correctly calculated using v = fλ and c = 3 × 10⁸ m/s. The role of wavelength relative to tunnel dimensions is clearly explained. Diffraction, absorption, and/or reflection are correctly applied to explain why FM is blocked and AM passes through. The explanation correctly identifies wavelength — not broadcast technology — as the key variable.</w:t>
+              <w:t xml:space="preserve">Correct substitution, unit conversions and answers (about 2.85 m and 529 m), with the inverse relationship explained.</w:t>
             </w:r>
           </w:p>
         </w:tc>
@@ -1860,7 +1623,7 @@
                 <w:sz w:val="18"/>
                 <w:szCs w:val="18"/>
               </w:rPr>
-              <w:t xml:space="preserve">FM and AM wavelengths are compared correctly (even if not fully calculated). The basic idea that FM's short wavelength is blocked and AM's long wavelength is not is present. At least one wave behaviour (diffraction, reflection, or absorption) is correctly applied. The explanation may not fully distinguish wavelength from technology type.</w:t>
+              <w:t xml:space="preserve">Correct method with a small arithmetic or unit slip, and mostly correct reasoning about the inverse relationship.</w:t>
             </w:r>
           </w:p>
         </w:tc>
@@ -1892,7 +1655,7 @@
                 <w:sz w:val="18"/>
                 <w:szCs w:val="18"/>
               </w:rPr>
-              <w:t xml:space="preserve">FM and AM are noted as different but the explanation relies on labels ('FM is weaker') rather than wave properties. Wavelength is not calculated or is calculated incorrectly. Wave behaviours such as diffraction are mentioned but not correctly applied to the tunnel context.</w:t>
+              <w:t xml:space="preserve">Incorrect method or units, or no link between frequency and wavelength.</w:t>
             </w:r>
           </w:p>
         </w:tc>
@@ -1926,7 +1689,7 @@
                 <w:sz w:val="18"/>
                 <w:szCs w:val="18"/>
               </w:rPr>
-              <w:t xml:space="preserve">Synthesis and Direct Answer to the Driving Question</w:t>
+              <w:t xml:space="preserve">Diffraction explanation of the tunnel</w:t>
             </w:r>
           </w:p>
         </w:tc>
@@ -1958,7 +1721,7 @@
                 <w:sz w:val="18"/>
                 <w:szCs w:val="18"/>
               </w:rPr>
-              <w:t xml:space="preserve">The final explanation explicitly and directly answers the driving question in full. At least two wave properties are identified as common to both sound and electromagnetic waves, with evidence drawn from both mysteries. The wave equation is used as a unifying tool. The response demonstrates understanding that sound and radio waves obey the same fundamental principles despite their differences.</w:t>
+              <w:t xml:space="preserve">Compares wavelength with the 8 m opening for both signals, explains diffraction using simulation findings, acknowledges a limitation of the model, with a clear sketch.</w:t>
             </w:r>
           </w:p>
         </w:tc>
@@ -1990,7 +1753,7 @@
                 <w:sz w:val="18"/>
                 <w:szCs w:val="18"/>
               </w:rPr>
-              <w:t xml:space="preserve">The driving question is addressed, and both mysteries are connected to shared wave properties. The unifying role of v = fλ is acknowledged. The response may lack full integration — the two mysteries are explained separately rather than woven into one coherent argument, but the connection is still clear.</w:t>
+              <w:t xml:space="preserve">Explains the tunnel using wavelength compared with the opening, with a basic sketch and limited discussion of the model.</w:t>
             </w:r>
           </w:p>
         </w:tc>
@@ -2022,7 +1785,7 @@
                 <w:sz w:val="18"/>
                 <w:szCs w:val="18"/>
               </w:rPr>
-              <w:t xml:space="preserve">The driving question is partially answered or addressed only for one of the two mysteries. Wave properties are listed rather than used to build a unified argument. The connection between the two phenomena and shared wave behaviour is unclear or absent.</w:t>
+              <w:t xml:space="preserve">Gives a vague or incorrect cause, such as a tunnel simply blocking FM, without comparing wavelength and gap.</w:t>
             </w:r>
           </w:p>
         </w:tc>
@@ -2056,7 +1819,7 @@
                 <w:sz w:val="18"/>
                 <w:szCs w:val="18"/>
               </w:rPr>
-              <w:t xml:space="preserve">Application to Novel Kenyan Context and Identification of Limitations</w:t>
+              <w:t xml:space="preserve">Synthesis and scientific communication</w:t>
             </w:r>
           </w:p>
         </w:tc>
@@ -2088,7 +1851,7 @@
                 <w:sz w:val="18"/>
                 <w:szCs w:val="18"/>
               </w:rPr>
-              <w:t xml:space="preserve">The Turkana FM scenario is correctly analysed using wavelength and diffraction reasoning, with a practical and scientifically justified solution offered. The ambulance Doppler scenario is accurately explained. At least one genuine limitation of the unit's models is identified and a specific, feasible further investigation is proposed.</w:t>
+              <w:t xml:space="preserve">Connects both mysteries through shared wave properties, reflects on a change in thinking, and judges another wave behaviour against the tunnel cause using precise vocabulary.</w:t>
             </w:r>
           </w:p>
         </w:tc>
@@ -2120,7 +1883,7 @@
                 <w:sz w:val="18"/>
                 <w:szCs w:val="18"/>
               </w:rPr>
-              <w:t xml:space="preserve">The Turkana FM scenario is addressed with mostly correct reasoning about wavelength and diffraction. A solution is suggested but may not be fully justified. The ambulance scenario is correctly explained. A limitation is identified but may be vague or not paired with a specific further investigation.</w:t>
+              <w:t xml:space="preserve">Links both mysteries to wave properties in a clear paragraph with mostly correct terms.</w:t>
             </w:r>
           </w:p>
         </w:tc>
@@ -2152,7 +1915,7 @@
                 <w:sz w:val="18"/>
                 <w:szCs w:val="18"/>
               </w:rPr>
-              <w:t xml:space="preserve">The novel scenarios are addressed with limited or incorrect use of wave property reasoning. Solutions offered are not grounded in wave properties. Limitations, if mentioned, are superficial (e.g., 'we need more time to study') and no meaningful further investigation is proposed.</w:t>
+              <w:t xml:space="preserve">Treats the two mysteries separately, with little use of wave vocabulary or evidence.</w:t>
             </w:r>
           </w:p>
         </w:tc>
@@ -2276,7 +2039,7 @@
         </w:rPr>
         <w:t xml:space="preserve">© 2026 SeaVuria and ARES. This work is licensed under a </w:t>
       </w:r>
-      <w:hyperlink w:history="1" r:id="rIdtwlplitejuob562vscg39">
+      <w:hyperlink w:history="1" r:id="rId-siu0-rw-wtoq40e8t1ba">
         <w:r>
           <w:rPr>
             <w:rFonts w:ascii="Arial" w:cs="Arial" w:eastAsia="Arial" w:hAnsi="Arial"/>
@@ -2296,7 +2059,7 @@
         </w:rPr>
         <w:t xml:space="preserve"> (</w:t>
       </w:r>
-      <w:hyperlink w:history="1" r:id="rId5tbyc_soumlbort5cgc6u">
+      <w:hyperlink w:history="1" r:id="rIdhvzsyck_ehrw2b5lxq3yi">
         <w:r>
           <w:rPr>
             <w:rFonts w:ascii="Arial" w:cs="Arial" w:eastAsia="Arial" w:hAnsi="Arial"/>
@@ -2316,7 +2079,7 @@
         </w:rPr>
         <w:t xml:space="preserve">). To view a copy of this license, visit </w:t>
       </w:r>
-      <w:hyperlink w:history="1" r:id="rIdcc46cu_rzpr3lypvh63bg">
+      <w:hyperlink w:history="1" r:id="rId3dbny2mjkxyexlbne3klc">
         <w:r>
           <w:rPr>
             <w:rFonts w:ascii="Arial" w:cs="Arial" w:eastAsia="Arial" w:hAnsi="Arial"/>

--- a/data/outputs/v2/Physics/SS2.1_Properties_of_Waves/Physics_Properties_of_Waves_FinalExplanation.docx
+++ b/data/outputs/v2/Physics/SS2.1_Properties_of_Waves/Physics_Properties_of_Waves_FinalExplanation.docx
@@ -2039,7 +2039,7 @@
         </w:rPr>
         <w:t xml:space="preserve">© 2026 SeaVuria and ARES. This work is licensed under a </w:t>
       </w:r>
-      <w:hyperlink w:history="1" r:id="rId-siu0-rw-wtoq40e8t1ba">
+      <w:hyperlink w:history="1" r:id="rIdftbx4eslhdttskpmllgfx">
         <w:r>
           <w:rPr>
             <w:rFonts w:ascii="Arial" w:cs="Arial" w:eastAsia="Arial" w:hAnsi="Arial"/>
@@ -2059,7 +2059,7 @@
         </w:rPr>
         <w:t xml:space="preserve"> (</w:t>
       </w:r>
-      <w:hyperlink w:history="1" r:id="rIdhvzsyck_ehrw2b5lxq3yi">
+      <w:hyperlink w:history="1" r:id="rIdzfilzevovr4viarblqvjz">
         <w:r>
           <w:rPr>
             <w:rFonts w:ascii="Arial" w:cs="Arial" w:eastAsia="Arial" w:hAnsi="Arial"/>
@@ -2079,7 +2079,7 @@
         </w:rPr>
         <w:t xml:space="preserve">). To view a copy of this license, visit </w:t>
       </w:r>
-      <w:hyperlink w:history="1" r:id="rId3dbny2mjkxyexlbne3klc">
+      <w:hyperlink w:history="1" r:id="rId1gwmiu18-t_lnof3i8ogs">
         <w:r>
           <w:rPr>
             <w:rFonts w:ascii="Arial" w:cs="Arial" w:eastAsia="Arial" w:hAnsi="Arial"/>

--- a/data/outputs/v2/Physics/SS2.1_Properties_of_Waves/Physics_Properties_of_Waves_FinalExplanation.docx
+++ b/data/outputs/v2/Physics/SS2.1_Properties_of_Waves/Physics_Properties_of_Waves_FinalExplanation.docx
@@ -2039,7 +2039,7 @@
         </w:rPr>
         <w:t xml:space="preserve">© 2026 SeaVuria and ARES. This work is licensed under a </w:t>
       </w:r>
-      <w:hyperlink w:history="1" r:id="rIdftbx4eslhdttskpmllgfx">
+      <w:hyperlink w:history="1" r:id="rIdn3zikywmtbvntlpsgvuag">
         <w:r>
           <w:rPr>
             <w:rFonts w:ascii="Arial" w:cs="Arial" w:eastAsia="Arial" w:hAnsi="Arial"/>
@@ -2059,7 +2059,7 @@
         </w:rPr>
         <w:t xml:space="preserve"> (</w:t>
       </w:r>
-      <w:hyperlink w:history="1" r:id="rIdzfilzevovr4viarblqvjz">
+      <w:hyperlink w:history="1" r:id="rIdoo5qa41pzgckji9cj3pzc">
         <w:r>
           <w:rPr>
             <w:rFonts w:ascii="Arial" w:cs="Arial" w:eastAsia="Arial" w:hAnsi="Arial"/>
@@ -2079,7 +2079,7 @@
         </w:rPr>
         <w:t xml:space="preserve">). To view a copy of this license, visit </w:t>
       </w:r>
-      <w:hyperlink w:history="1" r:id="rId1gwmiu18-t_lnof3i8ogs">
+      <w:hyperlink w:history="1" r:id="rIdthpihjvrh7jgtehsxzlw9">
         <w:r>
           <w:rPr>
             <w:rFonts w:ascii="Arial" w:cs="Arial" w:eastAsia="Arial" w:hAnsi="Arial"/>

--- a/data/outputs/v2/Physics/SS2.1_Properties_of_Waves/Physics_Properties_of_Waves_FinalExplanation.docx
+++ b/data/outputs/v2/Physics/SS2.1_Properties_of_Waves/Physics_Properties_of_Waves_FinalExplanation.docx
@@ -95,7 +95,7 @@
                 <w:sz w:val="22"/>
                 <w:szCs w:val="22"/>
               </w:rPr>
-              <w:t xml:space="preserve">FINAL EXPLANATION: PHYSICS GRADE 10 – SUB-STRAND 2.1 PROPERTIES OF WAVES: FINAL EXPLANATION</w:t>
+              <w:t xml:space="preserve">FINAL EXPLANATION: PHYSICS GRADE 10: PROPERTIES OF WAVES (SUB-STRAND 2.1) FINAL EXPLANATION</w:t>
             </w:r>
           </w:p>
         </w:tc>
@@ -422,7 +422,7 @@
                 <w:sz w:val="18"/>
                 <w:szCs w:val="18"/>
               </w:rPr>
-              <w:t xml:space="preserve">Today you will write your Final Explanation for the driving question: Why does the matatu's horn change pitch as it passes, and why does the FM radio signal disappear inside the Kabete tunnel, and what do these two mysteries reveal about how ALL waves behave? Answer every section in the space under each prompt. Write in full sentences, use numbers and units where you can, and use evidence from the investigations, simulations and calculations we did in this unit. Draw a labelled diagram wherever a prompt asks for one. Show every step of any calculation. You may use v = f λ and the speed of light of 3.0 × 10^8 m/s.</w:t>
+              <w:t xml:space="preserve">Today you will write your Final Explanation of the matatu phenomenon. Think about Baraka's matatu on the Nairobi-Ngong route, and about Wanjiru and Otieno standing around the corner of a building on a busy Nairobi street. Baraka keeps his horn at 400 Hz and his radio on one 100 MHz FM station. Use the wave equation v = fλ and the figures from our lessons: sound in air travels at 340 m/s, light in air travels at 3.0x10^8 m/s, the street opening is 4.0 m wide, and the matatu moves at a constant 15 m/s. Write your answer in the space under each prompt. For every explanation, give a claim, the evidence (with numbers and units) and your reasoning. Show your working for every calculation. Use the words pitch for frequency and loudness for amplitude. Refer back to the Driving Question Board and your class model (Parts A, B and C) where it helps.</w:t>
             </w:r>
           </w:p>
         </w:tc>
@@ -481,7 +481,7 @@
                 <w:sz w:val="22"/>
                 <w:szCs w:val="22"/>
               </w:rPr>
-              <w:t xml:space="preserve">Part 1: What is a wave? The idea behind both mysteries</w:t>
+              <w:t xml:space="preserve">Part A: Why the music turns the corner but the torch beam does not</w:t>
             </w:r>
           </w:p>
         </w:tc>
@@ -515,7 +515,7 @@
                 <w:sz w:val="18"/>
                 <w:szCs w:val="18"/>
               </w:rPr>
-              <w:t xml:space="preserve">A student travelling from Nakuru to Nairobi hears a matatu horn and listens to Classic 105 FM on the bus radio. (a) Explain what a wave is and what it does and does not transfer. (b) Name the wave type (transverse or longitudinal) of the matatu horn sound and of the FM radio signal, and state how the particle or field vibration relates to the direction of travel in each. (c) Explain why it is useful to treat sound and radio as the same kind of thing, even though they seem so different.</w:t>
+              <w:t xml:space="preserve">Wanjiru and Otieno cannot see the matatu behind the concrete wall, but they hear its music clearly. A torch beam from the matatu would be blocked. (a) Use v = fλ with 340 m/s to calculate the wavelength of the horn (400 Hz) and the wavelengths of the lowest (200 Hz) and highest (1000 Hz) notes of the music. (b) Calculate the ratio of the horn wavelength to the 4.0 m opening, and the approximate ratio for visible light of wavelength 5.0x10^-7 m. (c) Write a claim-evidence-reasoning explanation of why the music is heard around the corner and the torch beam is not. (d) Which would be heard better around the corner, a 200 Hz note or a 1000 Hz note? Explain.</w:t>
             </w:r>
           </w:p>
         </w:tc>
@@ -611,7 +611,7 @@
                 <w:sz w:val="22"/>
                 <w:szCs w:val="22"/>
               </w:rPr>
-              <w:t xml:space="preserve">Part 2: The matatu horn and the Doppler effect</w:t>
+              <w:t xml:space="preserve">Part B: Why the horn changes pitch</w:t>
             </w:r>
           </w:p>
         </w:tc>
@@ -645,7 +645,7 @@
                 <w:sz w:val="18"/>
                 <w:szCs w:val="18"/>
               </w:rPr>
-              <w:t xml:space="preserve">The matatu driver holds the horn at the same setting the whole time, yet the student, in a vehicle travelling in the opposite direction, hears a higher pitch as the matatu approaches and a lower pitch as it moves away. (a) Explain, using what happens to the wave crests, why the detected frequency changes. (b) Say what stays the same and what changes: the horn's own frequency or the frequency detected by the student. (c) Draw and label a diagram showing the wave crests around the moving matatu, marking the direction of the matatu's motion, and mark the positions where the student would hear a higher pitch and where a lower pitch.</w:t>
+              <w:t xml:space="preserve">Baraka drives past at a constant 15 m/s and never changes his horn, which has a true frequency of 400 Hz. (a) Use f' = f v/(v - vs) and f' = f v/(v + vs) with v = 340 m/s to calculate the frequency Otieno hears as the matatu approaches and the frequency Wanjiru hears as it moves away. Round to the nearest Hz. (b) Find the drop in pitch. (c) Explain, using wavefronts, why the pitch heard changes although the horn stays the same. (d) Which fixed quantity stays the same at the horn itself?</w:t>
             </w:r>
           </w:p>
         </w:tc>
@@ -741,7 +741,7 @@
                 <w:sz w:val="22"/>
                 <w:szCs w:val="22"/>
               </w:rPr>
-              <w:t xml:space="preserve">Part 3: Wavelengths of FM and AM signals</w:t>
+              <w:t xml:space="preserve">Part C: Why the FM radio fades near the Ngong Hills</w:t>
             </w:r>
           </w:p>
         </w:tc>
@@ -775,7 +775,7 @@
                 <w:sz w:val="18"/>
                 <w:szCs w:val="18"/>
               </w:rPr>
-              <w:t xml:space="preserve">Classic 105 broadcasts at 105.2 MHz. A typical AM station such as KBC Radio broadcasts at 567 kHz. Radio waves travel at 3.0 × 10^8 m/s. (a) Use v = f λ to calculate the wavelength of each signal, showing your working. (b) Compare each wavelength with the width of the Kabete tunnel opening of about 8 m, and state which wave is smaller than the opening and which is larger. (c) A wave travels at constant speed and its frequency is doubled. Describe what happens to its wavelength and explain why.</w:t>
+              <w:t xml:space="preserve">The matatu radio is tuned to one 100 MHz FM station that never changes, yet it fades and crackles at certain spots near the Ngong Hills and comes back a few metres later. (a) Use v = fλ with 3.0x10^8 m/s to find the wavelength of the signal. (b) Explain, using the words superposition, path difference and interference, why the signal fades at some spots and is strong between them. (c) How far apart are the weak spots, and how does this follow from your answer to (a)? (d) In the classroom, two speakers both played 340 Hz. Give the wavelength and say whether a path difference of 1.00 m or 0.50 m gave the quiet spot. How does this support your explanation in (b)?</w:t>
             </w:r>
           </w:p>
         </w:tc>
@@ -871,7 +871,7 @@
                 <w:sz w:val="22"/>
                 <w:szCs w:val="22"/>
               </w:rPr>
-              <w:t xml:space="preserve">Part 4: Why FM fades and AM survives in the Kabete tunnel</w:t>
+              <w:t xml:space="preserve">Part D: Using wave ideas in technology</w:t>
             </w:r>
           </w:p>
         </w:tc>
@@ -905,7 +905,7 @@
                 <w:sz w:val="18"/>
                 <w:szCs w:val="18"/>
               </w:rPr>
-              <w:t xml:space="preserve">(a) Define diffraction and describe what you found in the single-slit simulation about how the spreading of waves beyond a gap changes with wavelength and with gap width. (b) Use your answers from Part 3 and your diffraction findings to explain why the FM signal fades in the Kabete tunnel while the AM signal remains audible. (c) Our explanation uses a model in which the tunnel opening acts as a gap. Suggest one limitation of this model, and say what other feature of a real tunnel might also affect radio signals. (d) Draw a labelled sketch of the wavefronts of an FM wave and an AM wave meeting the 8 m tunnel opening.</w:t>
+              <w:t xml:space="preserve">Wave properties are applied in everyday life. (a) Fishers on Lake Victoria use sonar. A pulse returns after 0.040 s and sound travels at 1500 m/s in water. Calculate the depth and explain why you divide by 2. (b) A doctor uses ultrasound of frequency 3.5 MHz, which travels at 1540 m/s in soft tissue. Calculate its wavelength in millimetres and state how the image is formed. (c) In FM radio, a 1 kHz tone is sent on a 100 MHz carrier. State what changes in the carrier and what stays constant.</w:t>
             </w:r>
           </w:p>
         </w:tc>
@@ -1001,7 +1001,7 @@
                 <w:sz w:val="22"/>
                 <w:szCs w:val="22"/>
               </w:rPr>
-              <w:t xml:space="preserve">Part 5: What the two mysteries reveal about ALL waves</w:t>
+              <w:t xml:space="preserve">Part E: Putting it all together</w:t>
             </w:r>
           </w:p>
         </w:tc>
@@ -1035,7 +1035,7 @@
                 <w:sz w:val="18"/>
                 <w:szCs w:val="18"/>
               </w:rPr>
-              <w:t xml:space="preserve">Write a short, connected scientific explanation (6–8 sentences) that answers the driving question. Your explanation should: (a) explain both mysteries using wave properties; (b) show how frequency, wavelength and wave speed link the two; and (c) state one thing you thought at the start of the unit that has changed. Then choose one other wave behaviour you studied in this unit and explain whether it is the cause of the Kabete FM fade, giving a reason.</w:t>
+              <w:t xml:space="preserve">Write a complete explanation for the Driving Question: How can we hear a matatu around a corner that we cannot see, and why does its pitch change and its radio signal fade as it moves? Your answer must have three paragraphs matching Parts A, B and C of the class model. In each paragraph give a claim, evidence with numbers from this assessment, and reasoning. Then say how your final model differs from your first model in Lesson 1.</w:t>
             </w:r>
           </w:p>
         </w:tc>
@@ -1299,7 +1299,7 @@
                 <w:sz w:val="18"/>
                 <w:szCs w:val="18"/>
               </w:rPr>
-              <w:t xml:space="preserve">Understanding of wave concepts</w:t>
+              <w:t xml:space="preserve">Explaining diffraction at the corner (Part A)</w:t>
             </w:r>
           </w:p>
         </w:tc>
@@ -1331,7 +1331,7 @@
                 <w:sz w:val="18"/>
                 <w:szCs w:val="18"/>
               </w:rPr>
-              <w:t xml:space="preserve">Defines a wave as a disturbance transferring energy without matter and correctly classifies horn (longitudinal) and FM (transverse) with accurate particle motion.</w:t>
+              <w:t xml:space="preserve">Correctly calculates all wavelengths and ratios (0.85 m, 1.7 m, 0.34 m, 0.21, about 1.3x10^-7) and gives a full claim-evidence-reasoning explanation linking wavelength to gap size, including why low pitches bend more than high pitches.</w:t>
             </w:r>
           </w:p>
         </w:tc>
@@ -1363,7 +1363,7 @@
                 <w:sz w:val="18"/>
                 <w:szCs w:val="18"/>
               </w:rPr>
-              <w:t xml:space="preserve">Defines a wave correctly and classifies both waves, with minor gaps in describing vibration direction.</w:t>
+              <w:t xml:space="preserve">Calculates most wavelengths and ratios correctly and explains that sound bends and light does not because of wavelength compared with the opening, with small gaps in reasoning.</w:t>
             </w:r>
           </w:p>
         </w:tc>
@@ -1395,7 +1395,7 @@
                 <w:sz w:val="18"/>
                 <w:szCs w:val="18"/>
               </w:rPr>
-              <w:t xml:space="preserve">Definition is incomplete or confuses what a wave transfers, or mixes up wave types.</w:t>
+              <w:t xml:space="preserve">States that sound bends and light does not but gives little or no use of wavelength compared with the 4.0 m gap, or has calculation errors.</w:t>
             </w:r>
           </w:p>
         </w:tc>
@@ -1429,7 +1429,7 @@
                 <w:sz w:val="18"/>
                 <w:szCs w:val="18"/>
               </w:rPr>
-              <w:t xml:space="preserve">Doppler explanation</w:t>
+              <w:t xml:space="preserve">Explaining the Doppler effect (Part B)</w:t>
             </w:r>
           </w:p>
         </w:tc>
@@ -1461,7 +1461,7 @@
                 <w:sz w:val="18"/>
                 <w:szCs w:val="18"/>
               </w:rPr>
-              <w:t xml:space="preserve">Explains compressed and stretched crests, relative motion, and that only the detected frequency changes, with a correct labelled diagram showing both positions.</w:t>
+              <w:t xml:space="preserve">Uses both Doppler formulas correctly to get 418 Hz, 383 Hz and a 35 Hz drop, and clearly explains compressed and stretched wavefronts while the horn stays at 400 Hz.</w:t>
             </w:r>
           </w:p>
         </w:tc>
@@ -1493,7 +1493,7 @@
                 <w:sz w:val="18"/>
                 <w:szCs w:val="18"/>
               </w:rPr>
-              <w:t xml:space="preserve">Explains higher and lower pitch from crest spacing with a reasonable diagram but little emphasis on the unchanged source frequency.</w:t>
+              <w:t xml:space="preserve">Gets the correct frequencies and gives a mostly correct explanation of higher and lower pitch with some vagueness about wavefronts.</w:t>
             </w:r>
           </w:p>
         </w:tc>
@@ -1525,7 +1525,7 @@
                 <w:sz w:val="18"/>
                 <w:szCs w:val="18"/>
               </w:rPr>
-              <w:t xml:space="preserve">States pitch changes without a mechanism, or suggests the horn itself changes.</w:t>
+              <w:t xml:space="preserve">Gives incorrect values or says the horn itself changes, or does not link pitch change to motion.</w:t>
             </w:r>
           </w:p>
         </w:tc>
@@ -1559,7 +1559,7 @@
                 <w:sz w:val="18"/>
                 <w:szCs w:val="18"/>
               </w:rPr>
-              <w:t xml:space="preserve">Calculations with v = f λ</w:t>
+              <w:t xml:space="preserve">Explaining interference and fading (Part C)</w:t>
             </w:r>
           </w:p>
         </w:tc>
@@ -1591,7 +1591,7 @@
                 <w:sz w:val="18"/>
                 <w:szCs w:val="18"/>
               </w:rPr>
-              <w:t xml:space="preserve">Correct substitution, unit conversions and answers (about 2.85 m and 529 m), with the inverse relationship explained.</w:t>
+              <w:t xml:space="preserve">Finds λ = 3.0 m, uses path difference (nλ and (n+1/2)λ) correctly, links to the 1.5 m spacing, and connects it to the 340 Hz speaker results.</w:t>
             </w:r>
           </w:p>
         </w:tc>
@@ -1623,7 +1623,7 @@
                 <w:sz w:val="18"/>
                 <w:szCs w:val="18"/>
               </w:rPr>
-              <w:t xml:space="preserve">Correct method with a small arithmetic or unit slip, and mostly correct reasoning about the inverse relationship.</w:t>
+              <w:t xml:space="preserve">Finds the wavelength and explains destructive and constructive interference of direct and reflected signals, with minor errors in path difference or spacing.</w:t>
             </w:r>
           </w:p>
         </w:tc>
@@ -1655,7 +1655,7 @@
                 <w:sz w:val="18"/>
                 <w:szCs w:val="18"/>
               </w:rPr>
-              <w:t xml:space="preserve">Incorrect method or units, or no link between frequency and wavelength.</w:t>
+              <w:t xml:space="preserve">Mentions weak signal without explaining the overlap of direct and reflected waves, or gives an incorrect wavelength.</w:t>
             </w:r>
           </w:p>
         </w:tc>
@@ -1689,7 +1689,7 @@
                 <w:sz w:val="18"/>
                 <w:szCs w:val="18"/>
               </w:rPr>
-              <w:t xml:space="preserve">Diffraction explanation of the tunnel</w:t>
+              <w:t xml:space="preserve">Calculations and application to technology (Part D)</w:t>
             </w:r>
           </w:p>
         </w:tc>
@@ -1721,7 +1721,7 @@
                 <w:sz w:val="18"/>
                 <w:szCs w:val="18"/>
               </w:rPr>
-              <w:t xml:space="preserve">Compares wavelength with the 8 m opening for both signals, explains diffraction using simulation findings, acknowledges a limitation of the model, with a clear sketch.</w:t>
+              <w:t xml:space="preserve">Correctly calculates 30 m, 0.44 mm and describes FM modulation, with units and explanations of d = vt/2.</w:t>
             </w:r>
           </w:p>
         </w:tc>
@@ -1753,7 +1753,7 @@
                 <w:sz w:val="18"/>
                 <w:szCs w:val="18"/>
               </w:rPr>
-              <w:t xml:space="preserve">Explains the tunnel using wavelength compared with the opening, with a basic sketch and limited discussion of the model.</w:t>
+              <w:t xml:space="preserve">Gets most calculations correct with units and a basic description of reflection and modulation.</w:t>
             </w:r>
           </w:p>
         </w:tc>
@@ -1785,7 +1785,7 @@
                 <w:sz w:val="18"/>
                 <w:szCs w:val="18"/>
               </w:rPr>
-              <w:t xml:space="preserve">Gives a vague or incorrect cause, such as a tunnel simply blocking FM, without comparing wavelength and gap.</w:t>
+              <w:t xml:space="preserve">Calculation errors, missing units, or does not explain the division by 2.</w:t>
             </w:r>
           </w:p>
         </w:tc>
@@ -1819,7 +1819,7 @@
                 <w:sz w:val="18"/>
                 <w:szCs w:val="18"/>
               </w:rPr>
-              <w:t xml:space="preserve">Synthesis and scientific communication</w:t>
+              <w:t xml:space="preserve">Scientific communication and synthesis</w:t>
             </w:r>
           </w:p>
         </w:tc>
@@ -1851,7 +1851,7 @@
                 <w:sz w:val="18"/>
                 <w:szCs w:val="18"/>
               </w:rPr>
-              <w:t xml:space="preserve">Connects both mysteries through shared wave properties, reflects on a change in thinking, and judges another wave behaviour against the tunnel cause using precise vocabulary.</w:t>
+              <w:t xml:space="preserve">Uses claim, evidence and reasoning in every part, uses correct terms and units, uses Kenyan context, and compares the final model with the Lesson 1 model.</w:t>
             </w:r>
           </w:p>
         </w:tc>
@@ -1883,7 +1883,7 @@
                 <w:sz w:val="18"/>
                 <w:szCs w:val="18"/>
               </w:rPr>
-              <w:t xml:space="preserve">Links both mysteries to wave properties in a clear paragraph with mostly correct terms.</w:t>
+              <w:t xml:space="preserve">Mostly uses claim, evidence and reasoning with correct terms and units, with some weak links between parts.</w:t>
             </w:r>
           </w:p>
         </w:tc>
@@ -1915,7 +1915,7 @@
                 <w:sz w:val="18"/>
                 <w:szCs w:val="18"/>
               </w:rPr>
-              <w:t xml:space="preserve">Treats the two mysteries separately, with little use of wave vocabulary or evidence.</w:t>
+              <w:t xml:space="preserve">Answers are incomplete or lack evidence and reasoning, with frequent errors in terms or units.</w:t>
             </w:r>
           </w:p>
         </w:tc>
@@ -2039,7 +2039,7 @@
         </w:rPr>
         <w:t xml:space="preserve">© 2026 SeaVuria and ARES. This work is licensed under a </w:t>
       </w:r>
-      <w:hyperlink w:history="1" r:id="rIdn3zikywmtbvntlpsgvuag">
+      <w:hyperlink w:history="1" r:id="rIdjw2ga8pley_eio_-twhvr">
         <w:r>
           <w:rPr>
             <w:rFonts w:ascii="Arial" w:cs="Arial" w:eastAsia="Arial" w:hAnsi="Arial"/>
@@ -2059,7 +2059,7 @@
         </w:rPr>
         <w:t xml:space="preserve"> (</w:t>
       </w:r>
-      <w:hyperlink w:history="1" r:id="rIdoo5qa41pzgckji9cj3pzc">
+      <w:hyperlink w:history="1" r:id="rIdw5bhc_unxqizlzukffy7x">
         <w:r>
           <w:rPr>
             <w:rFonts w:ascii="Arial" w:cs="Arial" w:eastAsia="Arial" w:hAnsi="Arial"/>
@@ -2079,7 +2079,7 @@
         </w:rPr>
         <w:t xml:space="preserve">). To view a copy of this license, visit </w:t>
       </w:r>
-      <w:hyperlink w:history="1" r:id="rIdthpihjvrh7jgtehsxzlw9">
+      <w:hyperlink w:history="1" r:id="rIdkyj2h7s5_n1-7nanjkdup">
         <w:r>
           <w:rPr>
             <w:rFonts w:ascii="Arial" w:cs="Arial" w:eastAsia="Arial" w:hAnsi="Arial"/>

--- a/data/outputs/v2/Physics/SS2.1_Properties_of_Waves/Physics_Properties_of_Waves_FinalExplanation.docx
+++ b/data/outputs/v2/Physics/SS2.1_Properties_of_Waves/Physics_Properties_of_Waves_FinalExplanation.docx
@@ -95,7 +95,7 @@
                 <w:sz w:val="22"/>
                 <w:szCs w:val="22"/>
               </w:rPr>
-              <w:t xml:space="preserve">FINAL EXPLANATION: PHYSICS GRADE 10: PROPERTIES OF WAVES (SUB-STRAND 2.1) FINAL EXPLANATION</w:t>
+              <w:t xml:space="preserve">FINAL EXPLANATION: PHYSICS GRADE 10: 2.1 PROPERTIES OF WAVES – FINAL EXPLANATION</w:t>
             </w:r>
           </w:p>
         </w:tc>
@@ -422,7 +422,330 @@
                 <w:sz w:val="18"/>
                 <w:szCs w:val="18"/>
               </w:rPr>
-              <w:t xml:space="preserve">Today you will write your Final Explanation of the matatu phenomenon. Think about Baraka's matatu on the Nairobi-Ngong route, and about Wanjiru and Otieno standing around the corner of a building on a busy Nairobi street. Baraka keeps his horn at 400 Hz and his radio on one 100 MHz FM station. Use the wave equation v = fλ and the figures from our lessons: sound in air travels at 340 m/s, light in air travels at 3.0x10^8 m/s, the street opening is 4.0 m wide, and the matatu moves at a constant 15 m/s. Write your answer in the space under each prompt. For every explanation, give a claim, the evidence (with numbers and units) and your reasoning. Show your working for every calculation. Use the words pitch for frequency and loudness for amplitude. Refer back to the Driving Question Board and your class model (Parts A, B and C) where it helps.</w:t>
+              <w:t xml:space="preserve">Driving question: How do sound waves reflect, and why do some places produce stronger echoes than others? Use what you learned in Lessons 1 to 12 to write your Final Explanation. Answer each section in the space under it. Use the Echo Table and the Surface Table below, and show every calculation with units. Speed of sound in air is 340 m/s. Use the echo-distance formula d = vt/2, where t is the total time from the sound leaving to the sound returning and d is the one-way distance. Write in full sentences and use Claim, Evidence and Reasoning where asked.</w:t>
+            </w:r>
+          </w:p>
+          <w:p>
+            <w:pPr>
+              <w:spacing w:after="40" w:before="0"/>
+              <w:jc w:val="left"/>
+            </w:pPr>
+            <w:r>
+              <w:rPr>
+                <w:rFonts w:ascii="Arial" w:cs="Arial" w:eastAsia="Arial" w:hAnsi="Arial"/>
+                <w:b w:val="false"/>
+                <w:bCs w:val="false"/>
+                <w:i w:val="false"/>
+                <w:iCs w:val="false"/>
+                <w:color w:val="000000"/>
+                <w:sz w:val="18"/>
+                <w:szCs w:val="18"/>
+              </w:rPr>
+              <w:t xml:space="preserve"/>
+            </w:r>
+          </w:p>
+          <w:p>
+            <w:pPr>
+              <w:spacing w:after="40" w:before="0"/>
+              <w:jc w:val="left"/>
+            </w:pPr>
+            <w:r>
+              <w:rPr>
+                <w:rFonts w:ascii="Arial" w:cs="Arial" w:eastAsia="Arial" w:hAnsi="Arial"/>
+                <w:b w:val="false"/>
+                <w:bCs w:val="false"/>
+                <w:i w:val="false"/>
+                <w:iCs w:val="false"/>
+                <w:color w:val="000000"/>
+                <w:sz w:val="18"/>
+                <w:szCs w:val="18"/>
+              </w:rPr>
+              <w:t xml:space="preserve">ECHO TABLE</w:t>
+            </w:r>
+          </w:p>
+          <w:p>
+            <w:pPr>
+              <w:spacing w:after="40" w:before="0"/>
+              <w:jc w:val="left"/>
+            </w:pPr>
+            <w:r>
+              <w:rPr>
+                <w:rFonts w:ascii="Arial" w:cs="Arial" w:eastAsia="Arial" w:hAnsi="Arial"/>
+                <w:b w:val="false"/>
+                <w:bCs w:val="false"/>
+                <w:i w:val="false"/>
+                <w:iCs w:val="false"/>
+                <w:color w:val="000000"/>
+                <w:sz w:val="18"/>
+                <w:szCs w:val="18"/>
+              </w:rPr>
+              <w:t xml:space="preserve">| Site | Place | Distance to nearest large hard surface | What the learners heard |</w:t>
+            </w:r>
+          </w:p>
+          <w:p>
+            <w:pPr>
+              <w:spacing w:after="40" w:before="0"/>
+              <w:jc w:val="left"/>
+            </w:pPr>
+            <w:r>
+              <w:rPr>
+                <w:rFonts w:ascii="Arial" w:cs="Arial" w:eastAsia="Arial" w:hAnsi="Arial"/>
+                <w:b w:val="false"/>
+                <w:bCs w:val="false"/>
+                <w:i w:val="false"/>
+                <w:iCs w:val="false"/>
+                <w:color w:val="000000"/>
+                <w:sz w:val="18"/>
+                <w:szCs w:val="18"/>
+              </w:rPr>
+              <w:t xml:space="preserve">|---|---|---|---|</w:t>
+            </w:r>
+          </w:p>
+          <w:p>
+            <w:pPr>
+              <w:spacing w:after="40" w:before="0"/>
+              <w:jc w:val="left"/>
+            </w:pPr>
+            <w:r>
+              <w:rPr>
+                <w:rFonts w:ascii="Arial" w:cs="Arial" w:eastAsia="Arial" w:hAnsi="Arial"/>
+                <w:b w:val="false"/>
+                <w:bCs w:val="false"/>
+                <w:i w:val="false"/>
+                <w:iCs w:val="false"/>
+                <w:color w:val="000000"/>
+                <w:sz w:val="18"/>
+                <w:szCs w:val="18"/>
+              </w:rPr>
+              <w:t xml:space="preserve">| A | Hell's Gate cliff face | 85 m | Clear echo |</w:t>
+            </w:r>
+          </w:p>
+          <w:p>
+            <w:pPr>
+              <w:spacing w:after="40" w:before="0"/>
+              <w:jc w:val="left"/>
+            </w:pPr>
+            <w:r>
+              <w:rPr>
+                <w:rFonts w:ascii="Arial" w:cs="Arial" w:eastAsia="Arial" w:hAnsi="Arial"/>
+                <w:b w:val="false"/>
+                <w:bCs w:val="false"/>
+                <w:i w:val="false"/>
+                <w:iCs w:val="false"/>
+                <w:color w:val="000000"/>
+                <w:sz w:val="18"/>
+                <w:szCs w:val="18"/>
+              </w:rPr>
+              <w:t xml:space="preserve">| B | Ngong Hills valley wall | 170 m | Clear echo |</w:t>
+            </w:r>
+          </w:p>
+          <w:p>
+            <w:pPr>
+              <w:spacing w:after="40" w:before="0"/>
+              <w:jc w:val="left"/>
+            </w:pPr>
+            <w:r>
+              <w:rPr>
+                <w:rFonts w:ascii="Arial" w:cs="Arial" w:eastAsia="Arial" w:hAnsi="Arial"/>
+                <w:b w:val="false"/>
+                <w:bCs w:val="false"/>
+                <w:i w:val="false"/>
+                <w:iCs w:val="false"/>
+                <w:color w:val="000000"/>
+                <w:sz w:val="18"/>
+                <w:szCs w:val="18"/>
+              </w:rPr>
+              <w:t xml:space="preserve">| C | Kisumu school hall | 12 m | Loud, muddy, drawn-out sound |</w:t>
+            </w:r>
+          </w:p>
+          <w:p>
+            <w:pPr>
+              <w:spacing w:after="40" w:before="0"/>
+              <w:jc w:val="left"/>
+            </w:pPr>
+            <w:r>
+              <w:rPr>
+                <w:rFonts w:ascii="Arial" w:cs="Arial" w:eastAsia="Arial" w:hAnsi="Arial"/>
+                <w:b w:val="false"/>
+                <w:bCs w:val="false"/>
+                <w:i w:val="false"/>
+                <w:iCs w:val="false"/>
+                <w:color w:val="000000"/>
+                <w:sz w:val="18"/>
+                <w:szCs w:val="18"/>
+              </w:rPr>
+              <w:t xml:space="preserve">| D | Nairobi school open grounds | 300 m (classroom block) | No echo |</w:t>
+            </w:r>
+          </w:p>
+          <w:p>
+            <w:pPr>
+              <w:spacing w:after="40" w:before="0"/>
+              <w:jc w:val="left"/>
+            </w:pPr>
+            <w:r>
+              <w:rPr>
+                <w:rFonts w:ascii="Arial" w:cs="Arial" w:eastAsia="Arial" w:hAnsi="Arial"/>
+                <w:b w:val="false"/>
+                <w:bCs w:val="false"/>
+                <w:i w:val="false"/>
+                <w:iCs w:val="false"/>
+                <w:color w:val="000000"/>
+                <w:sz w:val="18"/>
+                <w:szCs w:val="18"/>
+              </w:rPr>
+              <w:t xml:space="preserve"/>
+            </w:r>
+          </w:p>
+          <w:p>
+            <w:pPr>
+              <w:spacing w:after="40" w:before="0"/>
+              <w:jc w:val="left"/>
+            </w:pPr>
+            <w:r>
+              <w:rPr>
+                <w:rFonts w:ascii="Arial" w:cs="Arial" w:eastAsia="Arial" w:hAnsi="Arial"/>
+                <w:b w:val="false"/>
+                <w:bCs w:val="false"/>
+                <w:i w:val="false"/>
+                <w:iCs w:val="false"/>
+                <w:color w:val="000000"/>
+                <w:sz w:val="18"/>
+                <w:szCs w:val="18"/>
+              </w:rPr>
+              <w:t xml:space="preserve">SURFACE TABLE</w:t>
+            </w:r>
+          </w:p>
+          <w:p>
+            <w:pPr>
+              <w:spacing w:after="40" w:before="0"/>
+              <w:jc w:val="left"/>
+            </w:pPr>
+            <w:r>
+              <w:rPr>
+                <w:rFonts w:ascii="Arial" w:cs="Arial" w:eastAsia="Arial" w:hAnsi="Arial"/>
+                <w:b w:val="false"/>
+                <w:bCs w:val="false"/>
+                <w:i w:val="false"/>
+                <w:iCs w:val="false"/>
+                <w:color w:val="000000"/>
+                <w:sz w:val="18"/>
+                <w:szCs w:val="18"/>
+              </w:rPr>
+              <w:t xml:space="preserve">| Surface | Approximate share of sound energy reflected |</w:t>
+            </w:r>
+          </w:p>
+          <w:p>
+            <w:pPr>
+              <w:spacing w:after="40" w:before="0"/>
+              <w:jc w:val="left"/>
+            </w:pPr>
+            <w:r>
+              <w:rPr>
+                <w:rFonts w:ascii="Arial" w:cs="Arial" w:eastAsia="Arial" w:hAnsi="Arial"/>
+                <w:b w:val="false"/>
+                <w:bCs w:val="false"/>
+                <w:i w:val="false"/>
+                <w:iCs w:val="false"/>
+                <w:color w:val="000000"/>
+                <w:sz w:val="18"/>
+                <w:szCs w:val="18"/>
+              </w:rPr>
+              <w:t xml:space="preserve">|---|---|</w:t>
+            </w:r>
+          </w:p>
+          <w:p>
+            <w:pPr>
+              <w:spacing w:after="40" w:before="0"/>
+              <w:jc w:val="left"/>
+            </w:pPr>
+            <w:r>
+              <w:rPr>
+                <w:rFonts w:ascii="Arial" w:cs="Arial" w:eastAsia="Arial" w:hAnsi="Arial"/>
+                <w:b w:val="false"/>
+                <w:bCs w:val="false"/>
+                <w:i w:val="false"/>
+                <w:iCs w:val="false"/>
+                <w:color w:val="000000"/>
+                <w:sz w:val="18"/>
+                <w:szCs w:val="18"/>
+              </w:rPr>
+              <w:t xml:space="preserve">| Cliff rock | 90% |</w:t>
+            </w:r>
+          </w:p>
+          <w:p>
+            <w:pPr>
+              <w:spacing w:after="40" w:before="0"/>
+              <w:jc w:val="left"/>
+            </w:pPr>
+            <w:r>
+              <w:rPr>
+                <w:rFonts w:ascii="Arial" w:cs="Arial" w:eastAsia="Arial" w:hAnsi="Arial"/>
+                <w:b w:val="false"/>
+                <w:bCs w:val="false"/>
+                <w:i w:val="false"/>
+                <w:iCs w:val="false"/>
+                <w:color w:val="000000"/>
+                <w:sz w:val="18"/>
+                <w:szCs w:val="18"/>
+              </w:rPr>
+              <w:t xml:space="preserve">| Painted concrete wall | 85% |</w:t>
+            </w:r>
+          </w:p>
+          <w:p>
+            <w:pPr>
+              <w:spacing w:after="40" w:before="0"/>
+              <w:jc w:val="left"/>
+            </w:pPr>
+            <w:r>
+              <w:rPr>
+                <w:rFonts w:ascii="Arial" w:cs="Arial" w:eastAsia="Arial" w:hAnsi="Arial"/>
+                <w:b w:val="false"/>
+                <w:bCs w:val="false"/>
+                <w:i w:val="false"/>
+                <w:iCs w:val="false"/>
+                <w:color w:val="000000"/>
+                <w:sz w:val="18"/>
+                <w:szCs w:val="18"/>
+              </w:rPr>
+              <w:t xml:space="preserve">| Wooden board | 60% |</w:t>
+            </w:r>
+          </w:p>
+          <w:p>
+            <w:pPr>
+              <w:spacing w:after="40" w:before="0"/>
+              <w:jc w:val="left"/>
+            </w:pPr>
+            <w:r>
+              <w:rPr>
+                <w:rFonts w:ascii="Arial" w:cs="Arial" w:eastAsia="Arial" w:hAnsi="Arial"/>
+                <w:b w:val="false"/>
+                <w:bCs w:val="false"/>
+                <w:i w:val="false"/>
+                <w:iCs w:val="false"/>
+                <w:color w:val="000000"/>
+                <w:sz w:val="18"/>
+                <w:szCs w:val="18"/>
+              </w:rPr>
+              <w:t xml:space="preserve">| Curtains or cloth | 15% |</w:t>
+            </w:r>
+          </w:p>
+          <w:p>
+            <w:pPr>
+              <w:spacing w:after="40" w:before="0"/>
+              <w:jc w:val="left"/>
+            </w:pPr>
+            <w:r>
+              <w:rPr>
+                <w:rFonts w:ascii="Arial" w:cs="Arial" w:eastAsia="Arial" w:hAnsi="Arial"/>
+                <w:b w:val="false"/>
+                <w:bCs w:val="false"/>
+                <w:i w:val="false"/>
+                <w:iCs w:val="false"/>
+                <w:color w:val="000000"/>
+                <w:sz w:val="18"/>
+                <w:szCs w:val="18"/>
+              </w:rPr>
+              <w:t xml:space="preserve">| Thick grass or foam mattress | 10% |</w:t>
             </w:r>
           </w:p>
         </w:tc>
@@ -481,7 +804,7 @@
                 <w:sz w:val="22"/>
                 <w:szCs w:val="22"/>
               </w:rPr>
-              <w:t xml:space="preserve">Part A: Why the music turns the corner but the torch beam does not</w:t>
+              <w:t xml:space="preserve">Part 1: What is happening to the sound? (Claim)</w:t>
             </w:r>
           </w:p>
         </w:tc>
@@ -515,7 +838,7 @@
                 <w:sz w:val="18"/>
                 <w:szCs w:val="18"/>
               </w:rPr>
-              <w:t xml:space="preserve">Wanjiru and Otieno cannot see the matatu behind the concrete wall, but they hear its music clearly. A torch beam from the matatu would be blocked. (a) Use v = fλ with 340 m/s to calculate the wavelength of the horn (400 Hz) and the wavelengths of the lowest (200 Hz) and highest (1000 Hz) notes of the music. (b) Calculate the ratio of the horn wavelength to the 4.0 m opening, and the approximate ratio for visible light of wavelength 5.0x10^-7 m. (c) Write a claim-evidence-reasoning explanation of why the music is heard around the corner and the torch beam is not. (d) Which would be heard better around the corner, a 200 Hz note or a 1000 Hz note? Explain.</w:t>
+              <w:t xml:space="preserve">Wanjiru shouts towards the cliff at Hell's Gate and hears her voice come back. Describe what the sound wave does from the moment she shouts until she hears the echo. In your answer: (a) say what kind of wave sound is and what it needs to travel; (b) describe the path of the sound, using the idea of a ray; (c) state the two laws of reflection and say how they apply to the sound at the cliff; (d) say what we mean by an echo. Draw a labelled ray diagram showing the normal, the incident ray, the reflected ray, i and r.</w:t>
             </w:r>
           </w:p>
         </w:tc>
@@ -611,7 +934,7 @@
                 <w:sz w:val="22"/>
                 <w:szCs w:val="22"/>
               </w:rPr>
-              <w:t xml:space="preserve">Part B: Why the horn changes pitch</w:t>
+              <w:t xml:space="preserve">Part 2: Delay and distance (Evidence)</w:t>
             </w:r>
           </w:p>
         </w:tc>
@@ -645,7 +968,7 @@
                 <w:sz w:val="18"/>
                 <w:szCs w:val="18"/>
               </w:rPr>
-              <w:t xml:space="preserve">Baraka drives past at a constant 15 m/s and never changes his horn, which has a true frequency of 400 Hz. (a) Use f' = f v/(v - vs) and f' = f v/(v + vs) with v = 340 m/s to calculate the frequency Otieno hears as the matatu approaches and the frequency Wanjiru hears as it moves away. Round to the nearest Hz. (b) Find the drop in pitch. (c) Explain, using wavefronts, why the pitch heard changes although the horn stays the same. (d) Which fixed quantity stays the same at the horn itself?</w:t>
+              <w:t xml:space="preserve">Use the echo-distance formula to work out the following. (a) Show that the delay for the echo at Hell's Gate (site A) is 0.50 s. (b) Calculate the delay for Ngong Hills (site B). (c) Calculate the delay for the Kisumu hall (site C) and the one for the open Nairobi grounds (site D). (d) Explain why the ear needs a delay of at least 0.1 s to hear a distinct echo, and calculate the smallest distance to a reflector that gives a distinct echo. (e) Kiprono stands in front of a long school wall and times 10 clap-echo intervals as 2.94 s. Find the distance to the wall.</w:t>
             </w:r>
           </w:p>
         </w:tc>
@@ -741,7 +1064,7 @@
                 <w:sz w:val="22"/>
                 <w:szCs w:val="22"/>
               </w:rPr>
-              <w:t xml:space="preserve">Part C: Why the FM radio fades near the Ngong Hills</w:t>
+              <w:t xml:space="preserve">Part 3: Strong echoes and weak echoes (Reasoning)</w:t>
             </w:r>
           </w:p>
         </w:tc>
@@ -775,7 +1098,7 @@
                 <w:sz w:val="18"/>
                 <w:szCs w:val="18"/>
               </w:rPr>
-              <w:t xml:space="preserve">The matatu radio is tuned to one 100 MHz FM station that never changes, yet it fades and crackles at certain spots near the Ngong Hills and comes back a few metres later. (a) Use v = fλ with 3.0x10^8 m/s to find the wavelength of the signal. (b) Explain, using the words superposition, path difference and interference, why the signal fades at some spots and is strong between them. (c) How far apart are the weak spots, and how does this follow from your answer to (a)? (d) In the classroom, two speakers both played 340 Hz. Give the wavelength and say whether a path difference of 1.00 m or 0.50 m gave the quiet spot. How does this support your explanation in (b)?</w:t>
+              <w:t xml:space="preserve">Delay and distance alone do not explain every site. Use the Echo Table and the Surface Table to answer: (a) Why do Hell's Gate and Ngong Hills give clear, strong echoes? (b) Why is the sound in the Kisumu hall loud, muddy and drawn out? Use the words reverberation and interference in your answer. (c) Site D has a delay of 1.76 s, which is longer than 0.1 s, yet there is no echo. Explain why, using the ideas of spreading (diffraction) and absorption. (d) Which surface in the Surface Table would give the strongest echo, and which the weakest? Give a reason.</w:t>
             </w:r>
           </w:p>
         </w:tc>
@@ -871,7 +1194,7 @@
                 <w:sz w:val="22"/>
                 <w:szCs w:val="22"/>
               </w:rPr>
-              <w:t xml:space="preserve">Part D: Using wave ideas in technology</w:t>
+              <w:t xml:space="preserve">Part 4: Other wave behaviours at a boundary</w:t>
             </w:r>
           </w:p>
         </w:tc>
@@ -905,7 +1228,7 @@
                 <w:sz w:val="18"/>
                 <w:szCs w:val="18"/>
               </w:rPr>
-              <w:t xml:space="preserve">Wave properties are applied in everyday life. (a) Fishers on Lake Victoria use sonar. A pulse returns after 0.040 s and sound travels at 1500 m/s in water. Calculate the depth and explain why you divide by 2. (b) A doctor uses ultrasound of frequency 3.5 MHz, which travels at 1540 m/s in soft tissue. Calculate its wavelength in millimetres and state how the image is formed. (c) In FM radio, a 1 kHz tone is sent on a 100 MHz carrier. State what changes in the carrier and what stays constant.</w:t>
+              <w:t xml:space="preserve">When a wave meets a boundary, different things can happen. (a) Explain the difference between reflection and refraction, and say which of them returns the sound to the learners at Hell's Gate. (b) Light going from air into water at i = 45 degrees bends to r = 32 degrees. State what this tells you about the speed of light in water and why the light bends. (c) Sound can turn the corner of a 1.0 m doorway but a torch beam makes a sharp patch. Use the wavelength of a 340 Hz sound and the wavelength of light (5.5 x 10^-7 m) to explain this.</w:t>
             </w:r>
           </w:p>
         </w:tc>
@@ -1001,7 +1324,7 @@
                 <w:sz w:val="22"/>
                 <w:szCs w:val="22"/>
               </w:rPr>
-              <w:t xml:space="preserve">Part E: Putting it all together</w:t>
+              <w:t xml:space="preserve">Part 5: Final Explanation and applying the idea</w:t>
             </w:r>
           </w:p>
         </w:tc>
@@ -1035,7 +1358,7 @@
                 <w:sz w:val="18"/>
                 <w:szCs w:val="18"/>
               </w:rPr>
-              <w:t xml:space="preserve">Write a complete explanation for the Driving Question: How can we hear a matatu around a corner that we cannot see, and why does its pitch change and its radio signal fade as it moves? Your answer must have three paragraphs matching Parts A, B and C of the class model. In each paragraph give a claim, evidence with numbers from this assessment, and reasoning. Then say how your final model differs from your first model in Lesson 1.</w:t>
+              <w:t xml:space="preserve">Write your Final Explanation of the driving question: How do sound waves reflect, and why do some places produce stronger echoes than others? Use Claim, Evidence and Reasoning. Your answer must cover all four sites (A to D) and use at least three numbers from the tables. Then answer: (a) Mr. Mwangi asks you to reduce the reverberation in the Kisumu hall. Suggest a treatment from the Surface Table and explain how it works. (b) Give one way the echo idea is used in medicine and calculate the time for an ultrasound pulse (1540 m/s) to return from an organ boundary 7.7 cm deep.</w:t>
             </w:r>
           </w:p>
         </w:tc>
@@ -1299,7 +1622,7 @@
                 <w:sz w:val="18"/>
                 <w:szCs w:val="18"/>
               </w:rPr>
-              <w:t xml:space="preserve">Explaining diffraction at the corner (Part A)</w:t>
+              <w:t xml:space="preserve">Claim: describing reflection and the laws of reflection</w:t>
             </w:r>
           </w:p>
         </w:tc>
@@ -1331,7 +1654,7 @@
                 <w:sz w:val="18"/>
                 <w:szCs w:val="18"/>
               </w:rPr>
-              <w:t xml:space="preserve">Correctly calculates all wavelengths and ratios (0.85 m, 1.7 m, 0.34 m, 0.21, about 1.3x10^-7) and gives a full claim-evidence-reasoning explanation linking wavelength to gap size, including why low pitches bend more than high pitches.</w:t>
+              <w:t xml:space="preserve">Clearly states that sound is a mechanical wave that travels as a ray, reflects at the surface and returns; states both laws of reflection correctly with angles measured from the normal; the ray diagram is fully labelled and accurate.</w:t>
             </w:r>
           </w:p>
         </w:tc>
@@ -1363,7 +1686,7 @@
                 <w:sz w:val="18"/>
                 <w:szCs w:val="18"/>
               </w:rPr>
-              <w:t xml:space="preserve">Calculates most wavelengths and ratios correctly and explains that sound bends and light does not because of wavelength compared with the opening, with small gaps in reasoning.</w:t>
+              <w:t xml:space="preserve">States that sound reflects and returns and gives at least one law of reflection correctly; the diagram has most labels but may miss the normal or one angle.</w:t>
             </w:r>
           </w:p>
         </w:tc>
@@ -1395,7 +1718,7 @@
                 <w:sz w:val="18"/>
                 <w:szCs w:val="18"/>
               </w:rPr>
-              <w:t xml:space="preserve">States that sound bends and light does not but gives little or no use of wavelength compared with the 4.0 m gap, or has calculation errors.</w:t>
+              <w:t xml:space="preserve">Says sound bounces back but does not state the laws, or measures angles from the surface; the diagram is missing or unclear.</w:t>
             </w:r>
           </w:p>
         </w:tc>
@@ -1429,7 +1752,7 @@
                 <w:sz w:val="18"/>
                 <w:szCs w:val="18"/>
               </w:rPr>
-              <w:t xml:space="preserve">Explaining the Doppler effect (Part B)</w:t>
+              <w:t xml:space="preserve">Evidence: calculations with d = vt/2 and the 17 m condition</w:t>
             </w:r>
           </w:p>
         </w:tc>
@@ -1461,7 +1784,7 @@
                 <w:sz w:val="18"/>
                 <w:szCs w:val="18"/>
               </w:rPr>
-              <w:t xml:space="preserve">Uses both Doppler formulas correctly to get 418 Hz, 383 Hz and a 35 Hz drop, and clearly explains compressed and stretched wavefronts while the horn stays at 400 Hz.</w:t>
+              <w:t xml:space="preserve">All delays (0.50 s, 1.00 s, 0.07 s, 1.76 s), the 17 m minimum distance and the 50 m field distance are correct, with working and units shown.</w:t>
             </w:r>
           </w:p>
         </w:tc>
@@ -1493,7 +1816,7 @@
                 <w:sz w:val="18"/>
                 <w:szCs w:val="18"/>
               </w:rPr>
-              <w:t xml:space="preserve">Gets the correct frequencies and gives a mostly correct explanation of higher and lower pitch with some vagueness about wavefronts.</w:t>
+              <w:t xml:space="preserve">Most calculations are correct with the right formula, but there are small slips in arithmetic or missing units.</w:t>
             </w:r>
           </w:p>
         </w:tc>
@@ -1525,7 +1848,7 @@
                 <w:sz w:val="18"/>
                 <w:szCs w:val="18"/>
               </w:rPr>
-              <w:t xml:space="preserve">Gives incorrect values or says the horn itself changes, or does not link pitch change to motion.</w:t>
+              <w:t xml:space="preserve">Uses the formula incorrectly (for example forgetting to halve or double) or gives several wrong values.</w:t>
             </w:r>
           </w:p>
         </w:tc>
@@ -1559,7 +1882,7 @@
                 <w:sz w:val="18"/>
                 <w:szCs w:val="18"/>
               </w:rPr>
-              <w:t xml:space="preserve">Explaining interference and fading (Part C)</w:t>
+              <w:t xml:space="preserve">Reasoning: explaining the four sites using surfaces, reverberation, spreading and absorption</w:t>
             </w:r>
           </w:p>
         </w:tc>
@@ -1591,7 +1914,7 @@
                 <w:sz w:val="18"/>
                 <w:szCs w:val="18"/>
               </w:rPr>
-              <w:t xml:space="preserve">Finds λ = 3.0 m, uses path difference (nλ and (n+1/2)λ) correctly, links to the 1.5 m spacing, and connects it to the 340 Hz speaker results.</w:t>
+              <w:t xml:space="preserve">Explains all four sites correctly, linking distance, delay, surface reflection percentages, reverberation and interference in the hall, and spreading and absorption on the grounds.</w:t>
             </w:r>
           </w:p>
         </w:tc>
@@ -1623,7 +1946,7 @@
                 <w:sz w:val="18"/>
                 <w:szCs w:val="18"/>
               </w:rPr>
-              <w:t xml:space="preserve">Finds the wavelength and explains destructive and constructive interference of direct and reflected signals, with minor errors in path difference or spacing.</w:t>
+              <w:t xml:space="preserve">Explains most sites correctly but leaves out one idea, such as absorption or the overlapping reflections.</w:t>
             </w:r>
           </w:p>
         </w:tc>
@@ -1655,7 +1978,7 @@
                 <w:sz w:val="18"/>
                 <w:szCs w:val="18"/>
               </w:rPr>
-              <w:t xml:space="preserve">Mentions weak signal without explaining the overlap of direct and reflected waves, or gives an incorrect wavelength.</w:t>
+              <w:t xml:space="preserve">Gives only descriptions of what was heard, or explains with ideas not supported by the data.</w:t>
             </w:r>
           </w:p>
         </w:tc>
@@ -1689,7 +2012,7 @@
                 <w:sz w:val="18"/>
                 <w:szCs w:val="18"/>
               </w:rPr>
-              <w:t xml:space="preserve">Calculations and application to technology (Part D)</w:t>
+              <w:t xml:space="preserve">Connecting other wave behaviours and applications</w:t>
             </w:r>
           </w:p>
         </w:tc>
@@ -1721,7 +2044,7 @@
                 <w:sz w:val="18"/>
                 <w:szCs w:val="18"/>
               </w:rPr>
-              <w:t xml:space="preserve">Correctly calculates 30 m, 0.44 mm and describes FM modulation, with units and explanations of d = vt/2.</w:t>
+              <w:t xml:space="preserve">Correctly separates reflection from refraction, explains bending using speed change, uses wavelengths to explain diffraction, and calculates the ultrasound echo time of 100 microseconds.</w:t>
             </w:r>
           </w:p>
         </w:tc>
@@ -1753,7 +2076,7 @@
                 <w:sz w:val="18"/>
                 <w:szCs w:val="18"/>
               </w:rPr>
-              <w:t xml:space="preserve">Gets most calculations correct with units and a basic description of reflection and modulation.</w:t>
+              <w:t xml:space="preserve">Gets most of the distinctions right and does most of the wavelength or ultrasound working correctly.</w:t>
             </w:r>
           </w:p>
         </w:tc>
@@ -1785,7 +2108,7 @@
                 <w:sz w:val="18"/>
                 <w:szCs w:val="18"/>
               </w:rPr>
-              <w:t xml:space="preserve">Calculation errors, missing units, or does not explain the division by 2.</w:t>
+              <w:t xml:space="preserve">Confuses reflection with refraction or does not use wavelength to explain diffraction.</w:t>
             </w:r>
           </w:p>
         </w:tc>
@@ -1819,7 +2142,7 @@
                 <w:sz w:val="18"/>
                 <w:szCs w:val="18"/>
               </w:rPr>
-              <w:t xml:space="preserve">Scientific communication and synthesis</w:t>
+              <w:t xml:space="preserve">Communication using Claim, Evidence and Reasoning</w:t>
             </w:r>
           </w:p>
         </w:tc>
@@ -1851,7 +2174,7 @@
                 <w:sz w:val="18"/>
                 <w:szCs w:val="18"/>
               </w:rPr>
-              <w:t xml:space="preserve">Uses claim, evidence and reasoning in every part, uses correct terms and units, uses Kenyan context, and compares the final model with the Lesson 1 model.</w:t>
+              <w:t xml:space="preserve">The Final Explanation has a clear claim, uses at least three numbers from the tables as evidence, covers all four sites, and uses scientific terms correctly and consistently.</w:t>
             </w:r>
           </w:p>
         </w:tc>
@@ -1883,7 +2206,7 @@
                 <w:sz w:val="18"/>
                 <w:szCs w:val="18"/>
               </w:rPr>
-              <w:t xml:space="preserve">Mostly uses claim, evidence and reasoning with correct terms and units, with some weak links between parts.</w:t>
+              <w:t xml:space="preserve">Has a claim and some evidence, covers three or four sites, and mostly uses correct terms.</w:t>
             </w:r>
           </w:p>
         </w:tc>
@@ -1915,7 +2238,7 @@
                 <w:sz w:val="18"/>
                 <w:szCs w:val="18"/>
               </w:rPr>
-              <w:t xml:space="preserve">Answers are incomplete or lack evidence and reasoning, with frequent errors in terms or units.</w:t>
+              <w:t xml:space="preserve">Claim, evidence and reasoning are mixed together or missing, and few data are used.</w:t>
             </w:r>
           </w:p>
         </w:tc>
@@ -2039,7 +2362,7 @@
         </w:rPr>
         <w:t xml:space="preserve">© 2026 SeaVuria and ARES. This work is licensed under a </w:t>
       </w:r>
-      <w:hyperlink w:history="1" r:id="rIdjw2ga8pley_eio_-twhvr">
+      <w:hyperlink w:history="1" r:id="rIdjektxwle7mo1wyp_ao9mb">
         <w:r>
           <w:rPr>
             <w:rFonts w:ascii="Arial" w:cs="Arial" w:eastAsia="Arial" w:hAnsi="Arial"/>
@@ -2059,7 +2382,7 @@
         </w:rPr>
         <w:t xml:space="preserve"> (</w:t>
       </w:r>
-      <w:hyperlink w:history="1" r:id="rIdw5bhc_unxqizlzukffy7x">
+      <w:hyperlink w:history="1" r:id="rIdpuakn8ezccwtmp3jduxhu">
         <w:r>
           <w:rPr>
             <w:rFonts w:ascii="Arial" w:cs="Arial" w:eastAsia="Arial" w:hAnsi="Arial"/>
@@ -2079,7 +2402,7 @@
         </w:rPr>
         <w:t xml:space="preserve">). To view a copy of this license, visit </w:t>
       </w:r>
-      <w:hyperlink w:history="1" r:id="rIdkyj2h7s5_n1-7nanjkdup">
+      <w:hyperlink w:history="1" r:id="rId7fuumm4jdqlytlnhijtwh">
         <w:r>
           <w:rPr>
             <w:rFonts w:ascii="Arial" w:cs="Arial" w:eastAsia="Arial" w:hAnsi="Arial"/>

--- a/data/outputs/v2/Physics/SS2.1_Properties_of_Waves/Physics_Properties_of_Waves_FinalExplanation.docx
+++ b/data/outputs/v2/Physics/SS2.1_Properties_of_Waves/Physics_Properties_of_Waves_FinalExplanation.docx
@@ -4,6 +4,7 @@
   <w:body>
     <w:p>
       <w:pPr>
+        <w:keepNext w:val="false"/>
         <w:spacing w:after="30" w:before="0"/>
         <w:jc w:val="center"/>
       </w:pPr>
@@ -23,6 +24,7 @@
     </w:p>
     <w:p>
       <w:pPr>
+        <w:keepNext w:val="false"/>
         <w:spacing w:after="60" w:before="0"/>
         <w:jc w:val="center"/>
       </w:pPr>
@@ -81,6 +83,7 @@
           </w:tcPr>
           <w:p>
             <w:pPr>
+              <w:keepNext w:val="false"/>
               <w:spacing w:after="40" w:before="0"/>
               <w:jc w:val="center"/>
             </w:pPr>
@@ -116,6 +119,7 @@
           </w:tcPr>
           <w:p>
             <w:pPr>
+              <w:keepNext w:val="false"/>
               <w:spacing w:after="40" w:before="0"/>
               <w:jc w:val="center"/>
             </w:pPr>
@@ -150,6 +154,7 @@
           </w:tcPr>
           <w:p>
             <w:pPr>
+              <w:keepNext w:val="false"/>
               <w:spacing w:after="40" w:before="0"/>
               <w:jc w:val="left"/>
             </w:pPr>
@@ -182,6 +187,7 @@
           </w:tcPr>
           <w:p>
             <w:pPr>
+              <w:keepNext w:val="false"/>
               <w:spacing w:after="40" w:before="0"/>
               <w:jc w:val="left"/>
             </w:pPr>
@@ -216,6 +222,7 @@
           </w:tcPr>
           <w:p>
             <w:pPr>
+              <w:keepNext w:val="false"/>
               <w:spacing w:after="40" w:before="0"/>
               <w:jc w:val="left"/>
             </w:pPr>
@@ -248,6 +255,7 @@
           </w:tcPr>
           <w:p>
             <w:pPr>
+              <w:keepNext w:val="false"/>
               <w:spacing w:after="40" w:before="0"/>
               <w:jc w:val="left"/>
             </w:pPr>
@@ -282,6 +290,7 @@
           </w:tcPr>
           <w:p>
             <w:pPr>
+              <w:keepNext w:val="false"/>
               <w:spacing w:after="40" w:before="0"/>
               <w:jc w:val="left"/>
             </w:pPr>
@@ -314,6 +323,7 @@
           </w:tcPr>
           <w:p>
             <w:pPr>
+              <w:keepNext w:val="false"/>
               <w:spacing w:after="40" w:before="0"/>
               <w:jc w:val="left"/>
             </w:pPr>
@@ -374,6 +384,7 @@
           </w:tcPr>
           <w:p>
             <w:pPr>
+              <w:keepNext w:val="false"/>
               <w:spacing w:after="40" w:before="0"/>
               <w:jc w:val="center"/>
             </w:pPr>
@@ -408,6 +419,7 @@
           </w:tcPr>
           <w:p>
             <w:pPr>
+              <w:keepNext w:val="false"/>
               <w:spacing w:after="40" w:before="0"/>
               <w:jc w:val="left"/>
             </w:pPr>
@@ -427,6 +439,7 @@
           </w:p>
           <w:p>
             <w:pPr>
+              <w:keepNext w:val="false"/>
               <w:spacing w:after="40" w:before="0"/>
               <w:jc w:val="left"/>
             </w:pPr>
@@ -446,6 +459,7 @@
           </w:p>
           <w:p>
             <w:pPr>
+              <w:keepNext w:val="false"/>
               <w:spacing w:after="40" w:before="0"/>
               <w:jc w:val="left"/>
             </w:pPr>
@@ -463,9 +477,700 @@
               <w:t xml:space="preserve">ECHO TABLE</w:t>
             </w:r>
           </w:p>
-          <w:p>
-            <w:pPr>
-              <w:spacing w:after="40" w:before="0"/>
+          <w:tbl>
+            <w:tblPr>
+              <w:tblW w:type="dxa" w:w="13320"/>
+              <w:tblBorders>
+                <w:top w:val="single" w:color="AAAAAA" w:sz="4"/>
+                <w:left w:val="single" w:color="AAAAAA" w:sz="4"/>
+                <w:bottom w:val="single" w:color="AAAAAA" w:sz="4"/>
+                <w:right w:val="single" w:color="AAAAAA" w:sz="4"/>
+                <w:insideH w:val="single" w:color="auto" w:sz="4"/>
+                <w:insideV w:val="single" w:color="auto" w:sz="4"/>
+              </w:tblBorders>
+              <w:tblLayout w:type="fixed"/>
+            </w:tblPr>
+            <w:tblGrid>
+              <w:gridCol w:w="3330"/>
+              <w:gridCol w:w="3330"/>
+              <w:gridCol w:w="3330"/>
+              <w:gridCol w:w="3330"/>
+            </w:tblGrid>
+            <w:tr>
+              <w:tc>
+                <w:tcPr>
+                  <w:tcW w:type="dxa" w:w="3330"/>
+                  <w:shd w:fill="D5E8F0" w:color="auto" w:val="clear"/>
+                  <w:tcMar>
+                    <w:top w:type="dxa" w:w="60"/>
+                    <w:left w:type="dxa" w:w="120"/>
+                    <w:bottom w:type="dxa" w:w="60"/>
+                    <w:right w:type="dxa" w:w="120"/>
+                  </w:tcMar>
+                  <w:vAlign w:val="top"/>
+                </w:tcPr>
+                <w:p>
+                  <w:pPr>
+                    <w:keepNext w:val="false"/>
+                    <w:spacing w:after="40" w:before="0"/>
+                    <w:jc w:val="left"/>
+                  </w:pPr>
+                  <w:r>
+                    <w:rPr>
+                      <w:rFonts w:ascii="Arial" w:cs="Arial" w:eastAsia="Arial" w:hAnsi="Arial"/>
+                      <w:b/>
+                      <w:bCs/>
+                      <w:i w:val="false"/>
+                      <w:iCs w:val="false"/>
+                      <w:color w:val="000000"/>
+                      <w:sz w:val="18"/>
+                      <w:szCs w:val="18"/>
+                    </w:rPr>
+                    <w:t xml:space="preserve">Site</w:t>
+                  </w:r>
+                </w:p>
+              </w:tc>
+              <w:tc>
+                <w:tcPr>
+                  <w:tcW w:type="dxa" w:w="3330"/>
+                  <w:shd w:fill="D5E8F0" w:color="auto" w:val="clear"/>
+                  <w:tcMar>
+                    <w:top w:type="dxa" w:w="60"/>
+                    <w:left w:type="dxa" w:w="120"/>
+                    <w:bottom w:type="dxa" w:w="60"/>
+                    <w:right w:type="dxa" w:w="120"/>
+                  </w:tcMar>
+                  <w:vAlign w:val="top"/>
+                </w:tcPr>
+                <w:p>
+                  <w:pPr>
+                    <w:keepNext w:val="false"/>
+                    <w:spacing w:after="40" w:before="0"/>
+                    <w:jc w:val="left"/>
+                  </w:pPr>
+                  <w:r>
+                    <w:rPr>
+                      <w:rFonts w:ascii="Arial" w:cs="Arial" w:eastAsia="Arial" w:hAnsi="Arial"/>
+                      <w:b/>
+                      <w:bCs/>
+                      <w:i w:val="false"/>
+                      <w:iCs w:val="false"/>
+                      <w:color w:val="000000"/>
+                      <w:sz w:val="18"/>
+                      <w:szCs w:val="18"/>
+                    </w:rPr>
+                    <w:t xml:space="preserve">Place</w:t>
+                  </w:r>
+                </w:p>
+              </w:tc>
+              <w:tc>
+                <w:tcPr>
+                  <w:tcW w:type="dxa" w:w="3330"/>
+                  <w:shd w:fill="D5E8F0" w:color="auto" w:val="clear"/>
+                  <w:tcMar>
+                    <w:top w:type="dxa" w:w="60"/>
+                    <w:left w:type="dxa" w:w="120"/>
+                    <w:bottom w:type="dxa" w:w="60"/>
+                    <w:right w:type="dxa" w:w="120"/>
+                  </w:tcMar>
+                  <w:vAlign w:val="top"/>
+                </w:tcPr>
+                <w:p>
+                  <w:pPr>
+                    <w:keepNext w:val="false"/>
+                    <w:spacing w:after="40" w:before="0"/>
+                    <w:jc w:val="left"/>
+                  </w:pPr>
+                  <w:r>
+                    <w:rPr>
+                      <w:rFonts w:ascii="Arial" w:cs="Arial" w:eastAsia="Arial" w:hAnsi="Arial"/>
+                      <w:b/>
+                      <w:bCs/>
+                      <w:i w:val="false"/>
+                      <w:iCs w:val="false"/>
+                      <w:color w:val="000000"/>
+                      <w:sz w:val="18"/>
+                      <w:szCs w:val="18"/>
+                    </w:rPr>
+                    <w:t xml:space="preserve">Distance to nearest large hard surface</w:t>
+                  </w:r>
+                </w:p>
+              </w:tc>
+              <w:tc>
+                <w:tcPr>
+                  <w:tcW w:type="dxa" w:w="3330"/>
+                  <w:shd w:fill="D5E8F0" w:color="auto" w:val="clear"/>
+                  <w:tcMar>
+                    <w:top w:type="dxa" w:w="60"/>
+                    <w:left w:type="dxa" w:w="120"/>
+                    <w:bottom w:type="dxa" w:w="60"/>
+                    <w:right w:type="dxa" w:w="120"/>
+                  </w:tcMar>
+                  <w:vAlign w:val="top"/>
+                </w:tcPr>
+                <w:p>
+                  <w:pPr>
+                    <w:keepNext w:val="false"/>
+                    <w:spacing w:after="40" w:before="0"/>
+                    <w:jc w:val="left"/>
+                  </w:pPr>
+                  <w:r>
+                    <w:rPr>
+                      <w:rFonts w:ascii="Arial" w:cs="Arial" w:eastAsia="Arial" w:hAnsi="Arial"/>
+                      <w:b/>
+                      <w:bCs/>
+                      <w:i w:val="false"/>
+                      <w:iCs w:val="false"/>
+                      <w:color w:val="000000"/>
+                      <w:sz w:val="18"/>
+                      <w:szCs w:val="18"/>
+                    </w:rPr>
+                    <w:t xml:space="preserve">What the learners heard</w:t>
+                  </w:r>
+                </w:p>
+              </w:tc>
+            </w:tr>
+            <w:tr>
+              <w:tc>
+                <w:tcPr>
+                  <w:tcW w:type="dxa" w:w="3330"/>
+                  <w:shd w:fill="FFFFFF" w:color="auto" w:val="clear"/>
+                  <w:tcMar>
+                    <w:top w:type="dxa" w:w="60"/>
+                    <w:left w:type="dxa" w:w="120"/>
+                    <w:bottom w:type="dxa" w:w="60"/>
+                    <w:right w:type="dxa" w:w="120"/>
+                  </w:tcMar>
+                  <w:vAlign w:val="top"/>
+                </w:tcPr>
+                <w:p>
+                  <w:pPr>
+                    <w:keepNext w:val="false"/>
+                    <w:spacing w:after="40" w:before="0"/>
+                    <w:jc w:val="left"/>
+                  </w:pPr>
+                  <w:r>
+                    <w:rPr>
+                      <w:rFonts w:ascii="Arial" w:cs="Arial" w:eastAsia="Arial" w:hAnsi="Arial"/>
+                      <w:b w:val="false"/>
+                      <w:bCs w:val="false"/>
+                      <w:i w:val="false"/>
+                      <w:iCs w:val="false"/>
+                      <w:color w:val="000000"/>
+                      <w:sz w:val="18"/>
+                      <w:szCs w:val="18"/>
+                    </w:rPr>
+                    <w:t xml:space="preserve">A</w:t>
+                  </w:r>
+                </w:p>
+              </w:tc>
+              <w:tc>
+                <w:tcPr>
+                  <w:tcW w:type="dxa" w:w="3330"/>
+                  <w:shd w:fill="FFFFFF" w:color="auto" w:val="clear"/>
+                  <w:tcMar>
+                    <w:top w:type="dxa" w:w="60"/>
+                    <w:left w:type="dxa" w:w="120"/>
+                    <w:bottom w:type="dxa" w:w="60"/>
+                    <w:right w:type="dxa" w:w="120"/>
+                  </w:tcMar>
+                  <w:vAlign w:val="top"/>
+                </w:tcPr>
+                <w:p>
+                  <w:pPr>
+                    <w:keepNext w:val="false"/>
+                    <w:spacing w:after="40" w:before="0"/>
+                    <w:jc w:val="left"/>
+                  </w:pPr>
+                  <w:r>
+                    <w:rPr>
+                      <w:rFonts w:ascii="Arial" w:cs="Arial" w:eastAsia="Arial" w:hAnsi="Arial"/>
+                      <w:b w:val="false"/>
+                      <w:bCs w:val="false"/>
+                      <w:i w:val="false"/>
+                      <w:iCs w:val="false"/>
+                      <w:color w:val="000000"/>
+                      <w:sz w:val="18"/>
+                      <w:szCs w:val="18"/>
+                    </w:rPr>
+                    <w:t xml:space="preserve">Hell's Gate cliff face</w:t>
+                  </w:r>
+                </w:p>
+              </w:tc>
+              <w:tc>
+                <w:tcPr>
+                  <w:tcW w:type="dxa" w:w="3330"/>
+                  <w:shd w:fill="FFFFFF" w:color="auto" w:val="clear"/>
+                  <w:tcMar>
+                    <w:top w:type="dxa" w:w="60"/>
+                    <w:left w:type="dxa" w:w="120"/>
+                    <w:bottom w:type="dxa" w:w="60"/>
+                    <w:right w:type="dxa" w:w="120"/>
+                  </w:tcMar>
+                  <w:vAlign w:val="top"/>
+                </w:tcPr>
+                <w:p>
+                  <w:pPr>
+                    <w:keepNext w:val="false"/>
+                    <w:spacing w:after="40" w:before="0"/>
+                    <w:jc w:val="left"/>
+                  </w:pPr>
+                  <w:r>
+                    <w:rPr>
+                      <w:rFonts w:ascii="Arial" w:cs="Arial" w:eastAsia="Arial" w:hAnsi="Arial"/>
+                      <w:b w:val="false"/>
+                      <w:bCs w:val="false"/>
+                      <w:i w:val="false"/>
+                      <w:iCs w:val="false"/>
+                      <w:color w:val="000000"/>
+                      <w:sz w:val="18"/>
+                      <w:szCs w:val="18"/>
+                    </w:rPr>
+                    <w:t xml:space="preserve">85 m</w:t>
+                  </w:r>
+                </w:p>
+              </w:tc>
+              <w:tc>
+                <w:tcPr>
+                  <w:tcW w:type="dxa" w:w="3330"/>
+                  <w:shd w:fill="FFFFFF" w:color="auto" w:val="clear"/>
+                  <w:tcMar>
+                    <w:top w:type="dxa" w:w="60"/>
+                    <w:left w:type="dxa" w:w="120"/>
+                    <w:bottom w:type="dxa" w:w="60"/>
+                    <w:right w:type="dxa" w:w="120"/>
+                  </w:tcMar>
+                  <w:vAlign w:val="top"/>
+                </w:tcPr>
+                <w:p>
+                  <w:pPr>
+                    <w:keepNext w:val="false"/>
+                    <w:spacing w:after="40" w:before="0"/>
+                    <w:jc w:val="left"/>
+                  </w:pPr>
+                  <w:r>
+                    <w:rPr>
+                      <w:rFonts w:ascii="Arial" w:cs="Arial" w:eastAsia="Arial" w:hAnsi="Arial"/>
+                      <w:b w:val="false"/>
+                      <w:bCs w:val="false"/>
+                      <w:i w:val="false"/>
+                      <w:iCs w:val="false"/>
+                      <w:color w:val="000000"/>
+                      <w:sz w:val="18"/>
+                      <w:szCs w:val="18"/>
+                    </w:rPr>
+                    <w:t xml:space="preserve">Clear echo</w:t>
+                  </w:r>
+                </w:p>
+              </w:tc>
+            </w:tr>
+            <w:tr>
+              <w:tc>
+                <w:tcPr>
+                  <w:tcW w:type="dxa" w:w="3330"/>
+                  <w:shd w:fill="FFFFFF" w:color="auto" w:val="clear"/>
+                  <w:tcMar>
+                    <w:top w:type="dxa" w:w="60"/>
+                    <w:left w:type="dxa" w:w="120"/>
+                    <w:bottom w:type="dxa" w:w="60"/>
+                    <w:right w:type="dxa" w:w="120"/>
+                  </w:tcMar>
+                  <w:vAlign w:val="top"/>
+                </w:tcPr>
+                <w:p>
+                  <w:pPr>
+                    <w:keepNext w:val="false"/>
+                    <w:spacing w:after="40" w:before="0"/>
+                    <w:jc w:val="left"/>
+                  </w:pPr>
+                  <w:r>
+                    <w:rPr>
+                      <w:rFonts w:ascii="Arial" w:cs="Arial" w:eastAsia="Arial" w:hAnsi="Arial"/>
+                      <w:b w:val="false"/>
+                      <w:bCs w:val="false"/>
+                      <w:i w:val="false"/>
+                      <w:iCs w:val="false"/>
+                      <w:color w:val="000000"/>
+                      <w:sz w:val="18"/>
+                      <w:szCs w:val="18"/>
+                    </w:rPr>
+                    <w:t xml:space="preserve">B</w:t>
+                  </w:r>
+                </w:p>
+              </w:tc>
+              <w:tc>
+                <w:tcPr>
+                  <w:tcW w:type="dxa" w:w="3330"/>
+                  <w:shd w:fill="FFFFFF" w:color="auto" w:val="clear"/>
+                  <w:tcMar>
+                    <w:top w:type="dxa" w:w="60"/>
+                    <w:left w:type="dxa" w:w="120"/>
+                    <w:bottom w:type="dxa" w:w="60"/>
+                    <w:right w:type="dxa" w:w="120"/>
+                  </w:tcMar>
+                  <w:vAlign w:val="top"/>
+                </w:tcPr>
+                <w:p>
+                  <w:pPr>
+                    <w:keepNext w:val="false"/>
+                    <w:spacing w:after="40" w:before="0"/>
+                    <w:jc w:val="left"/>
+                  </w:pPr>
+                  <w:r>
+                    <w:rPr>
+                      <w:rFonts w:ascii="Arial" w:cs="Arial" w:eastAsia="Arial" w:hAnsi="Arial"/>
+                      <w:b w:val="false"/>
+                      <w:bCs w:val="false"/>
+                      <w:i w:val="false"/>
+                      <w:iCs w:val="false"/>
+                      <w:color w:val="000000"/>
+                      <w:sz w:val="18"/>
+                      <w:szCs w:val="18"/>
+                    </w:rPr>
+                    <w:t xml:space="preserve">Ngong Hills valley wall</w:t>
+                  </w:r>
+                </w:p>
+              </w:tc>
+              <w:tc>
+                <w:tcPr>
+                  <w:tcW w:type="dxa" w:w="3330"/>
+                  <w:shd w:fill="FFFFFF" w:color="auto" w:val="clear"/>
+                  <w:tcMar>
+                    <w:top w:type="dxa" w:w="60"/>
+                    <w:left w:type="dxa" w:w="120"/>
+                    <w:bottom w:type="dxa" w:w="60"/>
+                    <w:right w:type="dxa" w:w="120"/>
+                  </w:tcMar>
+                  <w:vAlign w:val="top"/>
+                </w:tcPr>
+                <w:p>
+                  <w:pPr>
+                    <w:keepNext w:val="false"/>
+                    <w:spacing w:after="40" w:before="0"/>
+                    <w:jc w:val="left"/>
+                  </w:pPr>
+                  <w:r>
+                    <w:rPr>
+                      <w:rFonts w:ascii="Arial" w:cs="Arial" w:eastAsia="Arial" w:hAnsi="Arial"/>
+                      <w:b w:val="false"/>
+                      <w:bCs w:val="false"/>
+                      <w:i w:val="false"/>
+                      <w:iCs w:val="false"/>
+                      <w:color w:val="000000"/>
+                      <w:sz w:val="18"/>
+                      <w:szCs w:val="18"/>
+                    </w:rPr>
+                    <w:t xml:space="preserve">170 m</w:t>
+                  </w:r>
+                </w:p>
+              </w:tc>
+              <w:tc>
+                <w:tcPr>
+                  <w:tcW w:type="dxa" w:w="3330"/>
+                  <w:shd w:fill="FFFFFF" w:color="auto" w:val="clear"/>
+                  <w:tcMar>
+                    <w:top w:type="dxa" w:w="60"/>
+                    <w:left w:type="dxa" w:w="120"/>
+                    <w:bottom w:type="dxa" w:w="60"/>
+                    <w:right w:type="dxa" w:w="120"/>
+                  </w:tcMar>
+                  <w:vAlign w:val="top"/>
+                </w:tcPr>
+                <w:p>
+                  <w:pPr>
+                    <w:keepNext w:val="false"/>
+                    <w:spacing w:after="40" w:before="0"/>
+                    <w:jc w:val="left"/>
+                  </w:pPr>
+                  <w:r>
+                    <w:rPr>
+                      <w:rFonts w:ascii="Arial" w:cs="Arial" w:eastAsia="Arial" w:hAnsi="Arial"/>
+                      <w:b w:val="false"/>
+                      <w:bCs w:val="false"/>
+                      <w:i w:val="false"/>
+                      <w:iCs w:val="false"/>
+                      <w:color w:val="000000"/>
+                      <w:sz w:val="18"/>
+                      <w:szCs w:val="18"/>
+                    </w:rPr>
+                    <w:t xml:space="preserve">Clear echo</w:t>
+                  </w:r>
+                </w:p>
+              </w:tc>
+            </w:tr>
+            <w:tr>
+              <w:tc>
+                <w:tcPr>
+                  <w:tcW w:type="dxa" w:w="3330"/>
+                  <w:shd w:fill="FFFFFF" w:color="auto" w:val="clear"/>
+                  <w:tcMar>
+                    <w:top w:type="dxa" w:w="60"/>
+                    <w:left w:type="dxa" w:w="120"/>
+                    <w:bottom w:type="dxa" w:w="60"/>
+                    <w:right w:type="dxa" w:w="120"/>
+                  </w:tcMar>
+                  <w:vAlign w:val="top"/>
+                </w:tcPr>
+                <w:p>
+                  <w:pPr>
+                    <w:keepNext w:val="false"/>
+                    <w:spacing w:after="40" w:before="0"/>
+                    <w:jc w:val="left"/>
+                  </w:pPr>
+                  <w:r>
+                    <w:rPr>
+                      <w:rFonts w:ascii="Arial" w:cs="Arial" w:eastAsia="Arial" w:hAnsi="Arial"/>
+                      <w:b w:val="false"/>
+                      <w:bCs w:val="false"/>
+                      <w:i w:val="false"/>
+                      <w:iCs w:val="false"/>
+                      <w:color w:val="000000"/>
+                      <w:sz w:val="18"/>
+                      <w:szCs w:val="18"/>
+                    </w:rPr>
+                    <w:t xml:space="preserve">C</w:t>
+                  </w:r>
+                </w:p>
+              </w:tc>
+              <w:tc>
+                <w:tcPr>
+                  <w:tcW w:type="dxa" w:w="3330"/>
+                  <w:shd w:fill="FFFFFF" w:color="auto" w:val="clear"/>
+                  <w:tcMar>
+                    <w:top w:type="dxa" w:w="60"/>
+                    <w:left w:type="dxa" w:w="120"/>
+                    <w:bottom w:type="dxa" w:w="60"/>
+                    <w:right w:type="dxa" w:w="120"/>
+                  </w:tcMar>
+                  <w:vAlign w:val="top"/>
+                </w:tcPr>
+                <w:p>
+                  <w:pPr>
+                    <w:keepNext w:val="false"/>
+                    <w:spacing w:after="40" w:before="0"/>
+                    <w:jc w:val="left"/>
+                  </w:pPr>
+                  <w:r>
+                    <w:rPr>
+                      <w:rFonts w:ascii="Arial" w:cs="Arial" w:eastAsia="Arial" w:hAnsi="Arial"/>
+                      <w:b w:val="false"/>
+                      <w:bCs w:val="false"/>
+                      <w:i w:val="false"/>
+                      <w:iCs w:val="false"/>
+                      <w:color w:val="000000"/>
+                      <w:sz w:val="18"/>
+                      <w:szCs w:val="18"/>
+                    </w:rPr>
+                    <w:t xml:space="preserve">Kisumu school hall</w:t>
+                  </w:r>
+                </w:p>
+              </w:tc>
+              <w:tc>
+                <w:tcPr>
+                  <w:tcW w:type="dxa" w:w="3330"/>
+                  <w:shd w:fill="FFFFFF" w:color="auto" w:val="clear"/>
+                  <w:tcMar>
+                    <w:top w:type="dxa" w:w="60"/>
+                    <w:left w:type="dxa" w:w="120"/>
+                    <w:bottom w:type="dxa" w:w="60"/>
+                    <w:right w:type="dxa" w:w="120"/>
+                  </w:tcMar>
+                  <w:vAlign w:val="top"/>
+                </w:tcPr>
+                <w:p>
+                  <w:pPr>
+                    <w:keepNext w:val="false"/>
+                    <w:spacing w:after="40" w:before="0"/>
+                    <w:jc w:val="left"/>
+                  </w:pPr>
+                  <w:r>
+                    <w:rPr>
+                      <w:rFonts w:ascii="Arial" w:cs="Arial" w:eastAsia="Arial" w:hAnsi="Arial"/>
+                      <w:b w:val="false"/>
+                      <w:bCs w:val="false"/>
+                      <w:i w:val="false"/>
+                      <w:iCs w:val="false"/>
+                      <w:color w:val="000000"/>
+                      <w:sz w:val="18"/>
+                      <w:szCs w:val="18"/>
+                    </w:rPr>
+                    <w:t xml:space="preserve">12 m</w:t>
+                  </w:r>
+                </w:p>
+              </w:tc>
+              <w:tc>
+                <w:tcPr>
+                  <w:tcW w:type="dxa" w:w="3330"/>
+                  <w:shd w:fill="FFFFFF" w:color="auto" w:val="clear"/>
+                  <w:tcMar>
+                    <w:top w:type="dxa" w:w="60"/>
+                    <w:left w:type="dxa" w:w="120"/>
+                    <w:bottom w:type="dxa" w:w="60"/>
+                    <w:right w:type="dxa" w:w="120"/>
+                  </w:tcMar>
+                  <w:vAlign w:val="top"/>
+                </w:tcPr>
+                <w:p>
+                  <w:pPr>
+                    <w:keepNext w:val="false"/>
+                    <w:spacing w:after="40" w:before="0"/>
+                    <w:jc w:val="left"/>
+                  </w:pPr>
+                  <w:r>
+                    <w:rPr>
+                      <w:rFonts w:ascii="Arial" w:cs="Arial" w:eastAsia="Arial" w:hAnsi="Arial"/>
+                      <w:b w:val="false"/>
+                      <w:bCs w:val="false"/>
+                      <w:i w:val="false"/>
+                      <w:iCs w:val="false"/>
+                      <w:color w:val="000000"/>
+                      <w:sz w:val="18"/>
+                      <w:szCs w:val="18"/>
+                    </w:rPr>
+                    <w:t xml:space="preserve">Loud, muddy, drawn-out sound</w:t>
+                  </w:r>
+                </w:p>
+              </w:tc>
+            </w:tr>
+            <w:tr>
+              <w:tc>
+                <w:tcPr>
+                  <w:tcW w:type="dxa" w:w="3330"/>
+                  <w:shd w:fill="FFFFFF" w:color="auto" w:val="clear"/>
+                  <w:tcMar>
+                    <w:top w:type="dxa" w:w="60"/>
+                    <w:left w:type="dxa" w:w="120"/>
+                    <w:bottom w:type="dxa" w:w="60"/>
+                    <w:right w:type="dxa" w:w="120"/>
+                  </w:tcMar>
+                  <w:vAlign w:val="top"/>
+                </w:tcPr>
+                <w:p>
+                  <w:pPr>
+                    <w:keepNext w:val="false"/>
+                    <w:spacing w:after="40" w:before="0"/>
+                    <w:jc w:val="left"/>
+                  </w:pPr>
+                  <w:r>
+                    <w:rPr>
+                      <w:rFonts w:ascii="Arial" w:cs="Arial" w:eastAsia="Arial" w:hAnsi="Arial"/>
+                      <w:b w:val="false"/>
+                      <w:bCs w:val="false"/>
+                      <w:i w:val="false"/>
+                      <w:iCs w:val="false"/>
+                      <w:color w:val="000000"/>
+                      <w:sz w:val="18"/>
+                      <w:szCs w:val="18"/>
+                    </w:rPr>
+                    <w:t xml:space="preserve">D</w:t>
+                  </w:r>
+                </w:p>
+              </w:tc>
+              <w:tc>
+                <w:tcPr>
+                  <w:tcW w:type="dxa" w:w="3330"/>
+                  <w:shd w:fill="FFFFFF" w:color="auto" w:val="clear"/>
+                  <w:tcMar>
+                    <w:top w:type="dxa" w:w="60"/>
+                    <w:left w:type="dxa" w:w="120"/>
+                    <w:bottom w:type="dxa" w:w="60"/>
+                    <w:right w:type="dxa" w:w="120"/>
+                  </w:tcMar>
+                  <w:vAlign w:val="top"/>
+                </w:tcPr>
+                <w:p>
+                  <w:pPr>
+                    <w:keepNext w:val="false"/>
+                    <w:spacing w:after="40" w:before="0"/>
+                    <w:jc w:val="left"/>
+                  </w:pPr>
+                  <w:r>
+                    <w:rPr>
+                      <w:rFonts w:ascii="Arial" w:cs="Arial" w:eastAsia="Arial" w:hAnsi="Arial"/>
+                      <w:b w:val="false"/>
+                      <w:bCs w:val="false"/>
+                      <w:i w:val="false"/>
+                      <w:iCs w:val="false"/>
+                      <w:color w:val="000000"/>
+                      <w:sz w:val="18"/>
+                      <w:szCs w:val="18"/>
+                    </w:rPr>
+                    <w:t xml:space="preserve">Nairobi school open grounds</w:t>
+                  </w:r>
+                </w:p>
+              </w:tc>
+              <w:tc>
+                <w:tcPr>
+                  <w:tcW w:type="dxa" w:w="3330"/>
+                  <w:shd w:fill="FFFFFF" w:color="auto" w:val="clear"/>
+                  <w:tcMar>
+                    <w:top w:type="dxa" w:w="60"/>
+                    <w:left w:type="dxa" w:w="120"/>
+                    <w:bottom w:type="dxa" w:w="60"/>
+                    <w:right w:type="dxa" w:w="120"/>
+                  </w:tcMar>
+                  <w:vAlign w:val="top"/>
+                </w:tcPr>
+                <w:p>
+                  <w:pPr>
+                    <w:keepNext w:val="false"/>
+                    <w:spacing w:after="40" w:before="0"/>
+                    <w:jc w:val="left"/>
+                  </w:pPr>
+                  <w:r>
+                    <w:rPr>
+                      <w:rFonts w:ascii="Arial" w:cs="Arial" w:eastAsia="Arial" w:hAnsi="Arial"/>
+                      <w:b w:val="false"/>
+                      <w:bCs w:val="false"/>
+                      <w:i w:val="false"/>
+                      <w:iCs w:val="false"/>
+                      <w:color w:val="000000"/>
+                      <w:sz w:val="18"/>
+                      <w:szCs w:val="18"/>
+                    </w:rPr>
+                    <w:t xml:space="preserve">300 m (classroom block)</w:t>
+                  </w:r>
+                </w:p>
+              </w:tc>
+              <w:tc>
+                <w:tcPr>
+                  <w:tcW w:type="dxa" w:w="3330"/>
+                  <w:shd w:fill="FFFFFF" w:color="auto" w:val="clear"/>
+                  <w:tcMar>
+                    <w:top w:type="dxa" w:w="60"/>
+                    <w:left w:type="dxa" w:w="120"/>
+                    <w:bottom w:type="dxa" w:w="60"/>
+                    <w:right w:type="dxa" w:w="120"/>
+                  </w:tcMar>
+                  <w:vAlign w:val="top"/>
+                </w:tcPr>
+                <w:p>
+                  <w:pPr>
+                    <w:keepNext w:val="false"/>
+                    <w:spacing w:after="40" w:before="0"/>
+                    <w:jc w:val="left"/>
+                  </w:pPr>
+                  <w:r>
+                    <w:rPr>
+                      <w:rFonts w:ascii="Arial" w:cs="Arial" w:eastAsia="Arial" w:hAnsi="Arial"/>
+                      <w:b w:val="false"/>
+                      <w:bCs w:val="false"/>
+                      <w:i w:val="false"/>
+                      <w:iCs w:val="false"/>
+                      <w:color w:val="000000"/>
+                      <w:sz w:val="18"/>
+                      <w:szCs w:val="18"/>
+                    </w:rPr>
+                    <w:t xml:space="preserve">No echo</w:t>
+                  </w:r>
+                </w:p>
+              </w:tc>
+            </w:tr>
+          </w:tbl>
+          <w:p>
+            <w:pPr>
+              <w:keepNext w:val="false"/>
+              <w:spacing w:after="60" w:before="0"/>
               <w:jc w:val="left"/>
             </w:pPr>
             <w:r>
@@ -479,11 +1184,12 @@
                 <w:sz w:val="18"/>
                 <w:szCs w:val="18"/>
               </w:rPr>
-              <w:t xml:space="preserve">| Site | Place | Distance to nearest large hard surface | What the learners heard |</w:t>
-            </w:r>
-          </w:p>
-          <w:p>
-            <w:pPr>
+              <w:t xml:space="preserve"/>
+            </w:r>
+          </w:p>
+          <w:p>
+            <w:pPr>
+              <w:keepNext w:val="false"/>
               <w:spacing w:after="40" w:before="0"/>
               <w:jc w:val="left"/>
             </w:pPr>
@@ -498,11 +1204,12 @@
                 <w:sz w:val="18"/>
                 <w:szCs w:val="18"/>
               </w:rPr>
-              <w:t xml:space="preserve">|---|---|---|---|</w:t>
-            </w:r>
-          </w:p>
-          <w:p>
-            <w:pPr>
+              <w:t xml:space="preserve"/>
+            </w:r>
+          </w:p>
+          <w:p>
+            <w:pPr>
+              <w:keepNext w:val="false"/>
               <w:spacing w:after="40" w:before="0"/>
               <w:jc w:val="left"/>
             </w:pPr>
@@ -517,12 +1224,439 @@
                 <w:sz w:val="18"/>
                 <w:szCs w:val="18"/>
               </w:rPr>
-              <w:t xml:space="preserve">| A | Hell's Gate cliff face | 85 m | Clear echo |</w:t>
-            </w:r>
-          </w:p>
-          <w:p>
-            <w:pPr>
-              <w:spacing w:after="40" w:before="0"/>
+              <w:t xml:space="preserve">SURFACE TABLE</w:t>
+            </w:r>
+          </w:p>
+          <w:tbl>
+            <w:tblPr>
+              <w:tblW w:type="dxa" w:w="13320"/>
+              <w:tblBorders>
+                <w:top w:val="single" w:color="AAAAAA" w:sz="4"/>
+                <w:left w:val="single" w:color="AAAAAA" w:sz="4"/>
+                <w:bottom w:val="single" w:color="AAAAAA" w:sz="4"/>
+                <w:right w:val="single" w:color="AAAAAA" w:sz="4"/>
+                <w:insideH w:val="single" w:color="auto" w:sz="4"/>
+                <w:insideV w:val="single" w:color="auto" w:sz="4"/>
+              </w:tblBorders>
+              <w:tblLayout w:type="fixed"/>
+            </w:tblPr>
+            <w:tblGrid>
+              <w:gridCol w:w="6660"/>
+              <w:gridCol w:w="6660"/>
+            </w:tblGrid>
+            <w:tr>
+              <w:tc>
+                <w:tcPr>
+                  <w:tcW w:type="dxa" w:w="6660"/>
+                  <w:shd w:fill="D5E8F0" w:color="auto" w:val="clear"/>
+                  <w:tcMar>
+                    <w:top w:type="dxa" w:w="60"/>
+                    <w:left w:type="dxa" w:w="120"/>
+                    <w:bottom w:type="dxa" w:w="60"/>
+                    <w:right w:type="dxa" w:w="120"/>
+                  </w:tcMar>
+                  <w:vAlign w:val="top"/>
+                </w:tcPr>
+                <w:p>
+                  <w:pPr>
+                    <w:keepNext w:val="false"/>
+                    <w:spacing w:after="40" w:before="0"/>
+                    <w:jc w:val="left"/>
+                  </w:pPr>
+                  <w:r>
+                    <w:rPr>
+                      <w:rFonts w:ascii="Arial" w:cs="Arial" w:eastAsia="Arial" w:hAnsi="Arial"/>
+                      <w:b/>
+                      <w:bCs/>
+                      <w:i w:val="false"/>
+                      <w:iCs w:val="false"/>
+                      <w:color w:val="000000"/>
+                      <w:sz w:val="18"/>
+                      <w:szCs w:val="18"/>
+                    </w:rPr>
+                    <w:t xml:space="preserve">Surface</w:t>
+                  </w:r>
+                </w:p>
+              </w:tc>
+              <w:tc>
+                <w:tcPr>
+                  <w:tcW w:type="dxa" w:w="6660"/>
+                  <w:shd w:fill="D5E8F0" w:color="auto" w:val="clear"/>
+                  <w:tcMar>
+                    <w:top w:type="dxa" w:w="60"/>
+                    <w:left w:type="dxa" w:w="120"/>
+                    <w:bottom w:type="dxa" w:w="60"/>
+                    <w:right w:type="dxa" w:w="120"/>
+                  </w:tcMar>
+                  <w:vAlign w:val="top"/>
+                </w:tcPr>
+                <w:p>
+                  <w:pPr>
+                    <w:keepNext w:val="false"/>
+                    <w:spacing w:after="40" w:before="0"/>
+                    <w:jc w:val="left"/>
+                  </w:pPr>
+                  <w:r>
+                    <w:rPr>
+                      <w:rFonts w:ascii="Arial" w:cs="Arial" w:eastAsia="Arial" w:hAnsi="Arial"/>
+                      <w:b/>
+                      <w:bCs/>
+                      <w:i w:val="false"/>
+                      <w:iCs w:val="false"/>
+                      <w:color w:val="000000"/>
+                      <w:sz w:val="18"/>
+                      <w:szCs w:val="18"/>
+                    </w:rPr>
+                    <w:t xml:space="preserve">Approximate share of sound energy reflected</w:t>
+                  </w:r>
+                </w:p>
+              </w:tc>
+            </w:tr>
+            <w:tr>
+              <w:tc>
+                <w:tcPr>
+                  <w:tcW w:type="dxa" w:w="6660"/>
+                  <w:shd w:fill="FFFFFF" w:color="auto" w:val="clear"/>
+                  <w:tcMar>
+                    <w:top w:type="dxa" w:w="60"/>
+                    <w:left w:type="dxa" w:w="120"/>
+                    <w:bottom w:type="dxa" w:w="60"/>
+                    <w:right w:type="dxa" w:w="120"/>
+                  </w:tcMar>
+                  <w:vAlign w:val="top"/>
+                </w:tcPr>
+                <w:p>
+                  <w:pPr>
+                    <w:keepNext w:val="false"/>
+                    <w:spacing w:after="40" w:before="0"/>
+                    <w:jc w:val="left"/>
+                  </w:pPr>
+                  <w:r>
+                    <w:rPr>
+                      <w:rFonts w:ascii="Arial" w:cs="Arial" w:eastAsia="Arial" w:hAnsi="Arial"/>
+                      <w:b w:val="false"/>
+                      <w:bCs w:val="false"/>
+                      <w:i w:val="false"/>
+                      <w:iCs w:val="false"/>
+                      <w:color w:val="000000"/>
+                      <w:sz w:val="18"/>
+                      <w:szCs w:val="18"/>
+                    </w:rPr>
+                    <w:t xml:space="preserve">Cliff rock</w:t>
+                  </w:r>
+                </w:p>
+              </w:tc>
+              <w:tc>
+                <w:tcPr>
+                  <w:tcW w:type="dxa" w:w="6660"/>
+                  <w:shd w:fill="FFFFFF" w:color="auto" w:val="clear"/>
+                  <w:tcMar>
+                    <w:top w:type="dxa" w:w="60"/>
+                    <w:left w:type="dxa" w:w="120"/>
+                    <w:bottom w:type="dxa" w:w="60"/>
+                    <w:right w:type="dxa" w:w="120"/>
+                  </w:tcMar>
+                  <w:vAlign w:val="top"/>
+                </w:tcPr>
+                <w:p>
+                  <w:pPr>
+                    <w:keepNext w:val="false"/>
+                    <w:spacing w:after="40" w:before="0"/>
+                    <w:jc w:val="left"/>
+                  </w:pPr>
+                  <w:r>
+                    <w:rPr>
+                      <w:rFonts w:ascii="Arial" w:cs="Arial" w:eastAsia="Arial" w:hAnsi="Arial"/>
+                      <w:b w:val="false"/>
+                      <w:bCs w:val="false"/>
+                      <w:i w:val="false"/>
+                      <w:iCs w:val="false"/>
+                      <w:color w:val="000000"/>
+                      <w:sz w:val="18"/>
+                      <w:szCs w:val="18"/>
+                    </w:rPr>
+                    <w:t xml:space="preserve">90%</w:t>
+                  </w:r>
+                </w:p>
+              </w:tc>
+            </w:tr>
+            <w:tr>
+              <w:tc>
+                <w:tcPr>
+                  <w:tcW w:type="dxa" w:w="6660"/>
+                  <w:shd w:fill="FFFFFF" w:color="auto" w:val="clear"/>
+                  <w:tcMar>
+                    <w:top w:type="dxa" w:w="60"/>
+                    <w:left w:type="dxa" w:w="120"/>
+                    <w:bottom w:type="dxa" w:w="60"/>
+                    <w:right w:type="dxa" w:w="120"/>
+                  </w:tcMar>
+                  <w:vAlign w:val="top"/>
+                </w:tcPr>
+                <w:p>
+                  <w:pPr>
+                    <w:keepNext w:val="false"/>
+                    <w:spacing w:after="40" w:before="0"/>
+                    <w:jc w:val="left"/>
+                  </w:pPr>
+                  <w:r>
+                    <w:rPr>
+                      <w:rFonts w:ascii="Arial" w:cs="Arial" w:eastAsia="Arial" w:hAnsi="Arial"/>
+                      <w:b w:val="false"/>
+                      <w:bCs w:val="false"/>
+                      <w:i w:val="false"/>
+                      <w:iCs w:val="false"/>
+                      <w:color w:val="000000"/>
+                      <w:sz w:val="18"/>
+                      <w:szCs w:val="18"/>
+                    </w:rPr>
+                    <w:t xml:space="preserve">Painted concrete wall</w:t>
+                  </w:r>
+                </w:p>
+              </w:tc>
+              <w:tc>
+                <w:tcPr>
+                  <w:tcW w:type="dxa" w:w="6660"/>
+                  <w:shd w:fill="FFFFFF" w:color="auto" w:val="clear"/>
+                  <w:tcMar>
+                    <w:top w:type="dxa" w:w="60"/>
+                    <w:left w:type="dxa" w:w="120"/>
+                    <w:bottom w:type="dxa" w:w="60"/>
+                    <w:right w:type="dxa" w:w="120"/>
+                  </w:tcMar>
+                  <w:vAlign w:val="top"/>
+                </w:tcPr>
+                <w:p>
+                  <w:pPr>
+                    <w:keepNext w:val="false"/>
+                    <w:spacing w:after="40" w:before="0"/>
+                    <w:jc w:val="left"/>
+                  </w:pPr>
+                  <w:r>
+                    <w:rPr>
+                      <w:rFonts w:ascii="Arial" w:cs="Arial" w:eastAsia="Arial" w:hAnsi="Arial"/>
+                      <w:b w:val="false"/>
+                      <w:bCs w:val="false"/>
+                      <w:i w:val="false"/>
+                      <w:iCs w:val="false"/>
+                      <w:color w:val="000000"/>
+                      <w:sz w:val="18"/>
+                      <w:szCs w:val="18"/>
+                    </w:rPr>
+                    <w:t xml:space="preserve">85%</w:t>
+                  </w:r>
+                </w:p>
+              </w:tc>
+            </w:tr>
+            <w:tr>
+              <w:tc>
+                <w:tcPr>
+                  <w:tcW w:type="dxa" w:w="6660"/>
+                  <w:shd w:fill="FFFFFF" w:color="auto" w:val="clear"/>
+                  <w:tcMar>
+                    <w:top w:type="dxa" w:w="60"/>
+                    <w:left w:type="dxa" w:w="120"/>
+                    <w:bottom w:type="dxa" w:w="60"/>
+                    <w:right w:type="dxa" w:w="120"/>
+                  </w:tcMar>
+                  <w:vAlign w:val="top"/>
+                </w:tcPr>
+                <w:p>
+                  <w:pPr>
+                    <w:keepNext w:val="false"/>
+                    <w:spacing w:after="40" w:before="0"/>
+                    <w:jc w:val="left"/>
+                  </w:pPr>
+                  <w:r>
+                    <w:rPr>
+                      <w:rFonts w:ascii="Arial" w:cs="Arial" w:eastAsia="Arial" w:hAnsi="Arial"/>
+                      <w:b w:val="false"/>
+                      <w:bCs w:val="false"/>
+                      <w:i w:val="false"/>
+                      <w:iCs w:val="false"/>
+                      <w:color w:val="000000"/>
+                      <w:sz w:val="18"/>
+                      <w:szCs w:val="18"/>
+                    </w:rPr>
+                    <w:t xml:space="preserve">Wooden board</w:t>
+                  </w:r>
+                </w:p>
+              </w:tc>
+              <w:tc>
+                <w:tcPr>
+                  <w:tcW w:type="dxa" w:w="6660"/>
+                  <w:shd w:fill="FFFFFF" w:color="auto" w:val="clear"/>
+                  <w:tcMar>
+                    <w:top w:type="dxa" w:w="60"/>
+                    <w:left w:type="dxa" w:w="120"/>
+                    <w:bottom w:type="dxa" w:w="60"/>
+                    <w:right w:type="dxa" w:w="120"/>
+                  </w:tcMar>
+                  <w:vAlign w:val="top"/>
+                </w:tcPr>
+                <w:p>
+                  <w:pPr>
+                    <w:keepNext w:val="false"/>
+                    <w:spacing w:after="40" w:before="0"/>
+                    <w:jc w:val="left"/>
+                  </w:pPr>
+                  <w:r>
+                    <w:rPr>
+                      <w:rFonts w:ascii="Arial" w:cs="Arial" w:eastAsia="Arial" w:hAnsi="Arial"/>
+                      <w:b w:val="false"/>
+                      <w:bCs w:val="false"/>
+                      <w:i w:val="false"/>
+                      <w:iCs w:val="false"/>
+                      <w:color w:val="000000"/>
+                      <w:sz w:val="18"/>
+                      <w:szCs w:val="18"/>
+                    </w:rPr>
+                    <w:t xml:space="preserve">60%</w:t>
+                  </w:r>
+                </w:p>
+              </w:tc>
+            </w:tr>
+            <w:tr>
+              <w:tc>
+                <w:tcPr>
+                  <w:tcW w:type="dxa" w:w="6660"/>
+                  <w:shd w:fill="FFFFFF" w:color="auto" w:val="clear"/>
+                  <w:tcMar>
+                    <w:top w:type="dxa" w:w="60"/>
+                    <w:left w:type="dxa" w:w="120"/>
+                    <w:bottom w:type="dxa" w:w="60"/>
+                    <w:right w:type="dxa" w:w="120"/>
+                  </w:tcMar>
+                  <w:vAlign w:val="top"/>
+                </w:tcPr>
+                <w:p>
+                  <w:pPr>
+                    <w:keepNext w:val="false"/>
+                    <w:spacing w:after="40" w:before="0"/>
+                    <w:jc w:val="left"/>
+                  </w:pPr>
+                  <w:r>
+                    <w:rPr>
+                      <w:rFonts w:ascii="Arial" w:cs="Arial" w:eastAsia="Arial" w:hAnsi="Arial"/>
+                      <w:b w:val="false"/>
+                      <w:bCs w:val="false"/>
+                      <w:i w:val="false"/>
+                      <w:iCs w:val="false"/>
+                      <w:color w:val="000000"/>
+                      <w:sz w:val="18"/>
+                      <w:szCs w:val="18"/>
+                    </w:rPr>
+                    <w:t xml:space="preserve">Curtains or cloth</w:t>
+                  </w:r>
+                </w:p>
+              </w:tc>
+              <w:tc>
+                <w:tcPr>
+                  <w:tcW w:type="dxa" w:w="6660"/>
+                  <w:shd w:fill="FFFFFF" w:color="auto" w:val="clear"/>
+                  <w:tcMar>
+                    <w:top w:type="dxa" w:w="60"/>
+                    <w:left w:type="dxa" w:w="120"/>
+                    <w:bottom w:type="dxa" w:w="60"/>
+                    <w:right w:type="dxa" w:w="120"/>
+                  </w:tcMar>
+                  <w:vAlign w:val="top"/>
+                </w:tcPr>
+                <w:p>
+                  <w:pPr>
+                    <w:keepNext w:val="false"/>
+                    <w:spacing w:after="40" w:before="0"/>
+                    <w:jc w:val="left"/>
+                  </w:pPr>
+                  <w:r>
+                    <w:rPr>
+                      <w:rFonts w:ascii="Arial" w:cs="Arial" w:eastAsia="Arial" w:hAnsi="Arial"/>
+                      <w:b w:val="false"/>
+                      <w:bCs w:val="false"/>
+                      <w:i w:val="false"/>
+                      <w:iCs w:val="false"/>
+                      <w:color w:val="000000"/>
+                      <w:sz w:val="18"/>
+                      <w:szCs w:val="18"/>
+                    </w:rPr>
+                    <w:t xml:space="preserve">15%</w:t>
+                  </w:r>
+                </w:p>
+              </w:tc>
+            </w:tr>
+            <w:tr>
+              <w:tc>
+                <w:tcPr>
+                  <w:tcW w:type="dxa" w:w="6660"/>
+                  <w:shd w:fill="FFFFFF" w:color="auto" w:val="clear"/>
+                  <w:tcMar>
+                    <w:top w:type="dxa" w:w="60"/>
+                    <w:left w:type="dxa" w:w="120"/>
+                    <w:bottom w:type="dxa" w:w="60"/>
+                    <w:right w:type="dxa" w:w="120"/>
+                  </w:tcMar>
+                  <w:vAlign w:val="top"/>
+                </w:tcPr>
+                <w:p>
+                  <w:pPr>
+                    <w:keepNext w:val="false"/>
+                    <w:spacing w:after="40" w:before="0"/>
+                    <w:jc w:val="left"/>
+                  </w:pPr>
+                  <w:r>
+                    <w:rPr>
+                      <w:rFonts w:ascii="Arial" w:cs="Arial" w:eastAsia="Arial" w:hAnsi="Arial"/>
+                      <w:b w:val="false"/>
+                      <w:bCs w:val="false"/>
+                      <w:i w:val="false"/>
+                      <w:iCs w:val="false"/>
+                      <w:color w:val="000000"/>
+                      <w:sz w:val="18"/>
+                      <w:szCs w:val="18"/>
+                    </w:rPr>
+                    <w:t xml:space="preserve">Thick grass or foam mattress</w:t>
+                  </w:r>
+                </w:p>
+              </w:tc>
+              <w:tc>
+                <w:tcPr>
+                  <w:tcW w:type="dxa" w:w="6660"/>
+                  <w:shd w:fill="FFFFFF" w:color="auto" w:val="clear"/>
+                  <w:tcMar>
+                    <w:top w:type="dxa" w:w="60"/>
+                    <w:left w:type="dxa" w:w="120"/>
+                    <w:bottom w:type="dxa" w:w="60"/>
+                    <w:right w:type="dxa" w:w="120"/>
+                  </w:tcMar>
+                  <w:vAlign w:val="top"/>
+                </w:tcPr>
+                <w:p>
+                  <w:pPr>
+                    <w:keepNext w:val="false"/>
+                    <w:spacing w:after="40" w:before="0"/>
+                    <w:jc w:val="left"/>
+                  </w:pPr>
+                  <w:r>
+                    <w:rPr>
+                      <w:rFonts w:ascii="Arial" w:cs="Arial" w:eastAsia="Arial" w:hAnsi="Arial"/>
+                      <w:b w:val="false"/>
+                      <w:bCs w:val="false"/>
+                      <w:i w:val="false"/>
+                      <w:iCs w:val="false"/>
+                      <w:color w:val="000000"/>
+                      <w:sz w:val="18"/>
+                      <w:szCs w:val="18"/>
+                    </w:rPr>
+                    <w:t xml:space="preserve">10%</w:t>
+                  </w:r>
+                </w:p>
+              </w:tc>
+            </w:tr>
+          </w:tbl>
+          <w:p>
+            <w:pPr>
+              <w:keepNext w:val="false"/>
+              <w:spacing w:after="60" w:before="0"/>
               <w:jc w:val="left"/>
             </w:pPr>
             <w:r>
@@ -536,12 +1670,13 @@
                 <w:sz w:val="18"/>
                 <w:szCs w:val="18"/>
               </w:rPr>
-              <w:t xml:space="preserve">| B | Ngong Hills valley wall | 170 m | Clear echo |</w:t>
-            </w:r>
-          </w:p>
-          <w:p>
-            <w:pPr>
-              <w:spacing w:after="40" w:before="0"/>
+              <w:t xml:space="preserve"/>
+            </w:r>
+          </w:p>
+          <w:p>
+            <w:pPr>
+              <w:keepNext w:val="false"/>
+              <w:spacing w:after="60" w:before="0"/>
               <w:jc w:val="left"/>
             </w:pPr>
             <w:r>
@@ -555,197 +1690,7 @@
                 <w:sz w:val="18"/>
                 <w:szCs w:val="18"/>
               </w:rPr>
-              <w:t xml:space="preserve">| C | Kisumu school hall | 12 m | Loud, muddy, drawn-out sound |</w:t>
-            </w:r>
-          </w:p>
-          <w:p>
-            <w:pPr>
-              <w:spacing w:after="40" w:before="0"/>
-              <w:jc w:val="left"/>
-            </w:pPr>
-            <w:r>
-              <w:rPr>
-                <w:rFonts w:ascii="Arial" w:cs="Arial" w:eastAsia="Arial" w:hAnsi="Arial"/>
-                <w:b w:val="false"/>
-                <w:bCs w:val="false"/>
-                <w:i w:val="false"/>
-                <w:iCs w:val="false"/>
-                <w:color w:val="000000"/>
-                <w:sz w:val="18"/>
-                <w:szCs w:val="18"/>
-              </w:rPr>
-              <w:t xml:space="preserve">| D | Nairobi school open grounds | 300 m (classroom block) | No echo |</w:t>
-            </w:r>
-          </w:p>
-          <w:p>
-            <w:pPr>
-              <w:spacing w:after="40" w:before="0"/>
-              <w:jc w:val="left"/>
-            </w:pPr>
-            <w:r>
-              <w:rPr>
-                <w:rFonts w:ascii="Arial" w:cs="Arial" w:eastAsia="Arial" w:hAnsi="Arial"/>
-                <w:b w:val="false"/>
-                <w:bCs w:val="false"/>
-                <w:i w:val="false"/>
-                <w:iCs w:val="false"/>
-                <w:color w:val="000000"/>
-                <w:sz w:val="18"/>
-                <w:szCs w:val="18"/>
-              </w:rPr>
               <w:t xml:space="preserve"/>
-            </w:r>
-          </w:p>
-          <w:p>
-            <w:pPr>
-              <w:spacing w:after="40" w:before="0"/>
-              <w:jc w:val="left"/>
-            </w:pPr>
-            <w:r>
-              <w:rPr>
-                <w:rFonts w:ascii="Arial" w:cs="Arial" w:eastAsia="Arial" w:hAnsi="Arial"/>
-                <w:b w:val="false"/>
-                <w:bCs w:val="false"/>
-                <w:i w:val="false"/>
-                <w:iCs w:val="false"/>
-                <w:color w:val="000000"/>
-                <w:sz w:val="18"/>
-                <w:szCs w:val="18"/>
-              </w:rPr>
-              <w:t xml:space="preserve">SURFACE TABLE</w:t>
-            </w:r>
-          </w:p>
-          <w:p>
-            <w:pPr>
-              <w:spacing w:after="40" w:before="0"/>
-              <w:jc w:val="left"/>
-            </w:pPr>
-            <w:r>
-              <w:rPr>
-                <w:rFonts w:ascii="Arial" w:cs="Arial" w:eastAsia="Arial" w:hAnsi="Arial"/>
-                <w:b w:val="false"/>
-                <w:bCs w:val="false"/>
-                <w:i w:val="false"/>
-                <w:iCs w:val="false"/>
-                <w:color w:val="000000"/>
-                <w:sz w:val="18"/>
-                <w:szCs w:val="18"/>
-              </w:rPr>
-              <w:t xml:space="preserve">| Surface | Approximate share of sound energy reflected |</w:t>
-            </w:r>
-          </w:p>
-          <w:p>
-            <w:pPr>
-              <w:spacing w:after="40" w:before="0"/>
-              <w:jc w:val="left"/>
-            </w:pPr>
-            <w:r>
-              <w:rPr>
-                <w:rFonts w:ascii="Arial" w:cs="Arial" w:eastAsia="Arial" w:hAnsi="Arial"/>
-                <w:b w:val="false"/>
-                <w:bCs w:val="false"/>
-                <w:i w:val="false"/>
-                <w:iCs w:val="false"/>
-                <w:color w:val="000000"/>
-                <w:sz w:val="18"/>
-                <w:szCs w:val="18"/>
-              </w:rPr>
-              <w:t xml:space="preserve">|---|---|</w:t>
-            </w:r>
-          </w:p>
-          <w:p>
-            <w:pPr>
-              <w:spacing w:after="40" w:before="0"/>
-              <w:jc w:val="left"/>
-            </w:pPr>
-            <w:r>
-              <w:rPr>
-                <w:rFonts w:ascii="Arial" w:cs="Arial" w:eastAsia="Arial" w:hAnsi="Arial"/>
-                <w:b w:val="false"/>
-                <w:bCs w:val="false"/>
-                <w:i w:val="false"/>
-                <w:iCs w:val="false"/>
-                <w:color w:val="000000"/>
-                <w:sz w:val="18"/>
-                <w:szCs w:val="18"/>
-              </w:rPr>
-              <w:t xml:space="preserve">| Cliff rock | 90% |</w:t>
-            </w:r>
-          </w:p>
-          <w:p>
-            <w:pPr>
-              <w:spacing w:after="40" w:before="0"/>
-              <w:jc w:val="left"/>
-            </w:pPr>
-            <w:r>
-              <w:rPr>
-                <w:rFonts w:ascii="Arial" w:cs="Arial" w:eastAsia="Arial" w:hAnsi="Arial"/>
-                <w:b w:val="false"/>
-                <w:bCs w:val="false"/>
-                <w:i w:val="false"/>
-                <w:iCs w:val="false"/>
-                <w:color w:val="000000"/>
-                <w:sz w:val="18"/>
-                <w:szCs w:val="18"/>
-              </w:rPr>
-              <w:t xml:space="preserve">| Painted concrete wall | 85% |</w:t>
-            </w:r>
-          </w:p>
-          <w:p>
-            <w:pPr>
-              <w:spacing w:after="40" w:before="0"/>
-              <w:jc w:val="left"/>
-            </w:pPr>
-            <w:r>
-              <w:rPr>
-                <w:rFonts w:ascii="Arial" w:cs="Arial" w:eastAsia="Arial" w:hAnsi="Arial"/>
-                <w:b w:val="false"/>
-                <w:bCs w:val="false"/>
-                <w:i w:val="false"/>
-                <w:iCs w:val="false"/>
-                <w:color w:val="000000"/>
-                <w:sz w:val="18"/>
-                <w:szCs w:val="18"/>
-              </w:rPr>
-              <w:t xml:space="preserve">| Wooden board | 60% |</w:t>
-            </w:r>
-          </w:p>
-          <w:p>
-            <w:pPr>
-              <w:spacing w:after="40" w:before="0"/>
-              <w:jc w:val="left"/>
-            </w:pPr>
-            <w:r>
-              <w:rPr>
-                <w:rFonts w:ascii="Arial" w:cs="Arial" w:eastAsia="Arial" w:hAnsi="Arial"/>
-                <w:b w:val="false"/>
-                <w:bCs w:val="false"/>
-                <w:i w:val="false"/>
-                <w:iCs w:val="false"/>
-                <w:color w:val="000000"/>
-                <w:sz w:val="18"/>
-                <w:szCs w:val="18"/>
-              </w:rPr>
-              <w:t xml:space="preserve">| Curtains or cloth | 15% |</w:t>
-            </w:r>
-          </w:p>
-          <w:p>
-            <w:pPr>
-              <w:spacing w:after="40" w:before="0"/>
-              <w:jc w:val="left"/>
-            </w:pPr>
-            <w:r>
-              <w:rPr>
-                <w:rFonts w:ascii="Arial" w:cs="Arial" w:eastAsia="Arial" w:hAnsi="Arial"/>
-                <w:b w:val="false"/>
-                <w:bCs w:val="false"/>
-                <w:i w:val="false"/>
-                <w:iCs w:val="false"/>
-                <w:color w:val="000000"/>
-                <w:sz w:val="18"/>
-                <w:szCs w:val="18"/>
-              </w:rPr>
-              <w:t xml:space="preserve">| Thick grass or foam mattress | 10% |</w:t>
             </w:r>
           </w:p>
         </w:tc>
@@ -790,6 +1735,7 @@
           </w:tcPr>
           <w:p>
             <w:pPr>
+              <w:keepNext/>
               <w:spacing w:after="40" w:before="0"/>
               <w:jc w:val="center"/>
             </w:pPr>
@@ -824,6 +1770,7 @@
           </w:tcPr>
           <w:p>
             <w:pPr>
+              <w:keepNext/>
               <w:spacing w:after="40" w:before="0"/>
               <w:jc w:val="left"/>
             </w:pPr>
@@ -861,6 +1808,7 @@
           </w:tcPr>
           <w:p>
             <w:pPr>
+              <w:keepNext w:val="false"/>
               <w:spacing w:after="40" w:before="0"/>
               <w:jc w:val="left"/>
             </w:pPr>
@@ -920,6 +1868,7 @@
           </w:tcPr>
           <w:p>
             <w:pPr>
+              <w:keepNext/>
               <w:spacing w:after="40" w:before="0"/>
               <w:jc w:val="center"/>
             </w:pPr>
@@ -954,6 +1903,7 @@
           </w:tcPr>
           <w:p>
             <w:pPr>
+              <w:keepNext/>
               <w:spacing w:after="40" w:before="0"/>
               <w:jc w:val="left"/>
             </w:pPr>
@@ -991,6 +1941,7 @@
           </w:tcPr>
           <w:p>
             <w:pPr>
+              <w:keepNext w:val="false"/>
               <w:spacing w:after="40" w:before="0"/>
               <w:jc w:val="left"/>
             </w:pPr>
@@ -1050,6 +2001,7 @@
           </w:tcPr>
           <w:p>
             <w:pPr>
+              <w:keepNext/>
               <w:spacing w:after="40" w:before="0"/>
               <w:jc w:val="center"/>
             </w:pPr>
@@ -1084,6 +2036,7 @@
           </w:tcPr>
           <w:p>
             <w:pPr>
+              <w:keepNext/>
               <w:spacing w:after="40" w:before="0"/>
               <w:jc w:val="left"/>
             </w:pPr>
@@ -1121,6 +2074,7 @@
           </w:tcPr>
           <w:p>
             <w:pPr>
+              <w:keepNext w:val="false"/>
               <w:spacing w:after="40" w:before="0"/>
               <w:jc w:val="left"/>
             </w:pPr>
@@ -1180,6 +2134,7 @@
           </w:tcPr>
           <w:p>
             <w:pPr>
+              <w:keepNext/>
               <w:spacing w:after="40" w:before="0"/>
               <w:jc w:val="center"/>
             </w:pPr>
@@ -1214,6 +2169,7 @@
           </w:tcPr>
           <w:p>
             <w:pPr>
+              <w:keepNext/>
               <w:spacing w:after="40" w:before="0"/>
               <w:jc w:val="left"/>
             </w:pPr>
@@ -1251,6 +2207,7 @@
           </w:tcPr>
           <w:p>
             <w:pPr>
+              <w:keepNext w:val="false"/>
               <w:spacing w:after="40" w:before="0"/>
               <w:jc w:val="left"/>
             </w:pPr>
@@ -1310,6 +2267,7 @@
           </w:tcPr>
           <w:p>
             <w:pPr>
+              <w:keepNext/>
               <w:spacing w:after="40" w:before="0"/>
               <w:jc w:val="center"/>
             </w:pPr>
@@ -1344,6 +2302,7 @@
           </w:tcPr>
           <w:p>
             <w:pPr>
+              <w:keepNext/>
               <w:spacing w:after="40" w:before="0"/>
               <w:jc w:val="left"/>
             </w:pPr>
@@ -1381,6 +2340,7 @@
           </w:tcPr>
           <w:p>
             <w:pPr>
+              <w:keepNext w:val="false"/>
               <w:spacing w:after="40" w:before="0"/>
               <w:jc w:val="left"/>
             </w:pPr>
@@ -1444,6 +2404,7 @@
           </w:tcPr>
           <w:p>
             <w:pPr>
+              <w:keepNext w:val="false"/>
               <w:spacing w:after="40" w:before="0"/>
               <w:jc w:val="center"/>
             </w:pPr>
@@ -1478,6 +2439,7 @@
           </w:tcPr>
           <w:p>
             <w:pPr>
+              <w:keepNext w:val="false"/>
               <w:spacing w:after="40" w:before="0"/>
               <w:jc w:val="left"/>
             </w:pPr>
@@ -1510,6 +2472,7 @@
           </w:tcPr>
           <w:p>
             <w:pPr>
+              <w:keepNext w:val="false"/>
               <w:spacing w:after="40" w:before="0"/>
               <w:jc w:val="left"/>
             </w:pPr>
@@ -1542,6 +2505,7 @@
           </w:tcPr>
           <w:p>
             <w:pPr>
+              <w:keepNext w:val="false"/>
               <w:spacing w:after="40" w:before="0"/>
               <w:jc w:val="left"/>
             </w:pPr>
@@ -1574,6 +2538,7 @@
           </w:tcPr>
           <w:p>
             <w:pPr>
+              <w:keepNext w:val="false"/>
               <w:spacing w:after="40" w:before="0"/>
               <w:jc w:val="left"/>
             </w:pPr>
@@ -1608,6 +2573,7 @@
           </w:tcPr>
           <w:p>
             <w:pPr>
+              <w:keepNext w:val="false"/>
               <w:spacing w:after="40" w:before="0"/>
               <w:jc w:val="left"/>
             </w:pPr>
@@ -1640,6 +2606,7 @@
           </w:tcPr>
           <w:p>
             <w:pPr>
+              <w:keepNext w:val="false"/>
               <w:spacing w:after="40" w:before="0"/>
               <w:jc w:val="left"/>
             </w:pPr>
@@ -1672,6 +2639,7 @@
           </w:tcPr>
           <w:p>
             <w:pPr>
+              <w:keepNext w:val="false"/>
               <w:spacing w:after="40" w:before="0"/>
               <w:jc w:val="left"/>
             </w:pPr>
@@ -1704,6 +2672,7 @@
           </w:tcPr>
           <w:p>
             <w:pPr>
+              <w:keepNext w:val="false"/>
               <w:spacing w:after="40" w:before="0"/>
               <w:jc w:val="left"/>
             </w:pPr>
@@ -1738,6 +2707,7 @@
           </w:tcPr>
           <w:p>
             <w:pPr>
+              <w:keepNext w:val="false"/>
               <w:spacing w:after="40" w:before="0"/>
               <w:jc w:val="left"/>
             </w:pPr>
@@ -1770,6 +2740,7 @@
           </w:tcPr>
           <w:p>
             <w:pPr>
+              <w:keepNext w:val="false"/>
               <w:spacing w:after="40" w:before="0"/>
               <w:jc w:val="left"/>
             </w:pPr>
@@ -1802,6 +2773,7 @@
           </w:tcPr>
           <w:p>
             <w:pPr>
+              <w:keepNext w:val="false"/>
               <w:spacing w:after="40" w:before="0"/>
               <w:jc w:val="left"/>
             </w:pPr>
@@ -1834,6 +2806,7 @@
           </w:tcPr>
           <w:p>
             <w:pPr>
+              <w:keepNext w:val="false"/>
               <w:spacing w:after="40" w:before="0"/>
               <w:jc w:val="left"/>
             </w:pPr>
@@ -1868,6 +2841,7 @@
           </w:tcPr>
           <w:p>
             <w:pPr>
+              <w:keepNext w:val="false"/>
               <w:spacing w:after="40" w:before="0"/>
               <w:jc w:val="left"/>
             </w:pPr>
@@ -1900,6 +2874,7 @@
           </w:tcPr>
           <w:p>
             <w:pPr>
+              <w:keepNext w:val="false"/>
               <w:spacing w:after="40" w:before="0"/>
               <w:jc w:val="left"/>
             </w:pPr>
@@ -1932,6 +2907,7 @@
           </w:tcPr>
           <w:p>
             <w:pPr>
+              <w:keepNext w:val="false"/>
               <w:spacing w:after="40" w:before="0"/>
               <w:jc w:val="left"/>
             </w:pPr>
@@ -1964,6 +2940,7 @@
           </w:tcPr>
           <w:p>
             <w:pPr>
+              <w:keepNext w:val="false"/>
               <w:spacing w:after="40" w:before="0"/>
               <w:jc w:val="left"/>
             </w:pPr>
@@ -1998,6 +2975,7 @@
           </w:tcPr>
           <w:p>
             <w:pPr>
+              <w:keepNext w:val="false"/>
               <w:spacing w:after="40" w:before="0"/>
               <w:jc w:val="left"/>
             </w:pPr>
@@ -2030,6 +3008,7 @@
           </w:tcPr>
           <w:p>
             <w:pPr>
+              <w:keepNext w:val="false"/>
               <w:spacing w:after="40" w:before="0"/>
               <w:jc w:val="left"/>
             </w:pPr>
@@ -2062,6 +3041,7 @@
           </w:tcPr>
           <w:p>
             <w:pPr>
+              <w:keepNext w:val="false"/>
               <w:spacing w:after="40" w:before="0"/>
               <w:jc w:val="left"/>
             </w:pPr>
@@ -2094,6 +3074,7 @@
           </w:tcPr>
           <w:p>
             <w:pPr>
+              <w:keepNext w:val="false"/>
               <w:spacing w:after="40" w:before="0"/>
               <w:jc w:val="left"/>
             </w:pPr>
@@ -2128,6 +3109,7 @@
           </w:tcPr>
           <w:p>
             <w:pPr>
+              <w:keepNext w:val="false"/>
               <w:spacing w:after="40" w:before="0"/>
               <w:jc w:val="left"/>
             </w:pPr>
@@ -2160,6 +3142,7 @@
           </w:tcPr>
           <w:p>
             <w:pPr>
+              <w:keepNext w:val="false"/>
               <w:spacing w:after="40" w:before="0"/>
               <w:jc w:val="left"/>
             </w:pPr>
@@ -2192,6 +3175,7 @@
           </w:tcPr>
           <w:p>
             <w:pPr>
+              <w:keepNext w:val="false"/>
               <w:spacing w:after="40" w:before="0"/>
               <w:jc w:val="left"/>
             </w:pPr>
@@ -2224,6 +3208,7 @@
           </w:tcPr>
           <w:p>
             <w:pPr>
+              <w:keepNext w:val="false"/>
               <w:spacing w:after="40" w:before="0"/>
               <w:jc w:val="left"/>
             </w:pPr>
@@ -2362,7 +3347,7 @@
         </w:rPr>
         <w:t xml:space="preserve">© 2026 SeaVuria and ARES. This work is licensed under a </w:t>
       </w:r>
-      <w:hyperlink w:history="1" r:id="rIdjektxwle7mo1wyp_ao9mb">
+      <w:hyperlink w:history="1" r:id="rId_l6gkh-zgog89zd0cfv0z">
         <w:r>
           <w:rPr>
             <w:rFonts w:ascii="Arial" w:cs="Arial" w:eastAsia="Arial" w:hAnsi="Arial"/>
@@ -2382,7 +3367,7 @@
         </w:rPr>
         <w:t xml:space="preserve"> (</w:t>
       </w:r>
-      <w:hyperlink w:history="1" r:id="rIdpuakn8ezccwtmp3jduxhu">
+      <w:hyperlink w:history="1" r:id="rIdrlnpuyswioegiorf-j7h6">
         <w:r>
           <w:rPr>
             <w:rFonts w:ascii="Arial" w:cs="Arial" w:eastAsia="Arial" w:hAnsi="Arial"/>
@@ -2402,7 +3387,7 @@
         </w:rPr>
         <w:t xml:space="preserve">). To view a copy of this license, visit </w:t>
       </w:r>
-      <w:hyperlink w:history="1" r:id="rId7fuumm4jdqlytlnhijtwh">
+      <w:hyperlink w:history="1" r:id="rIddqu8l3labseqyuf6aieoh">
         <w:r>
           <w:rPr>
             <w:rFonts w:ascii="Arial" w:cs="Arial" w:eastAsia="Arial" w:hAnsi="Arial"/>

--- a/data/outputs/v2/Physics/SS2.1_Properties_of_Waves/Physics_Properties_of_Waves_FinalExplanation.docx
+++ b/data/outputs/v2/Physics/SS2.1_Properties_of_Waves/Physics_Properties_of_Waves_FinalExplanation.docx
@@ -3347,7 +3347,7 @@
         </w:rPr>
         <w:t xml:space="preserve">© 2026 SeaVuria and ARES. This work is licensed under a </w:t>
       </w:r>
-      <w:hyperlink w:history="1" r:id="rId_l6gkh-zgog89zd0cfv0z">
+      <w:hyperlink w:history="1" r:id="rIdlrcqxpfrl2b3flcpx6dep">
         <w:r>
           <w:rPr>
             <w:rFonts w:ascii="Arial" w:cs="Arial" w:eastAsia="Arial" w:hAnsi="Arial"/>
@@ -3367,7 +3367,7 @@
         </w:rPr>
         <w:t xml:space="preserve"> (</w:t>
       </w:r>
-      <w:hyperlink w:history="1" r:id="rIdrlnpuyswioegiorf-j7h6">
+      <w:hyperlink w:history="1" r:id="rId0uuoakmro7mn5zpxcigw_">
         <w:r>
           <w:rPr>
             <w:rFonts w:ascii="Arial" w:cs="Arial" w:eastAsia="Arial" w:hAnsi="Arial"/>
@@ -3387,7 +3387,7 @@
         </w:rPr>
         <w:t xml:space="preserve">). To view a copy of this license, visit </w:t>
       </w:r>
-      <w:hyperlink w:history="1" r:id="rIddqu8l3labseqyuf6aieoh">
+      <w:hyperlink w:history="1" r:id="rIdznkb6qkd_mghl4romdhbl">
         <w:r>
           <w:rPr>
             <w:rFonts w:ascii="Arial" w:cs="Arial" w:eastAsia="Arial" w:hAnsi="Arial"/>
